--- a/1150080143_QuanlyDACNPM_Lab7.docx
+++ b/1150080143_QuanlyDACNPM_Lab7.docx
@@ -187,59 +187,6 @@
         <w:t>ÁN</w:t>
       </w:r>
     </w:p>
-    <w:p>
-      <w:pPr>
-        <w:spacing w:after="0" w:line="360" w:lineRule="auto"/>
-        <w:rPr>
-          <w:rFonts w:asciiTheme="majorHAnsi" w:hAnsiTheme="majorHAnsi" w:cstheme="majorHAnsi"/>
-          <w:b/>
-          <w:sz w:val="28"/>
-          <w:szCs w:val="28"/>
-        </w:rPr>
-      </w:pPr>
-      <w:r>
-        <w:rPr>
-          <w:rFonts w:asciiTheme="majorHAnsi" w:hAnsiTheme="majorHAnsi" w:cstheme="majorHAnsi"/>
-          <w:b/>
-          <w:smallCaps/>
-          <w:sz w:val="28"/>
-          <w:szCs w:val="28"/>
-        </w:rPr>
-        <w:t>1.</w:t>
-      </w:r>
-      <w:r>
-        <w:rPr>
-          <w:rFonts w:asciiTheme="majorHAnsi" w:hAnsiTheme="majorHAnsi" w:cstheme="majorHAnsi"/>
-          <w:b/>
-          <w:smallCaps/>
-          <w:spacing w:val="-8"/>
-          <w:sz w:val="28"/>
-          <w:szCs w:val="28"/>
-        </w:rPr>
-        <w:t xml:space="preserve"> </w:t>
-      </w:r>
-      <w:r>
-        <w:rPr>
-          <w:rFonts w:asciiTheme="majorHAnsi" w:hAnsiTheme="majorHAnsi" w:cstheme="majorHAnsi"/>
-          <w:b/>
-          <w:smallCaps/>
-          <w:spacing w:val="-9"/>
-          <w:sz w:val="28"/>
-          <w:szCs w:val="28"/>
-        </w:rPr>
-        <w:t xml:space="preserve"> </w:t>
-      </w:r>
-      <w:r>
-        <w:rPr>
-          <w:rFonts w:asciiTheme="majorHAnsi" w:hAnsiTheme="majorHAnsi" w:cstheme="majorHAnsi"/>
-          <w:b/>
-          <w:smallCaps/>
-          <w:sz w:val="28"/>
-          <w:szCs w:val="28"/>
-        </w:rPr>
-        <w:t>HIẾN CHƯƠNG DỰ ÁN</w:t>
-      </w:r>
-    </w:p>
     <w:tbl>
       <w:tblPr>
         <w:tblStyle w:val="TableGrid"/>
@@ -262,7 +209,6 @@
                 <w:tab w:val="left" w:pos="924"/>
               </w:tabs>
               <w:spacing w:line="360" w:lineRule="auto"/>
-              <w:jc w:val="center"/>
               <w:rPr>
                 <w:rFonts w:asciiTheme="majorHAnsi" w:hAnsiTheme="majorHAnsi" w:cstheme="majorHAnsi"/>
                 <w:b/>
@@ -634,6 +580,726 @@
         </w:rPr>
       </w:pPr>
     </w:p>
+    <w:tbl>
+      <w:tblPr>
+        <w:tblStyle w:val="TableGrid"/>
+        <w:tblW w:w="0" w:type="auto"/>
+        <w:tblLook w:val="04A0" w:firstRow="1" w:lastRow="0" w:firstColumn="1" w:lastColumn="0" w:noHBand="0" w:noVBand="1"/>
+      </w:tblPr>
+      <w:tblGrid>
+        <w:gridCol w:w="9016"/>
+      </w:tblGrid>
+      <w:tr>
+        <w:tc>
+          <w:tcPr>
+            <w:tcW w:w="9016" w:type="dxa"/>
+          </w:tcPr>
+          <w:p>
+            <w:pPr>
+              <w:spacing w:line="360" w:lineRule="auto"/>
+              <w:rPr>
+                <w:rFonts w:asciiTheme="majorHAnsi" w:hAnsiTheme="majorHAnsi" w:cstheme="majorHAnsi"/>
+                <w:b/>
+                <w:bCs/>
+                <w:sz w:val="28"/>
+                <w:szCs w:val="28"/>
+              </w:rPr>
+            </w:pPr>
+            <w:r>
+              <w:rPr>
+                <w:rFonts w:asciiTheme="majorHAnsi" w:hAnsiTheme="majorHAnsi" w:cstheme="majorHAnsi"/>
+                <w:b/>
+                <w:bCs/>
+                <w:sz w:val="28"/>
+                <w:szCs w:val="28"/>
+              </w:rPr>
+              <w:t>2.</w:t>
+            </w:r>
+            <w:r>
+              <w:rPr>
+                <w:rFonts w:asciiTheme="majorHAnsi" w:hAnsiTheme="majorHAnsi" w:cstheme="majorHAnsi"/>
+                <w:b/>
+                <w:bCs/>
+                <w:sz w:val="28"/>
+                <w:szCs w:val="28"/>
+              </w:rPr>
+              <w:t>0</w:t>
+            </w:r>
+            <w:r>
+              <w:rPr>
+                <w:rFonts w:asciiTheme="majorHAnsi" w:hAnsiTheme="majorHAnsi" w:cstheme="majorHAnsi"/>
+                <w:b/>
+                <w:bCs/>
+                <w:sz w:val="28"/>
+                <w:szCs w:val="28"/>
+              </w:rPr>
+              <w:t xml:space="preserve"> </w:t>
+            </w:r>
+            <w:r>
+              <w:rPr>
+                <w:rFonts w:asciiTheme="majorHAnsi" w:hAnsiTheme="majorHAnsi" w:cstheme="majorHAnsi"/>
+                <w:b/>
+                <w:bCs/>
+                <w:sz w:val="28"/>
+                <w:szCs w:val="28"/>
+              </w:rPr>
+              <w:t>LÝ DO KINH DOANH CỦA DỰ ÁN</w:t>
+            </w:r>
+          </w:p>
+        </w:tc>
+      </w:tr>
+      <w:tr>
+        <w:tc>
+          <w:tcPr>
+            <w:tcW w:w="9016" w:type="dxa"/>
+          </w:tcPr>
+          <w:p>
+            <w:pPr>
+              <w:pStyle w:val="ListParagraph"/>
+              <w:numPr>
+                <w:ilvl w:val="0"/>
+                <w:numId w:val="28"/>
+              </w:numPr>
+              <w:spacing w:line="360" w:lineRule="auto"/>
+              <w:ind w:left="454"/>
+              <w:rPr>
+                <w:rFonts w:asciiTheme="majorHAnsi" w:hAnsiTheme="majorHAnsi" w:cstheme="majorHAnsi"/>
+                <w:sz w:val="28"/>
+                <w:szCs w:val="28"/>
+              </w:rPr>
+            </w:pPr>
+            <w:r>
+              <w:rPr>
+                <w:rFonts w:asciiTheme="majorHAnsi" w:hAnsiTheme="majorHAnsi" w:cstheme="majorHAnsi"/>
+                <w:sz w:val="28"/>
+                <w:szCs w:val="28"/>
+              </w:rPr>
+              <w:t>Nâng cao trải nghiệm của bệnh nhân bằng cách cung cấp phương thức đặt lịch hẹn thuận tiện, không cần phải đến trực tiếp bệnh viện.</w:t>
+            </w:r>
+          </w:p>
+          <w:p>
+            <w:pPr>
+              <w:pStyle w:val="ListParagraph"/>
+              <w:numPr>
+                <w:ilvl w:val="0"/>
+                <w:numId w:val="28"/>
+              </w:numPr>
+              <w:spacing w:line="360" w:lineRule="auto"/>
+              <w:ind w:left="454"/>
+              <w:rPr>
+                <w:rFonts w:asciiTheme="majorHAnsi" w:hAnsiTheme="majorHAnsi" w:cstheme="majorHAnsi"/>
+                <w:sz w:val="28"/>
+                <w:szCs w:val="28"/>
+              </w:rPr>
+            </w:pPr>
+            <w:r>
+              <w:rPr>
+                <w:rFonts w:asciiTheme="majorHAnsi" w:hAnsiTheme="majorHAnsi" w:cstheme="majorHAnsi"/>
+                <w:sz w:val="28"/>
+                <w:szCs w:val="28"/>
+              </w:rPr>
+              <w:t>Cải thiện quy trình quản lý lịch hẹn của bệnh viện, giảm tải công việc hành chính thủ công.</w:t>
+            </w:r>
+          </w:p>
+          <w:p>
+            <w:pPr>
+              <w:pStyle w:val="ListParagraph"/>
+              <w:numPr>
+                <w:ilvl w:val="0"/>
+                <w:numId w:val="28"/>
+              </w:numPr>
+              <w:spacing w:line="360" w:lineRule="auto"/>
+              <w:ind w:left="454"/>
+              <w:rPr>
+                <w:rFonts w:asciiTheme="majorHAnsi" w:hAnsiTheme="majorHAnsi" w:cstheme="majorHAnsi"/>
+                <w:sz w:val="28"/>
+                <w:szCs w:val="28"/>
+              </w:rPr>
+            </w:pPr>
+            <w:r>
+              <w:rPr>
+                <w:rFonts w:asciiTheme="majorHAnsi" w:hAnsiTheme="majorHAnsi" w:cstheme="majorHAnsi"/>
+                <w:sz w:val="28"/>
+                <w:szCs w:val="28"/>
+              </w:rPr>
+              <w:t>Cho phép bác sĩ quản lý lịch làm việc và bệnh án điện tử một cách hiệu quả.</w:t>
+            </w:r>
+          </w:p>
+          <w:p>
+            <w:pPr>
+              <w:pStyle w:val="ListParagraph"/>
+              <w:numPr>
+                <w:ilvl w:val="0"/>
+                <w:numId w:val="28"/>
+              </w:numPr>
+              <w:spacing w:line="360" w:lineRule="auto"/>
+              <w:ind w:left="454"/>
+              <w:rPr>
+                <w:rFonts w:asciiTheme="majorHAnsi" w:hAnsiTheme="majorHAnsi" w:cstheme="majorHAnsi"/>
+                <w:sz w:val="28"/>
+                <w:szCs w:val="28"/>
+              </w:rPr>
+            </w:pPr>
+            <w:r>
+              <w:rPr>
+                <w:rFonts w:asciiTheme="majorHAnsi" w:hAnsiTheme="majorHAnsi" w:cstheme="majorHAnsi"/>
+                <w:sz w:val="28"/>
+                <w:szCs w:val="28"/>
+              </w:rPr>
+              <w:t>Cung cấp cho admin công cụ để quản lý người dùng, chuyên khoa, và bác sĩ trong hệ thống.</w:t>
+            </w:r>
+          </w:p>
+        </w:tc>
+      </w:tr>
+    </w:tbl>
+    <w:p>
+      <w:pPr>
+        <w:spacing w:after="0" w:line="360" w:lineRule="auto"/>
+        <w:rPr>
+          <w:rFonts w:asciiTheme="majorHAnsi" w:hAnsiTheme="majorHAnsi" w:cstheme="majorHAnsi"/>
+          <w:sz w:val="28"/>
+          <w:szCs w:val="28"/>
+          <w:lang w:val="en-US"/>
+        </w:rPr>
+      </w:pPr>
+    </w:p>
+    <w:tbl>
+      <w:tblPr>
+        <w:tblStyle w:val="TableGrid"/>
+        <w:tblW w:w="0" w:type="auto"/>
+        <w:tblLook w:val="04A0" w:firstRow="1" w:lastRow="0" w:firstColumn="1" w:lastColumn="0" w:noHBand="0" w:noVBand="1"/>
+      </w:tblPr>
+      <w:tblGrid>
+        <w:gridCol w:w="9016"/>
+      </w:tblGrid>
+      <w:tr>
+        <w:tc>
+          <w:tcPr>
+            <w:tcW w:w="9016" w:type="dxa"/>
+          </w:tcPr>
+          <w:p>
+            <w:pPr>
+              <w:spacing w:line="360" w:lineRule="auto"/>
+              <w:rPr>
+                <w:rFonts w:asciiTheme="majorHAnsi" w:hAnsiTheme="majorHAnsi" w:cstheme="majorHAnsi"/>
+                <w:b/>
+                <w:bCs/>
+                <w:sz w:val="28"/>
+                <w:szCs w:val="28"/>
+                <w:lang w:val="en-US"/>
+              </w:rPr>
+            </w:pPr>
+            <w:r>
+              <w:rPr>
+                <w:rFonts w:asciiTheme="majorHAnsi" w:hAnsiTheme="majorHAnsi" w:cstheme="majorHAnsi"/>
+                <w:b/>
+                <w:bCs/>
+                <w:sz w:val="28"/>
+                <w:szCs w:val="28"/>
+              </w:rPr>
+              <w:lastRenderedPageBreak/>
+              <w:t>3</w:t>
+            </w:r>
+            <w:r>
+              <w:rPr>
+                <w:rFonts w:asciiTheme="majorHAnsi" w:hAnsiTheme="majorHAnsi" w:cstheme="majorHAnsi"/>
+                <w:b/>
+                <w:bCs/>
+                <w:sz w:val="28"/>
+                <w:szCs w:val="28"/>
+              </w:rPr>
+              <w:t>.</w:t>
+            </w:r>
+            <w:r>
+              <w:rPr>
+                <w:rFonts w:asciiTheme="majorHAnsi" w:hAnsiTheme="majorHAnsi" w:cstheme="majorHAnsi"/>
+                <w:b/>
+                <w:bCs/>
+                <w:sz w:val="28"/>
+                <w:szCs w:val="28"/>
+                <w:lang w:val="en-US"/>
+              </w:rPr>
+              <w:t>0</w:t>
+            </w:r>
+            <w:r>
+              <w:rPr>
+                <w:rFonts w:asciiTheme="majorHAnsi" w:hAnsiTheme="majorHAnsi" w:cstheme="majorHAnsi"/>
+                <w:b/>
+                <w:bCs/>
+                <w:sz w:val="28"/>
+                <w:szCs w:val="28"/>
+              </w:rPr>
+              <w:t xml:space="preserve"> </w:t>
+            </w:r>
+            <w:r>
+              <w:rPr>
+                <w:rFonts w:asciiTheme="majorHAnsi" w:hAnsiTheme="majorHAnsi" w:cstheme="majorHAnsi"/>
+                <w:b/>
+                <w:bCs/>
+                <w:sz w:val="28"/>
+                <w:szCs w:val="28"/>
+              </w:rPr>
+              <w:t>MỤC TIÊU DỰ ÁN</w:t>
+            </w:r>
+          </w:p>
+        </w:tc>
+      </w:tr>
+      <w:tr>
+        <w:tc>
+          <w:tcPr>
+            <w:tcW w:w="9016" w:type="dxa"/>
+          </w:tcPr>
+          <w:p>
+            <w:pPr>
+              <w:pStyle w:val="ListParagraph"/>
+              <w:numPr>
+                <w:ilvl w:val="0"/>
+                <w:numId w:val="30"/>
+              </w:numPr>
+              <w:spacing w:line="360" w:lineRule="auto"/>
+              <w:ind w:left="454"/>
+              <w:rPr>
+                <w:rFonts w:asciiTheme="majorHAnsi" w:hAnsiTheme="majorHAnsi" w:cstheme="majorHAnsi"/>
+                <w:sz w:val="28"/>
+                <w:szCs w:val="28"/>
+              </w:rPr>
+            </w:pPr>
+            <w:r>
+              <w:rPr>
+                <w:rFonts w:asciiTheme="majorHAnsi" w:hAnsiTheme="majorHAnsi" w:cstheme="majorHAnsi"/>
+                <w:sz w:val="28"/>
+                <w:szCs w:val="28"/>
+              </w:rPr>
+              <w:t>Xây dựng hệ thống backend hoàn chỉnh bằng Spring Boot cho phép quản lý người dùng (sinh viên, giảng viên, admin), hoạt động, và đăng ký.</w:t>
+            </w:r>
+          </w:p>
+          <w:p>
+            <w:pPr>
+              <w:pStyle w:val="ListParagraph"/>
+              <w:numPr>
+                <w:ilvl w:val="0"/>
+                <w:numId w:val="30"/>
+              </w:numPr>
+              <w:spacing w:line="360" w:lineRule="auto"/>
+              <w:ind w:left="454"/>
+              <w:rPr>
+                <w:rFonts w:asciiTheme="majorHAnsi" w:hAnsiTheme="majorHAnsi" w:cstheme="majorHAnsi"/>
+                <w:sz w:val="28"/>
+                <w:szCs w:val="28"/>
+              </w:rPr>
+            </w:pPr>
+            <w:r>
+              <w:rPr>
+                <w:rFonts w:asciiTheme="majorHAnsi" w:hAnsiTheme="majorHAnsi" w:cstheme="majorHAnsi"/>
+                <w:sz w:val="28"/>
+                <w:szCs w:val="28"/>
+              </w:rPr>
+              <w:t>Triển khai hệ thống xác thực và phân quyền dựa trên vai trò (Role-based) sử dụng JWT (JSON Web Token).</w:t>
+            </w:r>
+          </w:p>
+          <w:p>
+            <w:pPr>
+              <w:pStyle w:val="ListParagraph"/>
+              <w:numPr>
+                <w:ilvl w:val="0"/>
+                <w:numId w:val="30"/>
+              </w:numPr>
+              <w:spacing w:line="360" w:lineRule="auto"/>
+              <w:ind w:left="454"/>
+              <w:rPr>
+                <w:rFonts w:asciiTheme="majorHAnsi" w:hAnsiTheme="majorHAnsi" w:cstheme="majorHAnsi"/>
+                <w:sz w:val="28"/>
+                <w:szCs w:val="28"/>
+              </w:rPr>
+            </w:pPr>
+            <w:r>
+              <w:rPr>
+                <w:rFonts w:asciiTheme="majorHAnsi" w:hAnsiTheme="majorHAnsi" w:cstheme="majorHAnsi"/>
+                <w:sz w:val="28"/>
+                <w:szCs w:val="28"/>
+              </w:rPr>
+              <w:t>Cho phép sinh viên đăng ký/hủy đăng ký tham gia các hoạt động.</w:t>
+            </w:r>
+          </w:p>
+          <w:p>
+            <w:pPr>
+              <w:pStyle w:val="ListParagraph"/>
+              <w:numPr>
+                <w:ilvl w:val="0"/>
+                <w:numId w:val="30"/>
+              </w:numPr>
+              <w:spacing w:line="360" w:lineRule="auto"/>
+              <w:ind w:left="454"/>
+              <w:rPr>
+                <w:rFonts w:asciiTheme="majorHAnsi" w:hAnsiTheme="majorHAnsi" w:cstheme="majorHAnsi"/>
+                <w:sz w:val="28"/>
+                <w:szCs w:val="28"/>
+              </w:rPr>
+            </w:pPr>
+            <w:r>
+              <w:rPr>
+                <w:rFonts w:asciiTheme="majorHAnsi" w:hAnsiTheme="majorHAnsi" w:cstheme="majorHAnsi"/>
+                <w:sz w:val="28"/>
+                <w:szCs w:val="28"/>
+              </w:rPr>
+              <w:t>Cho phép giảng viên hoặc quản trị viên tạo, cập nhật, xóa và công bố các hoạt động.</w:t>
+            </w:r>
+          </w:p>
+          <w:p>
+            <w:pPr>
+              <w:pStyle w:val="ListParagraph"/>
+              <w:numPr>
+                <w:ilvl w:val="0"/>
+                <w:numId w:val="30"/>
+              </w:numPr>
+              <w:spacing w:line="360" w:lineRule="auto"/>
+              <w:ind w:left="454"/>
+              <w:rPr>
+                <w:rFonts w:asciiTheme="majorHAnsi" w:hAnsiTheme="majorHAnsi" w:cstheme="majorHAnsi"/>
+                <w:sz w:val="28"/>
+                <w:szCs w:val="28"/>
+              </w:rPr>
+            </w:pPr>
+            <w:r>
+              <w:rPr>
+                <w:rFonts w:asciiTheme="majorHAnsi" w:hAnsiTheme="majorHAnsi" w:cstheme="majorHAnsi"/>
+                <w:sz w:val="28"/>
+                <w:szCs w:val="28"/>
+              </w:rPr>
+              <w:t>Cung cấp chức năng điểm danh (theo từng sinh viên hoặc hàng loạt) cho các hoạt động.</w:t>
+            </w:r>
+          </w:p>
+          <w:p>
+            <w:pPr>
+              <w:pStyle w:val="ListParagraph"/>
+              <w:numPr>
+                <w:ilvl w:val="0"/>
+                <w:numId w:val="30"/>
+              </w:numPr>
+              <w:spacing w:line="360" w:lineRule="auto"/>
+              <w:ind w:left="454"/>
+              <w:rPr>
+                <w:rFonts w:asciiTheme="majorHAnsi" w:hAnsiTheme="majorHAnsi" w:cstheme="majorHAnsi"/>
+                <w:sz w:val="28"/>
+                <w:szCs w:val="28"/>
+              </w:rPr>
+            </w:pPr>
+            <w:r>
+              <w:rPr>
+                <w:rFonts w:asciiTheme="majorHAnsi" w:hAnsiTheme="majorHAnsi" w:cstheme="majorHAnsi"/>
+                <w:sz w:val="28"/>
+                <w:szCs w:val="28"/>
+              </w:rPr>
+              <w:t>Tích hợp dịch vụ gửi email để xác thực tài khoản sau khi đăng ký.</w:t>
+            </w:r>
+          </w:p>
+          <w:p>
+            <w:pPr>
+              <w:pStyle w:val="ListParagraph"/>
+              <w:numPr>
+                <w:ilvl w:val="0"/>
+                <w:numId w:val="30"/>
+              </w:numPr>
+              <w:spacing w:line="360" w:lineRule="auto"/>
+              <w:ind w:left="454"/>
+              <w:rPr>
+                <w:rFonts w:asciiTheme="majorHAnsi" w:hAnsiTheme="majorHAnsi" w:cstheme="majorHAnsi"/>
+                <w:sz w:val="28"/>
+                <w:szCs w:val="28"/>
+              </w:rPr>
+            </w:pPr>
+            <w:r>
+              <w:rPr>
+                <w:rFonts w:asciiTheme="majorHAnsi" w:hAnsiTheme="majorHAnsi" w:cstheme="majorHAnsi"/>
+                <w:sz w:val="28"/>
+                <w:szCs w:val="28"/>
+              </w:rPr>
+              <w:t>Cung cấp một giao diện web (dựa trên Thymeleaf) cho các vai trò quản trị (Admin) và bác sĩ để quản lý hệ thống.</w:t>
+            </w:r>
+          </w:p>
+          <w:p>
+            <w:pPr>
+              <w:pStyle w:val="ListParagraph"/>
+              <w:numPr>
+                <w:ilvl w:val="0"/>
+                <w:numId w:val="30"/>
+              </w:numPr>
+              <w:spacing w:line="360" w:lineRule="auto"/>
+              <w:ind w:left="454"/>
+              <w:rPr>
+                <w:rFonts w:asciiTheme="majorHAnsi" w:hAnsiTheme="majorHAnsi" w:cstheme="majorHAnsi"/>
+                <w:sz w:val="28"/>
+                <w:szCs w:val="28"/>
+              </w:rPr>
+            </w:pPr>
+            <w:r>
+              <w:rPr>
+                <w:rFonts w:asciiTheme="majorHAnsi" w:hAnsiTheme="majorHAnsi" w:cstheme="majorHAnsi"/>
+                <w:sz w:val="28"/>
+                <w:szCs w:val="28"/>
+              </w:rPr>
+              <w:t>Phát triển các API công khai cho phép ứng dụng di động (Frontend) tương tác để tìm kiếm bác sĩ và đặt lịch.</w:t>
+            </w:r>
+          </w:p>
+        </w:tc>
+      </w:tr>
+    </w:tbl>
+    <w:p>
+      <w:pPr>
+        <w:spacing w:after="0" w:line="360" w:lineRule="auto"/>
+        <w:rPr>
+          <w:rFonts w:asciiTheme="majorHAnsi" w:hAnsiTheme="majorHAnsi" w:cstheme="majorHAnsi"/>
+          <w:sz w:val="28"/>
+          <w:szCs w:val="28"/>
+          <w:lang w:val="en-US"/>
+        </w:rPr>
+      </w:pPr>
+    </w:p>
+    <w:tbl>
+      <w:tblPr>
+        <w:tblStyle w:val="TableGrid"/>
+        <w:tblW w:w="0" w:type="auto"/>
+        <w:tblLook w:val="04A0" w:firstRow="1" w:lastRow="0" w:firstColumn="1" w:lastColumn="0" w:noHBand="0" w:noVBand="1"/>
+      </w:tblPr>
+      <w:tblGrid>
+        <w:gridCol w:w="9016"/>
+      </w:tblGrid>
+      <w:tr>
+        <w:tc>
+          <w:tcPr>
+            <w:tcW w:w="9016" w:type="dxa"/>
+          </w:tcPr>
+          <w:p>
+            <w:pPr>
+              <w:spacing w:line="360" w:lineRule="auto"/>
+              <w:rPr>
+                <w:rFonts w:asciiTheme="majorHAnsi" w:hAnsiTheme="majorHAnsi" w:cstheme="majorHAnsi"/>
+                <w:b/>
+                <w:bCs/>
+                <w:sz w:val="28"/>
+                <w:szCs w:val="28"/>
+                <w:lang w:val="en-US"/>
+              </w:rPr>
+            </w:pPr>
+            <w:r>
+              <w:rPr>
+                <w:rFonts w:asciiTheme="majorHAnsi" w:hAnsiTheme="majorHAnsi" w:cstheme="majorHAnsi"/>
+                <w:b/>
+                <w:bCs/>
+                <w:sz w:val="28"/>
+                <w:szCs w:val="28"/>
+              </w:rPr>
+              <w:t>4</w:t>
+            </w:r>
+            <w:r>
+              <w:rPr>
+                <w:rFonts w:asciiTheme="majorHAnsi" w:hAnsiTheme="majorHAnsi" w:cstheme="majorHAnsi"/>
+                <w:b/>
+                <w:bCs/>
+                <w:sz w:val="28"/>
+                <w:szCs w:val="28"/>
+              </w:rPr>
+              <w:t>.</w:t>
+            </w:r>
+            <w:r>
+              <w:rPr>
+                <w:rFonts w:asciiTheme="majorHAnsi" w:hAnsiTheme="majorHAnsi" w:cstheme="majorHAnsi"/>
+                <w:b/>
+                <w:bCs/>
+                <w:sz w:val="28"/>
+                <w:szCs w:val="28"/>
+                <w:lang w:val="en-US"/>
+              </w:rPr>
+              <w:t>0</w:t>
+            </w:r>
+            <w:r>
+              <w:rPr>
+                <w:rFonts w:asciiTheme="majorHAnsi" w:hAnsiTheme="majorHAnsi" w:cstheme="majorHAnsi"/>
+                <w:b/>
+                <w:bCs/>
+                <w:sz w:val="28"/>
+                <w:szCs w:val="28"/>
+              </w:rPr>
+              <w:t xml:space="preserve"> </w:t>
+            </w:r>
+            <w:r>
+              <w:rPr>
+                <w:rFonts w:asciiTheme="majorHAnsi" w:hAnsiTheme="majorHAnsi" w:cstheme="majorHAnsi"/>
+                <w:b/>
+                <w:bCs/>
+                <w:sz w:val="28"/>
+                <w:szCs w:val="28"/>
+              </w:rPr>
+              <w:t>PHẠM VI DỰ ÁN</w:t>
+            </w:r>
+          </w:p>
+        </w:tc>
+      </w:tr>
+      <w:tr>
+        <w:tc>
+          <w:tcPr>
+            <w:tcW w:w="9016" w:type="dxa"/>
+          </w:tcPr>
+          <w:p>
+            <w:pPr>
+              <w:pStyle w:val="ListParagraph"/>
+              <w:numPr>
+                <w:ilvl w:val="0"/>
+                <w:numId w:val="31"/>
+              </w:numPr>
+              <w:spacing w:line="360" w:lineRule="auto"/>
+              <w:ind w:left="454"/>
+              <w:rPr>
+                <w:rFonts w:asciiTheme="majorHAnsi" w:hAnsiTheme="majorHAnsi" w:cstheme="majorHAnsi"/>
+                <w:sz w:val="28"/>
+                <w:szCs w:val="28"/>
+              </w:rPr>
+            </w:pPr>
+            <w:r>
+              <w:rPr>
+                <w:rFonts w:asciiTheme="majorHAnsi" w:hAnsiTheme="majorHAnsi" w:cstheme="majorHAnsi"/>
+                <w:sz w:val="28"/>
+                <w:szCs w:val="28"/>
+              </w:rPr>
+              <w:t>API để đăng ký, đăng nhập và xác thực tài khoản.</w:t>
+            </w:r>
+          </w:p>
+          <w:p>
+            <w:pPr>
+              <w:pStyle w:val="ListParagraph"/>
+              <w:numPr>
+                <w:ilvl w:val="0"/>
+                <w:numId w:val="31"/>
+              </w:numPr>
+              <w:spacing w:line="360" w:lineRule="auto"/>
+              <w:ind w:left="454"/>
+              <w:rPr>
+                <w:rFonts w:asciiTheme="majorHAnsi" w:hAnsiTheme="majorHAnsi" w:cstheme="majorHAnsi"/>
+                <w:sz w:val="28"/>
+                <w:szCs w:val="28"/>
+              </w:rPr>
+            </w:pPr>
+            <w:r>
+              <w:rPr>
+                <w:rFonts w:asciiTheme="majorHAnsi" w:hAnsiTheme="majorHAnsi" w:cstheme="majorHAnsi"/>
+                <w:sz w:val="28"/>
+                <w:szCs w:val="28"/>
+              </w:rPr>
+              <w:t>Quản lý người dùng: xem danh sách, cập nhật vai trò, khóa/mở khóa tài khoản (cho admin).</w:t>
+            </w:r>
+          </w:p>
+          <w:p>
+            <w:pPr>
+              <w:pStyle w:val="ListParagraph"/>
+              <w:numPr>
+                <w:ilvl w:val="0"/>
+                <w:numId w:val="31"/>
+              </w:numPr>
+              <w:spacing w:line="360" w:lineRule="auto"/>
+              <w:ind w:left="454"/>
+              <w:rPr>
+                <w:rFonts w:asciiTheme="majorHAnsi" w:hAnsiTheme="majorHAnsi" w:cstheme="majorHAnsi"/>
+                <w:sz w:val="28"/>
+                <w:szCs w:val="28"/>
+              </w:rPr>
+            </w:pPr>
+            <w:r>
+              <w:rPr>
+                <w:rFonts w:asciiTheme="majorHAnsi" w:hAnsiTheme="majorHAnsi" w:cstheme="majorHAnsi"/>
+                <w:sz w:val="28"/>
+                <w:szCs w:val="28"/>
+              </w:rPr>
+              <w:t>Quản lý chuyên khoa và bác sĩ: tạo, sửa, xóa chuyên khoa; tạo hồ sơ bác sĩ và gán chuyên khoa.</w:t>
+            </w:r>
+          </w:p>
+          <w:p>
+            <w:pPr>
+              <w:pStyle w:val="ListParagraph"/>
+              <w:numPr>
+                <w:ilvl w:val="0"/>
+                <w:numId w:val="31"/>
+              </w:numPr>
+              <w:spacing w:line="360" w:lineRule="auto"/>
+              <w:ind w:left="454"/>
+              <w:rPr>
+                <w:rFonts w:asciiTheme="majorHAnsi" w:hAnsiTheme="majorHAnsi" w:cstheme="majorHAnsi"/>
+                <w:sz w:val="28"/>
+                <w:szCs w:val="28"/>
+              </w:rPr>
+            </w:pPr>
+            <w:r>
+              <w:rPr>
+                <w:rFonts w:asciiTheme="majorHAnsi" w:hAnsiTheme="majorHAnsi" w:cstheme="majorHAnsi"/>
+                <w:sz w:val="28"/>
+                <w:szCs w:val="28"/>
+              </w:rPr>
+              <w:t>Quản lý lịch hẹn: tạo, sửa, hủy lịch hẹn (bệnh nhân) và xem lịch hẹn (bác sĩ).</w:t>
+            </w:r>
+          </w:p>
+          <w:p>
+            <w:pPr>
+              <w:pStyle w:val="ListParagraph"/>
+              <w:numPr>
+                <w:ilvl w:val="0"/>
+                <w:numId w:val="31"/>
+              </w:numPr>
+              <w:spacing w:line="360" w:lineRule="auto"/>
+              <w:ind w:left="454"/>
+              <w:rPr>
+                <w:rFonts w:asciiTheme="majorHAnsi" w:hAnsiTheme="majorHAnsi" w:cstheme="majorHAnsi"/>
+                <w:sz w:val="28"/>
+                <w:szCs w:val="28"/>
+              </w:rPr>
+            </w:pPr>
+            <w:r>
+              <w:rPr>
+                <w:rFonts w:asciiTheme="majorHAnsi" w:hAnsiTheme="majorHAnsi" w:cstheme="majorHAnsi"/>
+                <w:sz w:val="28"/>
+                <w:szCs w:val="28"/>
+              </w:rPr>
+              <w:t>Quản lý hồ sơ bệnh án: tạo bệnh án sau khi khám.</w:t>
+            </w:r>
+          </w:p>
+          <w:p>
+            <w:pPr>
+              <w:pStyle w:val="ListParagraph"/>
+              <w:numPr>
+                <w:ilvl w:val="0"/>
+                <w:numId w:val="31"/>
+              </w:numPr>
+              <w:spacing w:line="360" w:lineRule="auto"/>
+              <w:ind w:left="454"/>
+              <w:rPr>
+                <w:rFonts w:asciiTheme="majorHAnsi" w:hAnsiTheme="majorHAnsi" w:cstheme="majorHAnsi"/>
+                <w:sz w:val="28"/>
+                <w:szCs w:val="28"/>
+              </w:rPr>
+            </w:pPr>
+            <w:r>
+              <w:rPr>
+                <w:rFonts w:asciiTheme="majorHAnsi" w:hAnsiTheme="majorHAnsi" w:cstheme="majorHAnsi"/>
+                <w:sz w:val="28"/>
+                <w:szCs w:val="28"/>
+              </w:rPr>
+              <w:t>Hỗ trợ đa nền tảng (Frontend độc lập).</w:t>
+            </w:r>
+          </w:p>
+        </w:tc>
+      </w:tr>
+    </w:tbl>
+    <w:p>
+      <w:pPr>
+        <w:spacing w:after="0" w:line="360" w:lineRule="auto"/>
+        <w:rPr>
+          <w:rFonts w:asciiTheme="majorHAnsi" w:hAnsiTheme="majorHAnsi" w:cstheme="majorHAnsi"/>
+          <w:b/>
+          <w:bCs/>
+          <w:sz w:val="28"/>
+          <w:szCs w:val="28"/>
+          <w:lang w:val="en-US"/>
+        </w:rPr>
+      </w:pPr>
+    </w:p>
     <w:p>
       <w:pPr>
         <w:spacing w:after="0" w:line="360" w:lineRule="auto"/>
@@ -645,742 +1311,6 @@
           <w:szCs w:val="28"/>
         </w:rPr>
       </w:pPr>
-      <w:r>
-        <w:rPr>
-          <w:rFonts w:asciiTheme="majorHAnsi" w:hAnsiTheme="majorHAnsi" w:cstheme="majorHAnsi"/>
-          <w:b/>
-          <w:bCs/>
-          <w:sz w:val="28"/>
-          <w:szCs w:val="28"/>
-        </w:rPr>
-        <w:t>2.</w:t>
-      </w:r>
-      <w:r>
-        <w:rPr>
-          <w:rFonts w:asciiTheme="majorHAnsi" w:hAnsiTheme="majorHAnsi" w:cstheme="majorHAnsi"/>
-          <w:b/>
-          <w:bCs/>
-          <w:sz w:val="28"/>
-          <w:szCs w:val="28"/>
-        </w:rPr>
-        <w:t xml:space="preserve"> </w:t>
-      </w:r>
-      <w:r>
-        <w:rPr>
-          <w:rFonts w:asciiTheme="majorHAnsi" w:hAnsiTheme="majorHAnsi" w:cstheme="majorHAnsi"/>
-          <w:b/>
-          <w:bCs/>
-          <w:sz w:val="28"/>
-          <w:szCs w:val="28"/>
-        </w:rPr>
-        <w:t>LÝ DO KINH DOANH CỦA DỰ ÁN</w:t>
-      </w:r>
-    </w:p>
-    <w:p>
-      <w:pPr>
-        <w:pStyle w:val="ListParagraph"/>
-        <w:numPr>
-          <w:ilvl w:val="0"/>
-          <w:numId w:val="22"/>
-        </w:numPr>
-        <w:spacing w:after="0" w:line="360" w:lineRule="auto"/>
-        <w:rPr>
-          <w:rFonts w:asciiTheme="majorHAnsi" w:hAnsiTheme="majorHAnsi" w:cstheme="majorHAnsi"/>
-          <w:sz w:val="28"/>
-          <w:szCs w:val="28"/>
-        </w:rPr>
-      </w:pPr>
-      <w:r>
-        <w:rPr>
-          <w:rFonts w:asciiTheme="majorHAnsi" w:hAnsiTheme="majorHAnsi" w:cstheme="majorHAnsi"/>
-          <w:sz w:val="28"/>
-          <w:szCs w:val="28"/>
-        </w:rPr>
-        <w:t>Nâng cao trải nghiệm của bệnh nhân bằng cách cung cấp phương thức đặt lịch hẹn thuận tiện, không cần phải đến trực tiếp bệnh viện.</w:t>
-      </w:r>
-    </w:p>
-    <w:p>
-      <w:pPr>
-        <w:pStyle w:val="ListParagraph"/>
-        <w:numPr>
-          <w:ilvl w:val="0"/>
-          <w:numId w:val="22"/>
-        </w:numPr>
-        <w:spacing w:after="0" w:line="360" w:lineRule="auto"/>
-        <w:rPr>
-          <w:rFonts w:asciiTheme="majorHAnsi" w:hAnsiTheme="majorHAnsi" w:cstheme="majorHAnsi"/>
-          <w:sz w:val="28"/>
-          <w:szCs w:val="28"/>
-        </w:rPr>
-      </w:pPr>
-      <w:r>
-        <w:rPr>
-          <w:rFonts w:asciiTheme="majorHAnsi" w:hAnsiTheme="majorHAnsi" w:cstheme="majorHAnsi"/>
-          <w:sz w:val="28"/>
-          <w:szCs w:val="28"/>
-        </w:rPr>
-        <w:t>Cải thiện quy trình quản lý lịch hẹn của bệnh viện, giảm tải công việc hành chính thủ công.</w:t>
-      </w:r>
-    </w:p>
-    <w:p>
-      <w:pPr>
-        <w:pStyle w:val="ListParagraph"/>
-        <w:numPr>
-          <w:ilvl w:val="0"/>
-          <w:numId w:val="22"/>
-        </w:numPr>
-        <w:spacing w:after="0" w:line="360" w:lineRule="auto"/>
-        <w:rPr>
-          <w:rFonts w:asciiTheme="majorHAnsi" w:hAnsiTheme="majorHAnsi" w:cstheme="majorHAnsi"/>
-          <w:sz w:val="28"/>
-          <w:szCs w:val="28"/>
-        </w:rPr>
-      </w:pPr>
-      <w:r>
-        <w:rPr>
-          <w:rFonts w:asciiTheme="majorHAnsi" w:hAnsiTheme="majorHAnsi" w:cstheme="majorHAnsi"/>
-          <w:sz w:val="28"/>
-          <w:szCs w:val="28"/>
-        </w:rPr>
-        <w:t>Cho phép bác sĩ quản lý lịch làm việc và bệnh án điện tử một cách hiệu quả.</w:t>
-      </w:r>
-    </w:p>
-    <w:p>
-      <w:pPr>
-        <w:pStyle w:val="ListParagraph"/>
-        <w:numPr>
-          <w:ilvl w:val="0"/>
-          <w:numId w:val="22"/>
-        </w:numPr>
-        <w:spacing w:after="0" w:line="360" w:lineRule="auto"/>
-        <w:rPr>
-          <w:rFonts w:asciiTheme="majorHAnsi" w:hAnsiTheme="majorHAnsi" w:cstheme="majorHAnsi"/>
-          <w:sz w:val="28"/>
-          <w:szCs w:val="28"/>
-        </w:rPr>
-      </w:pPr>
-      <w:r>
-        <w:rPr>
-          <w:rFonts w:asciiTheme="majorHAnsi" w:hAnsiTheme="majorHAnsi" w:cstheme="majorHAnsi"/>
-          <w:sz w:val="28"/>
-          <w:szCs w:val="28"/>
-        </w:rPr>
-        <w:t>Cung cấp cho admin công cụ để quản lý người dùng, chuyên khoa, và bác sĩ trong hệ thống.</w:t>
-      </w:r>
-    </w:p>
-    <w:p>
-      <w:pPr>
-        <w:spacing w:after="0" w:line="360" w:lineRule="auto"/>
-        <w:rPr>
-          <w:rFonts w:asciiTheme="majorHAnsi" w:hAnsiTheme="majorHAnsi" w:cstheme="majorHAnsi"/>
-          <w:b/>
-          <w:bCs/>
-          <w:sz w:val="28"/>
-          <w:szCs w:val="28"/>
-        </w:rPr>
-      </w:pPr>
-      <w:r>
-        <w:rPr>
-          <w:rFonts w:asciiTheme="majorHAnsi" w:hAnsiTheme="majorHAnsi" w:cstheme="majorHAnsi"/>
-          <w:b/>
-          <w:bCs/>
-          <w:sz w:val="28"/>
-          <w:szCs w:val="28"/>
-        </w:rPr>
-        <w:lastRenderedPageBreak/>
-        <w:t>3</w:t>
-      </w:r>
-      <w:r>
-        <w:rPr>
-          <w:rFonts w:asciiTheme="majorHAnsi" w:hAnsiTheme="majorHAnsi" w:cstheme="majorHAnsi"/>
-          <w:b/>
-          <w:bCs/>
-          <w:sz w:val="28"/>
-          <w:szCs w:val="28"/>
-        </w:rPr>
-        <w:t>.</w:t>
-      </w:r>
-      <w:r>
-        <w:rPr>
-          <w:rFonts w:asciiTheme="majorHAnsi" w:hAnsiTheme="majorHAnsi" w:cstheme="majorHAnsi"/>
-          <w:b/>
-          <w:bCs/>
-          <w:sz w:val="28"/>
-          <w:szCs w:val="28"/>
-        </w:rPr>
-        <w:t xml:space="preserve"> </w:t>
-      </w:r>
-      <w:r>
-        <w:rPr>
-          <w:rFonts w:asciiTheme="majorHAnsi" w:hAnsiTheme="majorHAnsi" w:cstheme="majorHAnsi"/>
-          <w:b/>
-          <w:bCs/>
-          <w:sz w:val="28"/>
-          <w:szCs w:val="28"/>
-        </w:rPr>
-        <w:t>MỤC TIÊU DỰ ÁN</w:t>
-      </w:r>
-    </w:p>
-    <w:p>
-      <w:pPr>
-        <w:pStyle w:val="ListParagraph"/>
-        <w:numPr>
-          <w:ilvl w:val="0"/>
-          <w:numId w:val="21"/>
-        </w:numPr>
-        <w:spacing w:after="0" w:line="360" w:lineRule="auto"/>
-        <w:rPr>
-          <w:rFonts w:asciiTheme="majorHAnsi" w:hAnsiTheme="majorHAnsi" w:cstheme="majorHAnsi"/>
-          <w:sz w:val="28"/>
-          <w:szCs w:val="28"/>
-        </w:rPr>
-      </w:pPr>
-      <w:r>
-        <w:rPr>
-          <w:rFonts w:asciiTheme="majorHAnsi" w:hAnsiTheme="majorHAnsi" w:cstheme="majorHAnsi"/>
-          <w:sz w:val="28"/>
-          <w:szCs w:val="28"/>
-        </w:rPr>
-        <w:t>Xây dựng hệ thống backend hoàn chỉnh bằng Spring Boot cho phép quản lý người dùng (sinh viên, giảng viên, admin), hoạt động, và đăng ký.</w:t>
-      </w:r>
-    </w:p>
-    <w:p>
-      <w:pPr>
-        <w:pStyle w:val="ListParagraph"/>
-        <w:numPr>
-          <w:ilvl w:val="0"/>
-          <w:numId w:val="21"/>
-        </w:numPr>
-        <w:spacing w:after="0" w:line="360" w:lineRule="auto"/>
-        <w:rPr>
-          <w:rFonts w:asciiTheme="majorHAnsi" w:hAnsiTheme="majorHAnsi" w:cstheme="majorHAnsi"/>
-          <w:sz w:val="28"/>
-          <w:szCs w:val="28"/>
-        </w:rPr>
-      </w:pPr>
-      <w:r>
-        <w:rPr>
-          <w:rFonts w:asciiTheme="majorHAnsi" w:hAnsiTheme="majorHAnsi" w:cstheme="majorHAnsi"/>
-          <w:sz w:val="28"/>
-          <w:szCs w:val="28"/>
-        </w:rPr>
-        <w:t>Triển khai hệ thống xác thực và phân quyền dựa trên vai trò (Role-based) sử dụng JWT (JSON Web Token).</w:t>
-      </w:r>
-    </w:p>
-    <w:p>
-      <w:pPr>
-        <w:pStyle w:val="ListParagraph"/>
-        <w:numPr>
-          <w:ilvl w:val="0"/>
-          <w:numId w:val="21"/>
-        </w:numPr>
-        <w:spacing w:after="0" w:line="360" w:lineRule="auto"/>
-        <w:rPr>
-          <w:rFonts w:asciiTheme="majorHAnsi" w:hAnsiTheme="majorHAnsi" w:cstheme="majorHAnsi"/>
-          <w:sz w:val="28"/>
-          <w:szCs w:val="28"/>
-        </w:rPr>
-      </w:pPr>
-      <w:r>
-        <w:rPr>
-          <w:rFonts w:asciiTheme="majorHAnsi" w:hAnsiTheme="majorHAnsi" w:cstheme="majorHAnsi"/>
-          <w:sz w:val="28"/>
-          <w:szCs w:val="28"/>
-        </w:rPr>
-        <w:t>Cho phép sinh viên đăng ký/hủy đăng ký tham gia các hoạt động.</w:t>
-      </w:r>
-    </w:p>
-    <w:p>
-      <w:pPr>
-        <w:pStyle w:val="ListParagraph"/>
-        <w:numPr>
-          <w:ilvl w:val="0"/>
-          <w:numId w:val="21"/>
-        </w:numPr>
-        <w:spacing w:after="0" w:line="360" w:lineRule="auto"/>
-        <w:rPr>
-          <w:rFonts w:asciiTheme="majorHAnsi" w:hAnsiTheme="majorHAnsi" w:cstheme="majorHAnsi"/>
-          <w:sz w:val="28"/>
-          <w:szCs w:val="28"/>
-        </w:rPr>
-      </w:pPr>
-      <w:r>
-        <w:rPr>
-          <w:rFonts w:asciiTheme="majorHAnsi" w:hAnsiTheme="majorHAnsi" w:cstheme="majorHAnsi"/>
-          <w:sz w:val="28"/>
-          <w:szCs w:val="28"/>
-        </w:rPr>
-        <w:t>Cho phép giảng viên hoặc quản trị viên tạo, cập nhật, xóa và công bố các hoạt động.</w:t>
-      </w:r>
-    </w:p>
-    <w:p>
-      <w:pPr>
-        <w:pStyle w:val="ListParagraph"/>
-        <w:numPr>
-          <w:ilvl w:val="0"/>
-          <w:numId w:val="21"/>
-        </w:numPr>
-        <w:spacing w:after="0" w:line="360" w:lineRule="auto"/>
-        <w:rPr>
-          <w:rFonts w:asciiTheme="majorHAnsi" w:hAnsiTheme="majorHAnsi" w:cstheme="majorHAnsi"/>
-          <w:sz w:val="28"/>
-          <w:szCs w:val="28"/>
-        </w:rPr>
-      </w:pPr>
-      <w:r>
-        <w:rPr>
-          <w:rFonts w:asciiTheme="majorHAnsi" w:hAnsiTheme="majorHAnsi" w:cstheme="majorHAnsi"/>
-          <w:sz w:val="28"/>
-          <w:szCs w:val="28"/>
-        </w:rPr>
-        <w:t>Cung cấp chức năng điểm danh (theo từng sinh viên hoặc hàng loạt) cho các hoạt động.</w:t>
-      </w:r>
-    </w:p>
-    <w:p>
-      <w:pPr>
-        <w:pStyle w:val="ListParagraph"/>
-        <w:numPr>
-          <w:ilvl w:val="0"/>
-          <w:numId w:val="21"/>
-        </w:numPr>
-        <w:spacing w:after="0" w:line="360" w:lineRule="auto"/>
-        <w:rPr>
-          <w:rFonts w:asciiTheme="majorHAnsi" w:hAnsiTheme="majorHAnsi" w:cstheme="majorHAnsi"/>
-          <w:sz w:val="28"/>
-          <w:szCs w:val="28"/>
-        </w:rPr>
-      </w:pPr>
-      <w:r>
-        <w:rPr>
-          <w:rFonts w:asciiTheme="majorHAnsi" w:hAnsiTheme="majorHAnsi" w:cstheme="majorHAnsi"/>
-          <w:sz w:val="28"/>
-          <w:szCs w:val="28"/>
-        </w:rPr>
-        <w:t>Tích hợp dịch vụ gửi email để xác thực tài khoản sau khi đăng ký.</w:t>
-      </w:r>
-    </w:p>
-    <w:p>
-      <w:pPr>
-        <w:pStyle w:val="ListParagraph"/>
-        <w:numPr>
-          <w:ilvl w:val="0"/>
-          <w:numId w:val="21"/>
-        </w:numPr>
-        <w:spacing w:after="0" w:line="360" w:lineRule="auto"/>
-        <w:rPr>
-          <w:rFonts w:asciiTheme="majorHAnsi" w:hAnsiTheme="majorHAnsi" w:cstheme="majorHAnsi"/>
-          <w:sz w:val="28"/>
-          <w:szCs w:val="28"/>
-        </w:rPr>
-      </w:pPr>
-      <w:r>
-        <w:rPr>
-          <w:rFonts w:asciiTheme="majorHAnsi" w:hAnsiTheme="majorHAnsi" w:cstheme="majorHAnsi"/>
-          <w:sz w:val="28"/>
-          <w:szCs w:val="28"/>
-        </w:rPr>
-        <w:t>Cung cấp một giao diện web (dựa trên Thymeleaf) cho các vai trò quản trị (Admin) và bác sĩ để quản lý hệ thống.</w:t>
-      </w:r>
-    </w:p>
-    <w:p>
-      <w:pPr>
-        <w:pStyle w:val="ListParagraph"/>
-        <w:numPr>
-          <w:ilvl w:val="0"/>
-          <w:numId w:val="21"/>
-        </w:numPr>
-        <w:spacing w:after="0" w:line="360" w:lineRule="auto"/>
-        <w:rPr>
-          <w:rFonts w:asciiTheme="majorHAnsi" w:hAnsiTheme="majorHAnsi" w:cstheme="majorHAnsi"/>
-          <w:sz w:val="28"/>
-          <w:szCs w:val="28"/>
-        </w:rPr>
-      </w:pPr>
-      <w:r>
-        <w:rPr>
-          <w:rFonts w:asciiTheme="majorHAnsi" w:hAnsiTheme="majorHAnsi" w:cstheme="majorHAnsi"/>
-          <w:sz w:val="28"/>
-          <w:szCs w:val="28"/>
-        </w:rPr>
-        <w:t>Phát triển các API công khai cho phép ứng dụng di động (Frontend) tương tác để tìm kiếm bác sĩ và đặt lịch.</w:t>
-      </w:r>
-    </w:p>
-    <w:p>
-      <w:pPr>
-        <w:spacing w:after="0" w:line="360" w:lineRule="auto"/>
-        <w:ind w:left="360"/>
-        <w:rPr>
-          <w:rFonts w:asciiTheme="majorHAnsi" w:hAnsiTheme="majorHAnsi" w:cstheme="majorHAnsi"/>
-          <w:sz w:val="28"/>
-          <w:szCs w:val="28"/>
-        </w:rPr>
-      </w:pPr>
-    </w:p>
-    <w:p>
-      <w:pPr>
-        <w:spacing w:after="0" w:line="360" w:lineRule="auto"/>
-        <w:rPr>
-          <w:rFonts w:asciiTheme="majorHAnsi" w:hAnsiTheme="majorHAnsi" w:cstheme="majorHAnsi"/>
-          <w:b/>
-          <w:bCs/>
-          <w:sz w:val="28"/>
-          <w:szCs w:val="28"/>
-        </w:rPr>
-      </w:pPr>
-      <w:r>
-        <w:rPr>
-          <w:rFonts w:asciiTheme="majorHAnsi" w:hAnsiTheme="majorHAnsi" w:cstheme="majorHAnsi"/>
-          <w:b/>
-          <w:bCs/>
-          <w:sz w:val="28"/>
-          <w:szCs w:val="28"/>
-        </w:rPr>
-        <w:t>4</w:t>
-      </w:r>
-      <w:r>
-        <w:rPr>
-          <w:rFonts w:asciiTheme="majorHAnsi" w:hAnsiTheme="majorHAnsi" w:cstheme="majorHAnsi"/>
-          <w:b/>
-          <w:bCs/>
-          <w:sz w:val="28"/>
-          <w:szCs w:val="28"/>
-        </w:rPr>
-        <w:t xml:space="preserve">. </w:t>
-      </w:r>
-      <w:r>
-        <w:rPr>
-          <w:rFonts w:asciiTheme="majorHAnsi" w:hAnsiTheme="majorHAnsi" w:cstheme="majorHAnsi"/>
-          <w:b/>
-          <w:bCs/>
-          <w:sz w:val="28"/>
-          <w:szCs w:val="28"/>
-        </w:rPr>
-        <w:t>PHẠM VI DỰ ÁN</w:t>
-      </w:r>
-    </w:p>
-    <w:p>
-      <w:pPr>
-        <w:pStyle w:val="ListParagraph"/>
-        <w:numPr>
-          <w:ilvl w:val="0"/>
-          <w:numId w:val="15"/>
-        </w:numPr>
-        <w:spacing w:after="0" w:line="360" w:lineRule="auto"/>
-        <w:rPr>
-          <w:rFonts w:asciiTheme="majorHAnsi" w:hAnsiTheme="majorHAnsi" w:cstheme="majorHAnsi"/>
-          <w:b/>
-          <w:bCs/>
-          <w:sz w:val="28"/>
-          <w:szCs w:val="28"/>
-        </w:rPr>
-      </w:pPr>
-      <w:r>
-        <w:rPr>
-          <w:rFonts w:asciiTheme="majorHAnsi" w:hAnsiTheme="majorHAnsi" w:cstheme="majorHAnsi"/>
-          <w:b/>
-          <w:bCs/>
-          <w:sz w:val="28"/>
-          <w:szCs w:val="28"/>
-        </w:rPr>
-        <w:t>Bao gồm:</w:t>
-      </w:r>
-    </w:p>
-    <w:p>
-      <w:pPr>
-        <w:pStyle w:val="ListParagraph"/>
-        <w:numPr>
-          <w:ilvl w:val="0"/>
-          <w:numId w:val="16"/>
-        </w:numPr>
-        <w:spacing w:after="0" w:line="360" w:lineRule="auto"/>
-        <w:rPr>
-          <w:rFonts w:asciiTheme="majorHAnsi" w:hAnsiTheme="majorHAnsi" w:cstheme="majorHAnsi"/>
-          <w:sz w:val="28"/>
-          <w:szCs w:val="28"/>
-        </w:rPr>
-      </w:pPr>
-      <w:r>
-        <w:rPr>
-          <w:rFonts w:asciiTheme="majorHAnsi" w:hAnsiTheme="majorHAnsi" w:cstheme="majorHAnsi"/>
-          <w:sz w:val="28"/>
-          <w:szCs w:val="28"/>
-        </w:rPr>
-        <w:t>API để đăng ký, đăng nhập và xác thực tài khoản.</w:t>
-      </w:r>
-    </w:p>
-    <w:p>
-      <w:pPr>
-        <w:numPr>
-          <w:ilvl w:val="1"/>
-          <w:numId w:val="18"/>
-        </w:numPr>
-        <w:spacing w:after="0" w:line="360" w:lineRule="auto"/>
-        <w:rPr>
-          <w:rFonts w:asciiTheme="majorHAnsi" w:hAnsiTheme="majorHAnsi" w:cstheme="majorHAnsi"/>
-          <w:sz w:val="28"/>
-          <w:szCs w:val="28"/>
-        </w:rPr>
-      </w:pPr>
-      <w:r>
-        <w:rPr>
-          <w:rFonts w:asciiTheme="majorHAnsi" w:hAnsiTheme="majorHAnsi" w:cstheme="majorHAnsi"/>
-          <w:sz w:val="28"/>
-          <w:szCs w:val="28"/>
-        </w:rPr>
-        <w:t>Quản lý người dùng: xem danh sách, cập nhật vai trò, khóa/mở khóa tài khoản (cho admin).</w:t>
-      </w:r>
-    </w:p>
-    <w:p>
-      <w:pPr>
-        <w:numPr>
-          <w:ilvl w:val="1"/>
-          <w:numId w:val="18"/>
-        </w:numPr>
-        <w:spacing w:after="0" w:line="360" w:lineRule="auto"/>
-        <w:rPr>
-          <w:rFonts w:asciiTheme="majorHAnsi" w:hAnsiTheme="majorHAnsi" w:cstheme="majorHAnsi"/>
-          <w:sz w:val="28"/>
-          <w:szCs w:val="28"/>
-        </w:rPr>
-      </w:pPr>
-      <w:r>
-        <w:rPr>
-          <w:rFonts w:asciiTheme="majorHAnsi" w:hAnsiTheme="majorHAnsi" w:cstheme="majorHAnsi"/>
-          <w:sz w:val="28"/>
-          <w:szCs w:val="28"/>
-        </w:rPr>
-        <w:t>Quản lý chuyên khoa và bác sĩ: tạo, sửa, xóa chuyên khoa; tạo hồ sơ bác sĩ và gán chuyên khoa.</w:t>
-      </w:r>
-    </w:p>
-    <w:p>
-      <w:pPr>
-        <w:numPr>
-          <w:ilvl w:val="1"/>
-          <w:numId w:val="18"/>
-        </w:numPr>
-        <w:spacing w:after="0" w:line="360" w:lineRule="auto"/>
-        <w:rPr>
-          <w:rFonts w:asciiTheme="majorHAnsi" w:hAnsiTheme="majorHAnsi" w:cstheme="majorHAnsi"/>
-          <w:sz w:val="28"/>
-          <w:szCs w:val="28"/>
-        </w:rPr>
-      </w:pPr>
-      <w:r>
-        <w:rPr>
-          <w:rFonts w:asciiTheme="majorHAnsi" w:hAnsiTheme="majorHAnsi" w:cstheme="majorHAnsi"/>
-          <w:sz w:val="28"/>
-          <w:szCs w:val="28"/>
-        </w:rPr>
-        <w:t>Quản lý lịch hẹn: tạo, sửa, hủy lịch hẹn (bệnh nhân) và xem lịch hẹn (bác sĩ).</w:t>
-      </w:r>
-    </w:p>
-    <w:p>
-      <w:pPr>
-        <w:numPr>
-          <w:ilvl w:val="1"/>
-          <w:numId w:val="18"/>
-        </w:numPr>
-        <w:spacing w:after="0" w:line="360" w:lineRule="auto"/>
-        <w:rPr>
-          <w:rFonts w:asciiTheme="majorHAnsi" w:hAnsiTheme="majorHAnsi" w:cstheme="majorHAnsi"/>
-          <w:sz w:val="28"/>
-          <w:szCs w:val="28"/>
-        </w:rPr>
-      </w:pPr>
-      <w:r>
-        <w:rPr>
-          <w:rFonts w:asciiTheme="majorHAnsi" w:hAnsiTheme="majorHAnsi" w:cstheme="majorHAnsi"/>
-          <w:sz w:val="28"/>
-          <w:szCs w:val="28"/>
-        </w:rPr>
-        <w:t>Quản lý hồ sơ bệnh án: tạo bệnh án sau khi khám.</w:t>
-      </w:r>
-    </w:p>
-    <w:p>
-      <w:pPr>
-        <w:numPr>
-          <w:ilvl w:val="1"/>
-          <w:numId w:val="18"/>
-        </w:numPr>
-        <w:spacing w:after="0" w:line="360" w:lineRule="auto"/>
-        <w:rPr>
-          <w:rFonts w:asciiTheme="majorHAnsi" w:hAnsiTheme="majorHAnsi" w:cstheme="majorHAnsi"/>
-          <w:sz w:val="28"/>
-          <w:szCs w:val="28"/>
-        </w:rPr>
-      </w:pPr>
-      <w:r>
-        <w:rPr>
-          <w:rFonts w:asciiTheme="majorHAnsi" w:hAnsiTheme="majorHAnsi" w:cstheme="majorHAnsi"/>
-          <w:sz w:val="28"/>
-          <w:szCs w:val="28"/>
-        </w:rPr>
-        <w:t>Hỗ trợ đa nền tảng (Frontend độc lập).</w:t>
-      </w:r>
-    </w:p>
-    <w:p>
-      <w:pPr>
-        <w:spacing w:after="0" w:line="360" w:lineRule="auto"/>
-        <w:rPr>
-          <w:rFonts w:asciiTheme="majorHAnsi" w:hAnsiTheme="majorHAnsi" w:cstheme="majorHAnsi"/>
-          <w:sz w:val="28"/>
-          <w:szCs w:val="28"/>
-        </w:rPr>
-      </w:pPr>
-    </w:p>
-    <w:p>
-      <w:pPr>
-        <w:spacing w:after="0" w:line="360" w:lineRule="auto"/>
-        <w:rPr>
-          <w:rFonts w:asciiTheme="majorHAnsi" w:hAnsiTheme="majorHAnsi" w:cstheme="majorHAnsi"/>
-          <w:sz w:val="28"/>
-          <w:szCs w:val="28"/>
-        </w:rPr>
-      </w:pPr>
-    </w:p>
-    <w:p>
-      <w:pPr>
-        <w:pStyle w:val="ListParagraph"/>
-        <w:numPr>
-          <w:ilvl w:val="0"/>
-          <w:numId w:val="15"/>
-        </w:numPr>
-        <w:spacing w:after="0" w:line="360" w:lineRule="auto"/>
-        <w:rPr>
-          <w:rFonts w:asciiTheme="majorHAnsi" w:hAnsiTheme="majorHAnsi" w:cstheme="majorHAnsi"/>
-          <w:b/>
-          <w:bCs/>
-          <w:sz w:val="28"/>
-          <w:szCs w:val="28"/>
-        </w:rPr>
-      </w:pPr>
-      <w:r>
-        <w:rPr>
-          <w:rFonts w:asciiTheme="majorHAnsi" w:hAnsiTheme="majorHAnsi" w:cstheme="majorHAnsi"/>
-          <w:b/>
-          <w:bCs/>
-          <w:sz w:val="28"/>
-          <w:szCs w:val="28"/>
-        </w:rPr>
-        <w:lastRenderedPageBreak/>
-        <w:t>Không bao gồm:</w:t>
-      </w:r>
-    </w:p>
-    <w:p>
-      <w:pPr>
-        <w:pStyle w:val="ListParagraph"/>
-        <w:numPr>
-          <w:ilvl w:val="1"/>
-          <w:numId w:val="19"/>
-        </w:numPr>
-        <w:spacing w:after="0" w:line="360" w:lineRule="auto"/>
-        <w:rPr>
-          <w:rFonts w:asciiTheme="majorHAnsi" w:hAnsiTheme="majorHAnsi" w:cstheme="majorHAnsi"/>
-          <w:sz w:val="28"/>
-          <w:szCs w:val="28"/>
-        </w:rPr>
-      </w:pPr>
-      <w:r>
-        <w:rPr>
-          <w:rFonts w:asciiTheme="majorHAnsi" w:hAnsiTheme="majorHAnsi" w:cstheme="majorHAnsi"/>
-          <w:sz w:val="28"/>
-          <w:szCs w:val="28"/>
-        </w:rPr>
-        <w:t>Giao diện người dùng cho bệnh nhân (sẽ được phát triển riêng bởi đội ngũ Flutter).</w:t>
-      </w:r>
-    </w:p>
-    <w:p>
-      <w:pPr>
-        <w:pStyle w:val="ListParagraph"/>
-        <w:numPr>
-          <w:ilvl w:val="1"/>
-          <w:numId w:val="19"/>
-        </w:numPr>
-        <w:spacing w:after="0" w:line="360" w:lineRule="auto"/>
-        <w:rPr>
-          <w:rFonts w:asciiTheme="majorHAnsi" w:hAnsiTheme="majorHAnsi" w:cstheme="majorHAnsi"/>
-          <w:sz w:val="28"/>
-          <w:szCs w:val="28"/>
-        </w:rPr>
-      </w:pPr>
-      <w:r>
-        <w:rPr>
-          <w:rFonts w:asciiTheme="majorHAnsi" w:hAnsiTheme="majorHAnsi" w:cstheme="majorHAnsi"/>
-          <w:sz w:val="28"/>
-          <w:szCs w:val="28"/>
-        </w:rPr>
-        <w:t>Hệ thống thanh toán trực tuyến.</w:t>
-      </w:r>
-    </w:p>
-    <w:p>
-      <w:pPr>
-        <w:pStyle w:val="ListParagraph"/>
-        <w:numPr>
-          <w:ilvl w:val="1"/>
-          <w:numId w:val="19"/>
-        </w:numPr>
-        <w:spacing w:after="0" w:line="360" w:lineRule="auto"/>
-        <w:rPr>
-          <w:rFonts w:asciiTheme="majorHAnsi" w:hAnsiTheme="majorHAnsi" w:cstheme="majorHAnsi"/>
-          <w:b/>
-          <w:bCs/>
-          <w:sz w:val="28"/>
-          <w:szCs w:val="28"/>
-        </w:rPr>
-      </w:pPr>
-      <w:r>
-        <w:rPr>
-          <w:rFonts w:asciiTheme="majorHAnsi" w:hAnsiTheme="majorHAnsi" w:cstheme="majorHAnsi"/>
-          <w:sz w:val="28"/>
-          <w:szCs w:val="28"/>
-        </w:rPr>
-        <w:t>Tích hợp với hệ thống y tế hiện có của bệnh viện</w:t>
-      </w:r>
-    </w:p>
-    <w:p>
-      <w:pPr>
-        <w:pStyle w:val="ListParagraph"/>
-        <w:spacing w:after="0" w:line="360" w:lineRule="auto"/>
-        <w:rPr>
-          <w:rFonts w:asciiTheme="majorHAnsi" w:hAnsiTheme="majorHAnsi" w:cstheme="majorHAnsi"/>
-          <w:b/>
-          <w:bCs/>
-          <w:sz w:val="28"/>
-          <w:szCs w:val="28"/>
-        </w:rPr>
-      </w:pPr>
-    </w:p>
-    <w:p>
-      <w:pPr>
-        <w:spacing w:after="0" w:line="360" w:lineRule="auto"/>
-        <w:rPr>
-          <w:rFonts w:asciiTheme="majorHAnsi" w:hAnsiTheme="majorHAnsi" w:cstheme="majorHAnsi"/>
-          <w:b/>
-          <w:bCs/>
-          <w:sz w:val="28"/>
-          <w:szCs w:val="28"/>
-        </w:rPr>
-      </w:pPr>
-      <w:r>
-        <w:rPr>
-          <w:rFonts w:asciiTheme="majorHAnsi" w:hAnsiTheme="majorHAnsi" w:cstheme="majorHAnsi"/>
-          <w:b/>
-          <w:bCs/>
-          <w:sz w:val="28"/>
-          <w:szCs w:val="28"/>
-        </w:rPr>
-        <w:t xml:space="preserve">5. </w:t>
-      </w:r>
-      <w:r>
-        <w:rPr>
-          <w:rFonts w:asciiTheme="majorHAnsi" w:hAnsiTheme="majorHAnsi" w:cstheme="majorHAnsi"/>
-          <w:b/>
-          <w:bCs/>
-          <w:sz w:val="28"/>
-          <w:szCs w:val="28"/>
-        </w:rPr>
-        <w:t>CÁC KẾT QUẢ CHÍNH CỦA DỰ ÁN</w:t>
-      </w:r>
     </w:p>
     <w:tbl>
       <w:tblPr>
@@ -1396,50 +1326,61 @@
         <w:tc>
           <w:tcPr>
             <w:tcW w:w="0" w:type="auto"/>
-            <w:hideMark/>
+            <w:gridSpan w:val="2"/>
           </w:tcPr>
           <w:p>
             <w:pPr>
               <w:spacing w:line="360" w:lineRule="auto"/>
-              <w:rPr>
-                <w:rFonts w:asciiTheme="majorHAnsi" w:hAnsiTheme="majorHAnsi" w:cstheme="majorHAnsi"/>
-                <w:sz w:val="28"/>
-                <w:szCs w:val="28"/>
-              </w:rPr>
-            </w:pPr>
-            <w:r>
               <w:rPr>
                 <w:rFonts w:asciiTheme="majorHAnsi" w:hAnsiTheme="majorHAnsi" w:cstheme="majorHAnsi"/>
                 <w:b/>
                 <w:bCs/>
                 <w:sz w:val="28"/>
                 <w:szCs w:val="28"/>
-              </w:rPr>
-              <w:t>API Backend</w:t>
-            </w:r>
-          </w:p>
-        </w:tc>
-        <w:tc>
-          <w:tcPr>
-            <w:tcW w:w="0" w:type="auto"/>
-            <w:hideMark/>
-          </w:tcPr>
-          <w:p>
-            <w:pPr>
-              <w:spacing w:line="360" w:lineRule="auto"/>
-              <w:rPr>
-                <w:rFonts w:asciiTheme="majorHAnsi" w:hAnsiTheme="majorHAnsi" w:cstheme="majorHAnsi"/>
-                <w:sz w:val="28"/>
-                <w:szCs w:val="28"/>
-              </w:rPr>
-            </w:pPr>
-            <w:r>
-              <w:rPr>
-                <w:rFonts w:asciiTheme="majorHAnsi" w:hAnsiTheme="majorHAnsi" w:cstheme="majorHAnsi"/>
-                <w:sz w:val="28"/>
-                <w:szCs w:val="28"/>
-              </w:rPr>
-              <w:t>Một ứng dụng Spring Boot hoàn chỉnh cung cấp các API RESTful để quản lý hệ thống đặt lịch khám bệnh.</w:t>
+                <w:lang w:val="en-US"/>
+              </w:rPr>
+            </w:pPr>
+            <w:r>
+              <w:rPr>
+                <w:rFonts w:asciiTheme="majorHAnsi" w:hAnsiTheme="majorHAnsi" w:cstheme="majorHAnsi"/>
+                <w:b/>
+                <w:bCs/>
+                <w:sz w:val="28"/>
+                <w:szCs w:val="28"/>
+              </w:rPr>
+              <w:lastRenderedPageBreak/>
+              <w:t>5.</w:t>
+            </w:r>
+            <w:r>
+              <w:rPr>
+                <w:rFonts w:asciiTheme="majorHAnsi" w:hAnsiTheme="majorHAnsi" w:cstheme="majorHAnsi"/>
+                <w:b/>
+                <w:bCs/>
+                <w:sz w:val="28"/>
+                <w:szCs w:val="28"/>
+                <w:lang w:val="en-US"/>
+              </w:rPr>
+              <w:t>0</w:t>
+            </w:r>
+            <w:r>
+              <w:rPr>
+                <w:rFonts w:asciiTheme="majorHAnsi" w:hAnsiTheme="majorHAnsi" w:cstheme="majorHAnsi"/>
+                <w:b/>
+                <w:bCs/>
+                <w:sz w:val="28"/>
+                <w:szCs w:val="28"/>
+              </w:rPr>
+              <w:t xml:space="preserve"> </w:t>
+            </w:r>
+            <w:r>
+              <w:rPr>
+                <w:rFonts w:asciiTheme="majorHAnsi" w:hAnsiTheme="majorHAnsi" w:cstheme="majorHAnsi"/>
+                <w:b/>
+                <w:bCs/>
+                <w:sz w:val="28"/>
+                <w:szCs w:val="28"/>
+              </w:rPr>
+              <w:t>CÁC KẾT QUẢ CHÍNH CỦA DỰ ÁN</w:t>
             </w:r>
           </w:p>
         </w:tc>
@@ -1467,7 +1408,7 @@
                 <w:sz w:val="28"/>
                 <w:szCs w:val="28"/>
               </w:rPr>
-              <w:t>Ứng dụng di động (Frontend)</w:t>
+              <w:t>API Backend</w:t>
             </w:r>
           </w:p>
         </w:tc>
@@ -1491,7 +1432,7 @@
                 <w:sz w:val="28"/>
                 <w:szCs w:val="28"/>
               </w:rPr>
-              <w:t>Ứng dụng Flutter cho bệnh nhân, bao gồm các màn hình chính như đăng nhập, đặt lịch, và xem hồ sơ.</w:t>
+              <w:t>Một ứng dụng Spring Boot hoàn chỉnh cung cấp các API RESTful để quản lý hệ thống đặt lịch khám bệnh.</w:t>
             </w:r>
           </w:p>
         </w:tc>
@@ -1519,7 +1460,7 @@
                 <w:sz w:val="28"/>
                 <w:szCs w:val="28"/>
               </w:rPr>
-              <w:t>Cơ sở dữ liệu</w:t>
+              <w:t>Ứng dụng di động (Frontend)</w:t>
             </w:r>
           </w:p>
         </w:tc>
@@ -1543,7 +1484,7 @@
                 <w:sz w:val="28"/>
                 <w:szCs w:val="28"/>
               </w:rPr>
-              <w:t>Lưu trữ thông tin người dùng, chuyên khoa, bác sĩ, và lịch hẹn.</w:t>
+              <w:t>Ứng dụng Flutter cho bệnh nhân, bao gồm các màn hình chính như đăng nhập, đặt lịch, và xem hồ sơ.</w:t>
             </w:r>
           </w:p>
         </w:tc>
@@ -1571,7 +1512,7 @@
                 <w:sz w:val="28"/>
                 <w:szCs w:val="28"/>
               </w:rPr>
-              <w:t>Tài liệu API</w:t>
+              <w:t>Cơ sở dữ liệu</w:t>
             </w:r>
           </w:p>
         </w:tc>
@@ -1595,7 +1536,7 @@
                 <w:sz w:val="28"/>
                 <w:szCs w:val="28"/>
               </w:rPr>
-              <w:t>Tài liệu Swagger/OpenAPI cho các API công khai và bảo mật.</w:t>
+              <w:t>Lưu trữ thông tin người dùng, chuyên khoa, bác sĩ, và lịch hẹn.</w:t>
             </w:r>
           </w:p>
         </w:tc>
@@ -1623,6 +1564,58 @@
                 <w:sz w:val="28"/>
                 <w:szCs w:val="28"/>
               </w:rPr>
+              <w:t>Tài liệu API</w:t>
+            </w:r>
+          </w:p>
+        </w:tc>
+        <w:tc>
+          <w:tcPr>
+            <w:tcW w:w="0" w:type="auto"/>
+            <w:hideMark/>
+          </w:tcPr>
+          <w:p>
+            <w:pPr>
+              <w:spacing w:line="360" w:lineRule="auto"/>
+              <w:rPr>
+                <w:rFonts w:asciiTheme="majorHAnsi" w:hAnsiTheme="majorHAnsi" w:cstheme="majorHAnsi"/>
+                <w:sz w:val="28"/>
+                <w:szCs w:val="28"/>
+              </w:rPr>
+            </w:pPr>
+            <w:r>
+              <w:rPr>
+                <w:rFonts w:asciiTheme="majorHAnsi" w:hAnsiTheme="majorHAnsi" w:cstheme="majorHAnsi"/>
+                <w:sz w:val="28"/>
+                <w:szCs w:val="28"/>
+              </w:rPr>
+              <w:t>Tài liệu Swagger/OpenAPI cho các API công khai và bảo mật.</w:t>
+            </w:r>
+          </w:p>
+        </w:tc>
+      </w:tr>
+      <w:tr>
+        <w:tc>
+          <w:tcPr>
+            <w:tcW w:w="0" w:type="auto"/>
+            <w:hideMark/>
+          </w:tcPr>
+          <w:p>
+            <w:pPr>
+              <w:spacing w:line="360" w:lineRule="auto"/>
+              <w:rPr>
+                <w:rFonts w:asciiTheme="majorHAnsi" w:hAnsiTheme="majorHAnsi" w:cstheme="majorHAnsi"/>
+                <w:sz w:val="28"/>
+                <w:szCs w:val="28"/>
+              </w:rPr>
+            </w:pPr>
+            <w:r>
+              <w:rPr>
+                <w:rFonts w:asciiTheme="majorHAnsi" w:hAnsiTheme="majorHAnsi" w:cstheme="majorHAnsi"/>
+                <w:b/>
+                <w:bCs/>
+                <w:sz w:val="28"/>
+                <w:szCs w:val="28"/>
+              </w:rPr>
               <w:t>Giao diện Web Admin/Doctor</w:t>
             </w:r>
           </w:p>
@@ -1662,51 +1655,9 @@
           <w:bCs/>
           <w:sz w:val="28"/>
           <w:szCs w:val="28"/>
+          <w:lang w:val="en-US"/>
         </w:rPr>
       </w:pPr>
-      <w:r>
-        <w:rPr>
-          <w:rFonts w:asciiTheme="majorHAnsi" w:hAnsiTheme="majorHAnsi" w:cstheme="majorHAnsi"/>
-          <w:b/>
-          <w:bCs/>
-          <w:sz w:val="28"/>
-          <w:szCs w:val="28"/>
-        </w:rPr>
-        <w:br w:type="page"/>
-      </w:r>
-    </w:p>
-    <w:p>
-      <w:pPr>
-        <w:spacing w:after="0" w:line="360" w:lineRule="auto"/>
-        <w:rPr>
-          <w:rFonts w:asciiTheme="majorHAnsi" w:hAnsiTheme="majorHAnsi" w:cstheme="majorHAnsi"/>
-          <w:b/>
-          <w:bCs/>
-          <w:sz w:val="28"/>
-          <w:szCs w:val="28"/>
-        </w:rPr>
-      </w:pPr>
-      <w:r>
-        <w:rPr>
-          <w:rFonts w:asciiTheme="majorHAnsi" w:hAnsiTheme="majorHAnsi" w:cstheme="majorHAnsi"/>
-          <w:b/>
-          <w:bCs/>
-          <w:sz w:val="28"/>
-          <w:szCs w:val="28"/>
-        </w:rPr>
-        <w:lastRenderedPageBreak/>
-        <w:t xml:space="preserve">6. </w:t>
-      </w:r>
-      <w:r>
-        <w:rPr>
-          <w:rFonts w:asciiTheme="majorHAnsi" w:hAnsiTheme="majorHAnsi" w:cstheme="majorHAnsi"/>
-          <w:b/>
-          <w:bCs/>
-          <w:sz w:val="28"/>
-          <w:szCs w:val="28"/>
-        </w:rPr>
-        <w:t>MỐC THỜI GIAN QUAN TRỌNG</w:t>
-      </w:r>
     </w:p>
     <w:tbl>
       <w:tblPr>
@@ -1724,6 +1675,68 @@
         <w:tc>
           <w:tcPr>
             <w:tcW w:w="0" w:type="auto"/>
+            <w:gridSpan w:val="4"/>
+          </w:tcPr>
+          <w:p>
+            <w:pPr>
+              <w:spacing w:line="360" w:lineRule="auto"/>
+              <w:rPr>
+                <w:rFonts w:asciiTheme="majorHAnsi" w:hAnsiTheme="majorHAnsi" w:cstheme="majorHAnsi"/>
+                <w:b/>
+                <w:bCs/>
+                <w:sz w:val="28"/>
+                <w:szCs w:val="28"/>
+                <w:lang w:val="en-US"/>
+              </w:rPr>
+            </w:pPr>
+            <w:r>
+              <w:rPr>
+                <w:rFonts w:asciiTheme="majorHAnsi" w:hAnsiTheme="majorHAnsi" w:cstheme="majorHAnsi"/>
+                <w:b/>
+                <w:bCs/>
+                <w:sz w:val="28"/>
+                <w:szCs w:val="28"/>
+              </w:rPr>
+              <w:t>6.</w:t>
+            </w:r>
+            <w:r>
+              <w:rPr>
+                <w:rFonts w:asciiTheme="majorHAnsi" w:hAnsiTheme="majorHAnsi" w:cstheme="majorHAnsi"/>
+                <w:b/>
+                <w:bCs/>
+                <w:sz w:val="28"/>
+                <w:szCs w:val="28"/>
+                <w:lang w:val="en-US"/>
+              </w:rPr>
+              <w:t>0</w:t>
+            </w:r>
+            <w:r>
+              <w:rPr>
+                <w:rFonts w:asciiTheme="majorHAnsi" w:hAnsiTheme="majorHAnsi" w:cstheme="majorHAnsi"/>
+                <w:b/>
+                <w:bCs/>
+                <w:sz w:val="28"/>
+                <w:szCs w:val="28"/>
+              </w:rPr>
+              <w:t xml:space="preserve"> </w:t>
+            </w:r>
+            <w:r>
+              <w:rPr>
+                <w:rFonts w:asciiTheme="majorHAnsi" w:hAnsiTheme="majorHAnsi" w:cstheme="majorHAnsi"/>
+                <w:b/>
+                <w:bCs/>
+                <w:sz w:val="28"/>
+                <w:szCs w:val="28"/>
+              </w:rPr>
+              <w:t>MỐC THỜI GIAN QUAN TRỌNG</w:t>
+            </w:r>
+          </w:p>
+        </w:tc>
+      </w:tr>
+      <w:tr>
+        <w:tc>
+          <w:tcPr>
+            <w:tcW w:w="0" w:type="auto"/>
             <w:hideMark/>
           </w:tcPr>
           <w:p>
@@ -2529,9 +2542,188 @@
           <w:bCs/>
           <w:sz w:val="28"/>
           <w:szCs w:val="28"/>
+          <w:lang w:val="en-US"/>
         </w:rPr>
       </w:pPr>
     </w:p>
+    <w:tbl>
+      <w:tblPr>
+        <w:tblStyle w:val="TableGrid"/>
+        <w:tblW w:w="0" w:type="auto"/>
+        <w:tblLook w:val="04A0" w:firstRow="1" w:lastRow="0" w:firstColumn="1" w:lastColumn="0" w:noHBand="0" w:noVBand="1"/>
+      </w:tblPr>
+      <w:tblGrid>
+        <w:gridCol w:w="9016"/>
+      </w:tblGrid>
+      <w:tr>
+        <w:tc>
+          <w:tcPr>
+            <w:tcW w:w="9016" w:type="dxa"/>
+          </w:tcPr>
+          <w:p>
+            <w:pPr>
+              <w:spacing w:line="360" w:lineRule="auto"/>
+              <w:rPr>
+                <w:rFonts w:asciiTheme="majorHAnsi" w:hAnsiTheme="majorHAnsi" w:cstheme="majorHAnsi"/>
+                <w:b/>
+                <w:bCs/>
+                <w:sz w:val="28"/>
+                <w:szCs w:val="28"/>
+                <w:lang w:val="en-US"/>
+              </w:rPr>
+            </w:pPr>
+            <w:r>
+              <w:rPr>
+                <w:rFonts w:asciiTheme="majorHAnsi" w:hAnsiTheme="majorHAnsi" w:cstheme="majorHAnsi"/>
+                <w:b/>
+                <w:bCs/>
+                <w:sz w:val="28"/>
+                <w:szCs w:val="28"/>
+              </w:rPr>
+              <w:lastRenderedPageBreak/>
+              <w:t>7.</w:t>
+            </w:r>
+            <w:r>
+              <w:rPr>
+                <w:rFonts w:asciiTheme="majorHAnsi" w:hAnsiTheme="majorHAnsi" w:cstheme="majorHAnsi"/>
+                <w:b/>
+                <w:bCs/>
+                <w:sz w:val="28"/>
+                <w:szCs w:val="28"/>
+                <w:lang w:val="en-US"/>
+              </w:rPr>
+              <w:t>0</w:t>
+            </w:r>
+            <w:r>
+              <w:rPr>
+                <w:rFonts w:asciiTheme="majorHAnsi" w:hAnsiTheme="majorHAnsi" w:cstheme="majorHAnsi"/>
+                <w:b/>
+                <w:bCs/>
+                <w:sz w:val="28"/>
+                <w:szCs w:val="28"/>
+              </w:rPr>
+              <w:t xml:space="preserve"> </w:t>
+            </w:r>
+            <w:r>
+              <w:rPr>
+                <w:rFonts w:asciiTheme="majorHAnsi" w:hAnsiTheme="majorHAnsi" w:cstheme="majorHAnsi"/>
+                <w:b/>
+                <w:bCs/>
+                <w:sz w:val="28"/>
+                <w:szCs w:val="28"/>
+              </w:rPr>
+              <w:t>CÁC VẤN ĐỀ CHÍNH</w:t>
+            </w:r>
+          </w:p>
+        </w:tc>
+      </w:tr>
+      <w:tr>
+        <w:tc>
+          <w:tcPr>
+            <w:tcW w:w="9016" w:type="dxa"/>
+          </w:tcPr>
+          <w:p>
+            <w:pPr>
+              <w:pStyle w:val="ListParagraph"/>
+              <w:numPr>
+                <w:ilvl w:val="0"/>
+                <w:numId w:val="32"/>
+              </w:numPr>
+              <w:spacing w:line="360" w:lineRule="auto"/>
+              <w:ind w:left="454"/>
+              <w:rPr>
+                <w:rFonts w:asciiTheme="majorHAnsi" w:hAnsiTheme="majorHAnsi" w:cstheme="majorHAnsi"/>
+                <w:sz w:val="28"/>
+                <w:szCs w:val="28"/>
+              </w:rPr>
+            </w:pPr>
+            <w:r>
+              <w:rPr>
+                <w:rFonts w:asciiTheme="majorHAnsi" w:hAnsiTheme="majorHAnsi" w:cstheme="majorHAnsi"/>
+                <w:sz w:val="28"/>
+                <w:szCs w:val="28"/>
+              </w:rPr>
+              <w:t>Thiếu thông tin chi tiết về các yêu cầu nghiệp vụ từ bệnh viện (ví dụ: thời gian khám, quy tắc đặt lịch).</w:t>
+            </w:r>
+          </w:p>
+          <w:p>
+            <w:pPr>
+              <w:pStyle w:val="ListParagraph"/>
+              <w:numPr>
+                <w:ilvl w:val="0"/>
+                <w:numId w:val="32"/>
+              </w:numPr>
+              <w:spacing w:line="360" w:lineRule="auto"/>
+              <w:ind w:left="454"/>
+              <w:rPr>
+                <w:rFonts w:asciiTheme="majorHAnsi" w:hAnsiTheme="majorHAnsi" w:cstheme="majorHAnsi"/>
+                <w:sz w:val="28"/>
+                <w:szCs w:val="28"/>
+              </w:rPr>
+            </w:pPr>
+            <w:r>
+              <w:rPr>
+                <w:rFonts w:asciiTheme="majorHAnsi" w:hAnsiTheme="majorHAnsi" w:cstheme="majorHAnsi"/>
+                <w:sz w:val="28"/>
+                <w:szCs w:val="28"/>
+              </w:rPr>
+              <w:t>Khó khăn trong việc tích hợp với hệ thống y tế hiện có của bệnh viện (nếu có).</w:t>
+            </w:r>
+          </w:p>
+          <w:p>
+            <w:pPr>
+              <w:pStyle w:val="ListParagraph"/>
+              <w:numPr>
+                <w:ilvl w:val="0"/>
+                <w:numId w:val="32"/>
+              </w:numPr>
+              <w:spacing w:line="360" w:lineRule="auto"/>
+              <w:ind w:left="454"/>
+              <w:rPr>
+                <w:rFonts w:asciiTheme="majorHAnsi" w:hAnsiTheme="majorHAnsi" w:cstheme="majorHAnsi"/>
+                <w:sz w:val="28"/>
+                <w:szCs w:val="28"/>
+              </w:rPr>
+            </w:pPr>
+            <w:r>
+              <w:rPr>
+                <w:rFonts w:asciiTheme="majorHAnsi" w:hAnsiTheme="majorHAnsi" w:cstheme="majorHAnsi"/>
+                <w:sz w:val="28"/>
+                <w:szCs w:val="28"/>
+              </w:rPr>
+              <w:t>Đảm bảo tính bảo mật của dữ liệu bệnh nhân và lịch sử khám bệnh.</w:t>
+            </w:r>
+          </w:p>
+          <w:p>
+            <w:pPr>
+              <w:pStyle w:val="ListParagraph"/>
+              <w:numPr>
+                <w:ilvl w:val="0"/>
+                <w:numId w:val="32"/>
+              </w:numPr>
+              <w:spacing w:line="360" w:lineRule="auto"/>
+              <w:ind w:left="454"/>
+              <w:rPr>
+                <w:rFonts w:asciiTheme="majorHAnsi" w:hAnsiTheme="majorHAnsi" w:cstheme="majorHAnsi"/>
+                <w:b/>
+                <w:bCs/>
+                <w:sz w:val="28"/>
+                <w:szCs w:val="28"/>
+                <w:lang w:val="en-US"/>
+              </w:rPr>
+            </w:pPr>
+            <w:r>
+              <w:rPr>
+                <w:rFonts w:asciiTheme="majorHAnsi" w:hAnsiTheme="majorHAnsi" w:cstheme="majorHAnsi"/>
+                <w:sz w:val="28"/>
+                <w:szCs w:val="28"/>
+              </w:rPr>
+              <w:t>Sự khác biệt trong logic hoặc dữ liệu giữa BE và FE có thể dẫn đến việc phải điều chỉnh lại.</w:t>
+            </w:r>
+          </w:p>
+        </w:tc>
+      </w:tr>
+    </w:tbl>
     <w:p>
       <w:pPr>
         <w:spacing w:after="0" w:line="360" w:lineRule="auto"/>
@@ -2541,120 +2733,9 @@
           <w:bCs/>
           <w:sz w:val="28"/>
           <w:szCs w:val="28"/>
+          <w:lang w:val="en-US"/>
         </w:rPr>
       </w:pPr>
-      <w:r>
-        <w:rPr>
-          <w:rFonts w:asciiTheme="majorHAnsi" w:hAnsiTheme="majorHAnsi" w:cstheme="majorHAnsi"/>
-          <w:b/>
-          <w:bCs/>
-          <w:sz w:val="28"/>
-          <w:szCs w:val="28"/>
-        </w:rPr>
-        <w:t xml:space="preserve">7. </w:t>
-      </w:r>
-      <w:r>
-        <w:rPr>
-          <w:rFonts w:asciiTheme="majorHAnsi" w:hAnsiTheme="majorHAnsi" w:cstheme="majorHAnsi"/>
-          <w:b/>
-          <w:bCs/>
-          <w:sz w:val="28"/>
-          <w:szCs w:val="28"/>
-        </w:rPr>
-        <w:t>CÁC VẤN ĐỀ CHÍNH</w:t>
-      </w:r>
-    </w:p>
-    <w:p>
-      <w:pPr>
-        <w:pStyle w:val="ListParagraph"/>
-        <w:numPr>
-          <w:ilvl w:val="0"/>
-          <w:numId w:val="23"/>
-        </w:numPr>
-        <w:spacing w:after="0" w:line="360" w:lineRule="auto"/>
-        <w:rPr>
-          <w:rFonts w:asciiTheme="majorHAnsi" w:hAnsiTheme="majorHAnsi" w:cstheme="majorHAnsi"/>
-          <w:sz w:val="28"/>
-          <w:szCs w:val="28"/>
-        </w:rPr>
-      </w:pPr>
-      <w:r>
-        <w:rPr>
-          <w:rFonts w:asciiTheme="majorHAnsi" w:hAnsiTheme="majorHAnsi" w:cstheme="majorHAnsi"/>
-          <w:sz w:val="28"/>
-          <w:szCs w:val="28"/>
-        </w:rPr>
-        <w:t>Thiếu thông tin chi tiết về các yêu cầu nghiệp vụ từ bệnh viện (ví dụ: thời gian khám, quy tắc đặt lịch).</w:t>
-      </w:r>
-    </w:p>
-    <w:p>
-      <w:pPr>
-        <w:pStyle w:val="ListParagraph"/>
-        <w:numPr>
-          <w:ilvl w:val="0"/>
-          <w:numId w:val="23"/>
-        </w:numPr>
-        <w:spacing w:after="0" w:line="360" w:lineRule="auto"/>
-        <w:rPr>
-          <w:rFonts w:asciiTheme="majorHAnsi" w:hAnsiTheme="majorHAnsi" w:cstheme="majorHAnsi"/>
-          <w:sz w:val="28"/>
-          <w:szCs w:val="28"/>
-        </w:rPr>
-      </w:pPr>
-      <w:r>
-        <w:rPr>
-          <w:rFonts w:asciiTheme="majorHAnsi" w:hAnsiTheme="majorHAnsi" w:cstheme="majorHAnsi"/>
-          <w:sz w:val="28"/>
-          <w:szCs w:val="28"/>
-        </w:rPr>
-        <w:t>Khó khăn trong việc tích hợp với hệ thống y tế hiện có của bệnh viện (nếu có).</w:t>
-      </w:r>
-    </w:p>
-    <w:p>
-      <w:pPr>
-        <w:pStyle w:val="ListParagraph"/>
-        <w:numPr>
-          <w:ilvl w:val="0"/>
-          <w:numId w:val="23"/>
-        </w:numPr>
-        <w:spacing w:after="0" w:line="360" w:lineRule="auto"/>
-        <w:rPr>
-          <w:rFonts w:asciiTheme="majorHAnsi" w:hAnsiTheme="majorHAnsi" w:cstheme="majorHAnsi"/>
-          <w:sz w:val="28"/>
-          <w:szCs w:val="28"/>
-        </w:rPr>
-      </w:pPr>
-      <w:r>
-        <w:rPr>
-          <w:rFonts w:asciiTheme="majorHAnsi" w:hAnsiTheme="majorHAnsi" w:cstheme="majorHAnsi"/>
-          <w:sz w:val="28"/>
-          <w:szCs w:val="28"/>
-        </w:rPr>
-        <w:t>Đảm bảo tính bảo mật của dữ liệu bệnh nhân và lịch sử khám bệnh.</w:t>
-      </w:r>
-    </w:p>
-    <w:p>
-      <w:pPr>
-        <w:pStyle w:val="ListParagraph"/>
-        <w:numPr>
-          <w:ilvl w:val="0"/>
-          <w:numId w:val="23"/>
-        </w:numPr>
-        <w:spacing w:after="0" w:line="360" w:lineRule="auto"/>
-        <w:rPr>
-          <w:rFonts w:asciiTheme="majorHAnsi" w:hAnsiTheme="majorHAnsi" w:cstheme="majorHAnsi"/>
-          <w:sz w:val="28"/>
-          <w:szCs w:val="28"/>
-        </w:rPr>
-      </w:pPr>
-      <w:r>
-        <w:rPr>
-          <w:rFonts w:asciiTheme="majorHAnsi" w:hAnsiTheme="majorHAnsi" w:cstheme="majorHAnsi"/>
-          <w:sz w:val="28"/>
-          <w:szCs w:val="28"/>
-        </w:rPr>
-        <w:t>Sự khác biệt trong logic hoặc dữ liệu giữa BE và FE có thể dẫn đến việc phải điều chỉnh lại.</w:t>
-      </w:r>
     </w:p>
     <w:p>
       <w:pPr>
@@ -2665,51 +2746,9 @@
           <w:bCs/>
           <w:sz w:val="28"/>
           <w:szCs w:val="28"/>
+          <w:lang w:val="en-US"/>
         </w:rPr>
       </w:pPr>
-      <w:r>
-        <w:rPr>
-          <w:rFonts w:asciiTheme="majorHAnsi" w:hAnsiTheme="majorHAnsi" w:cstheme="majorHAnsi"/>
-          <w:b/>
-          <w:bCs/>
-          <w:sz w:val="28"/>
-          <w:szCs w:val="28"/>
-        </w:rPr>
-        <w:br w:type="page"/>
-      </w:r>
-    </w:p>
-    <w:p>
-      <w:pPr>
-        <w:spacing w:after="0" w:line="360" w:lineRule="auto"/>
-        <w:rPr>
-          <w:rFonts w:asciiTheme="majorHAnsi" w:hAnsiTheme="majorHAnsi" w:cstheme="majorHAnsi"/>
-          <w:b/>
-          <w:bCs/>
-          <w:sz w:val="28"/>
-          <w:szCs w:val="28"/>
-        </w:rPr>
-      </w:pPr>
-      <w:r>
-        <w:rPr>
-          <w:rFonts w:asciiTheme="majorHAnsi" w:hAnsiTheme="majorHAnsi" w:cstheme="majorHAnsi"/>
-          <w:b/>
-          <w:bCs/>
-          <w:sz w:val="28"/>
-          <w:szCs w:val="28"/>
-        </w:rPr>
-        <w:lastRenderedPageBreak/>
-        <w:t xml:space="preserve">8. </w:t>
-      </w:r>
-      <w:r>
-        <w:rPr>
-          <w:rFonts w:asciiTheme="majorHAnsi" w:hAnsiTheme="majorHAnsi" w:cstheme="majorHAnsi"/>
-          <w:b/>
-          <w:bCs/>
-          <w:sz w:val="28"/>
-          <w:szCs w:val="28"/>
-        </w:rPr>
-        <w:t>RỦI RO</w:t>
-      </w:r>
     </w:p>
     <w:tbl>
       <w:tblPr>
@@ -2724,8 +2763,8 @@
       <w:tr>
         <w:tc>
           <w:tcPr>
-            <w:tcW w:w="3794" w:type="dxa"/>
-            <w:hideMark/>
+            <w:tcW w:w="9747" w:type="dxa"/>
+            <w:gridSpan w:val="2"/>
           </w:tcPr>
           <w:p>
             <w:pPr>
@@ -2736,6 +2775,7 @@
                 <w:bCs/>
                 <w:sz w:val="28"/>
                 <w:szCs w:val="28"/>
+                <w:lang w:val="en-US"/>
               </w:rPr>
             </w:pPr>
             <w:r>
@@ -2746,26 +2786,19 @@
                 <w:sz w:val="28"/>
                 <w:szCs w:val="28"/>
               </w:rPr>
-              <w:t>Mức độ</w:t>
-            </w:r>
-          </w:p>
-        </w:tc>
-        <w:tc>
-          <w:tcPr>
-            <w:tcW w:w="5953" w:type="dxa"/>
-            <w:hideMark/>
-          </w:tcPr>
-          <w:p>
-            <w:pPr>
-              <w:spacing w:line="360" w:lineRule="auto"/>
+              <w:t>8.</w:t>
+            </w:r>
+            <w:r>
               <w:rPr>
                 <w:rFonts w:asciiTheme="majorHAnsi" w:hAnsiTheme="majorHAnsi" w:cstheme="majorHAnsi"/>
                 <w:b/>
                 <w:bCs/>
                 <w:sz w:val="28"/>
                 <w:szCs w:val="28"/>
-              </w:rPr>
-            </w:pPr>
+                <w:lang w:val="en-US"/>
+              </w:rPr>
+              <w:t>0</w:t>
+            </w:r>
             <w:r>
               <w:rPr>
                 <w:rFonts w:asciiTheme="majorHAnsi" w:hAnsiTheme="majorHAnsi" w:cstheme="majorHAnsi"/>
@@ -2774,7 +2807,17 @@
                 <w:sz w:val="28"/>
                 <w:szCs w:val="28"/>
               </w:rPr>
-              <w:t>Rủi ro</w:t>
+              <w:t xml:space="preserve"> </w:t>
+            </w:r>
+            <w:r>
+              <w:rPr>
+                <w:rFonts w:asciiTheme="majorHAnsi" w:hAnsiTheme="majorHAnsi" w:cstheme="majorHAnsi"/>
+                <w:b/>
+                <w:bCs/>
+                <w:sz w:val="28"/>
+                <w:szCs w:val="28"/>
+              </w:rPr>
+              <w:t>RỦI RO</w:t>
             </w:r>
           </w:p>
         </w:tc>
@@ -2790,17 +2833,21 @@
               <w:spacing w:line="360" w:lineRule="auto"/>
               <w:rPr>
                 <w:rFonts w:asciiTheme="majorHAnsi" w:hAnsiTheme="majorHAnsi" w:cstheme="majorHAnsi"/>
-                <w:sz w:val="28"/>
-                <w:szCs w:val="28"/>
-              </w:rPr>
-            </w:pPr>
-            <w:r>
-              <w:rPr>
-                <w:rFonts w:asciiTheme="majorHAnsi" w:hAnsiTheme="majorHAnsi" w:cstheme="majorHAnsi"/>
-                <w:sz w:val="28"/>
-                <w:szCs w:val="28"/>
-              </w:rPr>
-              <w:t>Trung bình</w:t>
+                <w:b/>
+                <w:bCs/>
+                <w:sz w:val="28"/>
+                <w:szCs w:val="28"/>
+              </w:rPr>
+            </w:pPr>
+            <w:r>
+              <w:rPr>
+                <w:rFonts w:asciiTheme="majorHAnsi" w:hAnsiTheme="majorHAnsi" w:cstheme="majorHAnsi"/>
+                <w:b/>
+                <w:bCs/>
+                <w:sz w:val="28"/>
+                <w:szCs w:val="28"/>
+              </w:rPr>
+              <w:t>Mức độ</w:t>
             </w:r>
           </w:p>
         </w:tc>
@@ -2814,17 +2861,21 @@
               <w:spacing w:line="360" w:lineRule="auto"/>
               <w:rPr>
                 <w:rFonts w:asciiTheme="majorHAnsi" w:hAnsiTheme="majorHAnsi" w:cstheme="majorHAnsi"/>
-                <w:sz w:val="28"/>
-                <w:szCs w:val="28"/>
-              </w:rPr>
-            </w:pPr>
-            <w:r>
-              <w:rPr>
-                <w:rFonts w:asciiTheme="majorHAnsi" w:hAnsiTheme="majorHAnsi" w:cstheme="majorHAnsi"/>
-                <w:sz w:val="28"/>
-                <w:szCs w:val="28"/>
-              </w:rPr>
-              <w:t>Lỗi bảo mật trong việc xử lý JWT hoặc xác thực người dùng.</w:t>
+                <w:b/>
+                <w:bCs/>
+                <w:sz w:val="28"/>
+                <w:szCs w:val="28"/>
+              </w:rPr>
+            </w:pPr>
+            <w:r>
+              <w:rPr>
+                <w:rFonts w:asciiTheme="majorHAnsi" w:hAnsiTheme="majorHAnsi" w:cstheme="majorHAnsi"/>
+                <w:b/>
+                <w:bCs/>
+                <w:sz w:val="28"/>
+                <w:szCs w:val="28"/>
+              </w:rPr>
+              <w:t>Rủi ro</w:t>
             </w:r>
           </w:p>
         </w:tc>
@@ -2850,7 +2901,7 @@
                 <w:sz w:val="28"/>
                 <w:szCs w:val="28"/>
               </w:rPr>
-              <w:t>Cao</w:t>
+              <w:t>Trung bình</w:t>
             </w:r>
           </w:p>
         </w:tc>
@@ -2874,7 +2925,7 @@
                 <w:sz w:val="28"/>
                 <w:szCs w:val="28"/>
               </w:rPr>
-              <w:t>Sự không tương thích giữa API backend và ứng dụng di động frontend, dẫn đến việc phải điều chỉnh lại logic.</w:t>
+              <w:t>Lỗi bảo mật trong việc xử lý JWT hoặc xác thực người dùng.</w:t>
             </w:r>
           </w:p>
         </w:tc>
@@ -2900,7 +2951,7 @@
                 <w:sz w:val="28"/>
                 <w:szCs w:val="28"/>
               </w:rPr>
-              <w:t>Trung bình</w:t>
+              <w:t>Cao</w:t>
             </w:r>
           </w:p>
         </w:tc>
@@ -2924,7 +2975,7 @@
                 <w:sz w:val="28"/>
                 <w:szCs w:val="28"/>
               </w:rPr>
-              <w:t>Khó khăn trong việc xử lý đồng thời nhiều yêu cầu đặt lịch, dẫn đến nguy cơ trùng lịch hẹn của bác sĩ.</w:t>
+              <w:t>Sự không tương thích giữa API backend và ứng dụng di động frontend, dẫn đến việc phải điều chỉnh lại logic.</w:t>
             </w:r>
           </w:p>
         </w:tc>
@@ -2950,6 +3001,56 @@
                 <w:sz w:val="28"/>
                 <w:szCs w:val="28"/>
               </w:rPr>
+              <w:t>Trung bình</w:t>
+            </w:r>
+          </w:p>
+        </w:tc>
+        <w:tc>
+          <w:tcPr>
+            <w:tcW w:w="5953" w:type="dxa"/>
+            <w:hideMark/>
+          </w:tcPr>
+          <w:p>
+            <w:pPr>
+              <w:spacing w:line="360" w:lineRule="auto"/>
+              <w:rPr>
+                <w:rFonts w:asciiTheme="majorHAnsi" w:hAnsiTheme="majorHAnsi" w:cstheme="majorHAnsi"/>
+                <w:sz w:val="28"/>
+                <w:szCs w:val="28"/>
+              </w:rPr>
+            </w:pPr>
+            <w:r>
+              <w:rPr>
+                <w:rFonts w:asciiTheme="majorHAnsi" w:hAnsiTheme="majorHAnsi" w:cstheme="majorHAnsi"/>
+                <w:sz w:val="28"/>
+                <w:szCs w:val="28"/>
+              </w:rPr>
+              <w:t>Khó khăn trong việc xử lý đồng thời nhiều yêu cầu đặt lịch, dẫn đến nguy cơ trùng lịch hẹn của bác sĩ.</w:t>
+            </w:r>
+          </w:p>
+        </w:tc>
+      </w:tr>
+      <w:tr>
+        <w:tc>
+          <w:tcPr>
+            <w:tcW w:w="3794" w:type="dxa"/>
+            <w:hideMark/>
+          </w:tcPr>
+          <w:p>
+            <w:pPr>
+              <w:spacing w:line="360" w:lineRule="auto"/>
+              <w:rPr>
+                <w:rFonts w:asciiTheme="majorHAnsi" w:hAnsiTheme="majorHAnsi" w:cstheme="majorHAnsi"/>
+                <w:sz w:val="28"/>
+                <w:szCs w:val="28"/>
+              </w:rPr>
+            </w:pPr>
+            <w:r>
+              <w:rPr>
+                <w:rFonts w:asciiTheme="majorHAnsi" w:hAnsiTheme="majorHAnsi" w:cstheme="majorHAnsi"/>
+                <w:sz w:val="28"/>
+                <w:szCs w:val="28"/>
+              </w:rPr>
               <w:t>Thấp</w:t>
             </w:r>
           </w:p>
@@ -2991,18 +3092,6 @@
           <w:szCs w:val="28"/>
         </w:rPr>
       </w:pPr>
-    </w:p>
-    <w:p>
-      <w:pPr>
-        <w:spacing w:after="0" w:line="360" w:lineRule="auto"/>
-        <w:rPr>
-          <w:rFonts w:asciiTheme="majorHAnsi" w:hAnsiTheme="majorHAnsi" w:cstheme="majorHAnsi"/>
-          <w:b/>
-          <w:bCs/>
-          <w:sz w:val="28"/>
-          <w:szCs w:val="28"/>
-        </w:rPr>
-      </w:pPr>
       <w:r>
         <w:rPr>
           <w:rFonts w:asciiTheme="majorHAnsi" w:hAnsiTheme="majorHAnsi" w:cstheme="majorHAnsi"/>
@@ -3010,454 +3099,9 @@
           <w:bCs/>
           <w:sz w:val="28"/>
           <w:szCs w:val="28"/>
+          <w:lang w:val="en-US"/>
         </w:rPr>
-        <w:t xml:space="preserve">9. </w:t>
-      </w:r>
-      <w:r>
-        <w:rPr>
-          <w:rFonts w:asciiTheme="majorHAnsi" w:hAnsiTheme="majorHAnsi" w:cstheme="majorHAnsi"/>
-          <w:b/>
-          <w:bCs/>
-          <w:sz w:val="28"/>
-          <w:szCs w:val="28"/>
-        </w:rPr>
-        <w:t>TIÊU CHÍ THÀNH CÔNG DỰ ÁN</w:t>
-      </w:r>
-    </w:p>
-    <w:p>
-      <w:pPr>
-        <w:pStyle w:val="ListParagraph"/>
-        <w:numPr>
-          <w:ilvl w:val="0"/>
-          <w:numId w:val="16"/>
-        </w:numPr>
-        <w:spacing w:after="0" w:line="360" w:lineRule="auto"/>
-        <w:rPr>
-          <w:rFonts w:asciiTheme="majorHAnsi" w:hAnsiTheme="majorHAnsi" w:cstheme="majorHAnsi"/>
-          <w:sz w:val="28"/>
-          <w:szCs w:val="28"/>
-        </w:rPr>
-      </w:pPr>
-      <w:r>
-        <w:rPr>
-          <w:rFonts w:asciiTheme="majorHAnsi" w:hAnsiTheme="majorHAnsi" w:cstheme="majorHAnsi"/>
-          <w:sz w:val="28"/>
-          <w:szCs w:val="28"/>
-        </w:rPr>
-        <w:t>Hoàn thành 100% các chức năng cốt lõi đã được định nghĩa trong phạm vi dự án.</w:t>
-      </w:r>
-    </w:p>
-    <w:p>
-      <w:pPr>
-        <w:pStyle w:val="ListParagraph"/>
-        <w:numPr>
-          <w:ilvl w:val="0"/>
-          <w:numId w:val="24"/>
-        </w:numPr>
-        <w:spacing w:after="0" w:line="360" w:lineRule="auto"/>
-        <w:rPr>
-          <w:rFonts w:asciiTheme="majorHAnsi" w:hAnsiTheme="majorHAnsi" w:cstheme="majorHAnsi"/>
-          <w:sz w:val="28"/>
-          <w:szCs w:val="28"/>
-        </w:rPr>
-      </w:pPr>
-      <w:r>
-        <w:rPr>
-          <w:rFonts w:asciiTheme="majorHAnsi" w:hAnsiTheme="majorHAnsi" w:cstheme="majorHAnsi"/>
-          <w:sz w:val="28"/>
-          <w:szCs w:val="28"/>
-        </w:rPr>
-        <w:t>Tất cả các endpoint API đều có tài liệu Swagger rõ ràng và có thể kiểm thử được.</w:t>
-      </w:r>
-    </w:p>
-    <w:p>
-      <w:pPr>
-        <w:pStyle w:val="ListParagraph"/>
-        <w:numPr>
-          <w:ilvl w:val="0"/>
-          <w:numId w:val="24"/>
-        </w:numPr>
-        <w:spacing w:after="0" w:line="360" w:lineRule="auto"/>
-        <w:rPr>
-          <w:rFonts w:asciiTheme="majorHAnsi" w:hAnsiTheme="majorHAnsi" w:cstheme="majorHAnsi"/>
-          <w:sz w:val="28"/>
-          <w:szCs w:val="28"/>
-        </w:rPr>
-      </w:pPr>
-      <w:r>
-        <w:rPr>
-          <w:rFonts w:asciiTheme="majorHAnsi" w:hAnsiTheme="majorHAnsi" w:cstheme="majorHAnsi"/>
-          <w:sz w:val="28"/>
-          <w:szCs w:val="28"/>
-        </w:rPr>
-        <w:t>Hệ thống phân quyền hoạt động chính xác: người dùng với vai trò không phù hợp không thể truy cập các API được bảo vệ.</w:t>
-      </w:r>
-    </w:p>
-    <w:p>
-      <w:pPr>
-        <w:pStyle w:val="ListParagraph"/>
-        <w:numPr>
-          <w:ilvl w:val="0"/>
-          <w:numId w:val="24"/>
-        </w:numPr>
-        <w:spacing w:after="0" w:line="360" w:lineRule="auto"/>
-        <w:rPr>
-          <w:rFonts w:asciiTheme="majorHAnsi" w:hAnsiTheme="majorHAnsi" w:cstheme="majorHAnsi"/>
-          <w:sz w:val="28"/>
-          <w:szCs w:val="28"/>
-        </w:rPr>
-      </w:pPr>
-      <w:r>
-        <w:rPr>
-          <w:rFonts w:asciiTheme="majorHAnsi" w:hAnsiTheme="majorHAnsi" w:cstheme="majorHAnsi"/>
-          <w:sz w:val="28"/>
-          <w:szCs w:val="28"/>
-        </w:rPr>
-        <w:t>Các quy tắc nghiệp vụ về thời gian và trạng thái (ví dụ: không cho đăng ký khi đã hết hạn, không cho điểm danh khi hoạt động chưa bắt đầu) được áp dụng thành công.</w:t>
-      </w:r>
-    </w:p>
-    <w:p>
-      <w:pPr>
-        <w:pStyle w:val="ListParagraph"/>
-        <w:numPr>
-          <w:ilvl w:val="0"/>
-          <w:numId w:val="24"/>
-        </w:numPr>
-        <w:spacing w:after="0" w:line="360" w:lineRule="auto"/>
-        <w:rPr>
-          <w:rFonts w:asciiTheme="majorHAnsi" w:hAnsiTheme="majorHAnsi" w:cstheme="majorHAnsi"/>
-          <w:sz w:val="28"/>
-          <w:szCs w:val="28"/>
-        </w:rPr>
-      </w:pPr>
-      <w:r>
-        <w:rPr>
-          <w:rFonts w:asciiTheme="majorHAnsi" w:hAnsiTheme="majorHAnsi" w:cstheme="majorHAnsi"/>
-          <w:sz w:val="28"/>
-          <w:szCs w:val="28"/>
-        </w:rPr>
-        <w:t>Nộp đồ án và báo cáo đúng thời hạn quy định.</w:t>
-      </w:r>
-    </w:p>
-    <w:p>
-      <w:pPr>
-        <w:pStyle w:val="NormalWeb"/>
-        <w:numPr>
-          <w:ilvl w:val="0"/>
-          <w:numId w:val="24"/>
-        </w:numPr>
-        <w:spacing w:before="0" w:beforeAutospacing="0" w:after="0" w:afterAutospacing="0" w:line="360" w:lineRule="auto"/>
-        <w:rPr>
-          <w:rFonts w:asciiTheme="majorHAnsi" w:hAnsiTheme="majorHAnsi" w:cstheme="majorHAnsi"/>
-          <w:sz w:val="28"/>
-          <w:szCs w:val="28"/>
-        </w:rPr>
-      </w:pPr>
-      <w:r>
-        <w:rPr>
-          <w:rFonts w:asciiTheme="majorHAnsi" w:hAnsiTheme="majorHAnsi" w:cstheme="majorHAnsi"/>
-          <w:sz w:val="28"/>
-          <w:szCs w:val="28"/>
-        </w:rPr>
-        <w:t>Tỷ lệ lỗi xác thực và đặt lịch dưới 1%.</w:t>
-      </w:r>
-    </w:p>
-    <w:p>
-      <w:pPr>
-        <w:pStyle w:val="NormalWeb"/>
-        <w:numPr>
-          <w:ilvl w:val="0"/>
-          <w:numId w:val="24"/>
-        </w:numPr>
-        <w:spacing w:before="0" w:beforeAutospacing="0" w:after="0" w:afterAutospacing="0" w:line="360" w:lineRule="auto"/>
-        <w:rPr>
-          <w:rFonts w:asciiTheme="majorHAnsi" w:hAnsiTheme="majorHAnsi" w:cstheme="majorHAnsi"/>
-          <w:sz w:val="28"/>
-          <w:szCs w:val="28"/>
-        </w:rPr>
-      </w:pPr>
-      <w:r>
-        <w:rPr>
-          <w:rFonts w:asciiTheme="majorHAnsi" w:hAnsiTheme="majorHAnsi" w:cstheme="majorHAnsi"/>
-          <w:sz w:val="28"/>
-          <w:szCs w:val="28"/>
-        </w:rPr>
-        <w:t>Tất cả các chức năng được mô tả trong phạm vi dự án hoạt động ổn định và chính xác.</w:t>
-      </w:r>
-    </w:p>
-    <w:p>
-      <w:pPr>
-        <w:pStyle w:val="NormalWeb"/>
-        <w:numPr>
-          <w:ilvl w:val="0"/>
-          <w:numId w:val="24"/>
-        </w:numPr>
-        <w:spacing w:before="0" w:beforeAutospacing="0" w:after="0" w:afterAutospacing="0" w:line="360" w:lineRule="auto"/>
-        <w:rPr>
-          <w:rFonts w:asciiTheme="majorHAnsi" w:hAnsiTheme="majorHAnsi" w:cstheme="majorHAnsi"/>
-          <w:sz w:val="28"/>
-          <w:szCs w:val="28"/>
-        </w:rPr>
-      </w:pPr>
-      <w:r>
-        <w:rPr>
-          <w:rFonts w:asciiTheme="majorHAnsi" w:hAnsiTheme="majorHAnsi" w:cstheme="majorHAnsi"/>
-          <w:sz w:val="28"/>
-          <w:szCs w:val="28"/>
-        </w:rPr>
-        <w:t>Ứng dụng di động được phát hành trên ít nhất một nền tảng (iOS hoặc Android).</w:t>
-      </w:r>
-    </w:p>
-    <w:p>
-      <w:pPr>
-        <w:pStyle w:val="NormalWeb"/>
-        <w:spacing w:before="0" w:beforeAutospacing="0" w:after="0" w:afterAutospacing="0" w:line="360" w:lineRule="auto"/>
-        <w:ind w:left="720"/>
-        <w:rPr>
-          <w:rFonts w:asciiTheme="majorHAnsi" w:hAnsiTheme="majorHAnsi" w:cstheme="majorHAnsi"/>
-          <w:sz w:val="28"/>
-          <w:szCs w:val="28"/>
-        </w:rPr>
-      </w:pPr>
-    </w:p>
-    <w:p>
-      <w:pPr>
-        <w:spacing w:after="0" w:line="360" w:lineRule="auto"/>
-        <w:rPr>
-          <w:rFonts w:asciiTheme="majorHAnsi" w:hAnsiTheme="majorHAnsi" w:cstheme="majorHAnsi"/>
-          <w:b/>
-          <w:bCs/>
-          <w:sz w:val="28"/>
-          <w:szCs w:val="28"/>
-        </w:rPr>
-      </w:pPr>
-      <w:r>
-        <w:rPr>
-          <w:rFonts w:asciiTheme="majorHAnsi" w:hAnsiTheme="majorHAnsi" w:cstheme="majorHAnsi"/>
-          <w:b/>
-          <w:bCs/>
-          <w:sz w:val="28"/>
-          <w:szCs w:val="28"/>
-        </w:rPr>
-        <w:t>10. CÁC YẾU TỐ THÀNH CÔNG QUAN TRỌNG</w:t>
-      </w:r>
-    </w:p>
-    <w:p>
-      <w:pPr>
-        <w:pStyle w:val="ListParagraph"/>
-        <w:numPr>
-          <w:ilvl w:val="0"/>
-          <w:numId w:val="25"/>
-        </w:numPr>
-        <w:spacing w:after="0" w:line="360" w:lineRule="auto"/>
-        <w:rPr>
-          <w:rFonts w:asciiTheme="majorHAnsi" w:hAnsiTheme="majorHAnsi" w:cstheme="majorHAnsi"/>
-          <w:sz w:val="28"/>
-          <w:szCs w:val="28"/>
-        </w:rPr>
-      </w:pPr>
-      <w:r>
-        <w:rPr>
-          <w:rFonts w:asciiTheme="majorHAnsi" w:hAnsiTheme="majorHAnsi" w:cstheme="majorHAnsi"/>
-          <w:sz w:val="28"/>
-          <w:szCs w:val="28"/>
-        </w:rPr>
-        <w:t>Sự hợp tác chặt chẽ giữa đội ngũ phát triển Backend (Võ Anh Kiệt) và Frontend (Đặng Dương Nguyên).</w:t>
-      </w:r>
-    </w:p>
-    <w:p>
-      <w:pPr>
-        <w:pStyle w:val="ListParagraph"/>
-        <w:numPr>
-          <w:ilvl w:val="0"/>
-          <w:numId w:val="25"/>
-        </w:numPr>
-        <w:spacing w:after="0" w:line="360" w:lineRule="auto"/>
-        <w:rPr>
-          <w:rFonts w:asciiTheme="majorHAnsi" w:hAnsiTheme="majorHAnsi" w:cstheme="majorHAnsi"/>
-          <w:sz w:val="28"/>
-          <w:szCs w:val="28"/>
-        </w:rPr>
-      </w:pPr>
-      <w:r>
-        <w:rPr>
-          <w:rFonts w:asciiTheme="majorHAnsi" w:hAnsiTheme="majorHAnsi" w:cstheme="majorHAnsi"/>
-          <w:sz w:val="28"/>
-          <w:szCs w:val="28"/>
-        </w:rPr>
-        <w:t>Giao tiếp hiệu quả và thường xuyên giữa các thành viên trong dự án.</w:t>
-      </w:r>
-    </w:p>
-    <w:p>
-      <w:pPr>
-        <w:pStyle w:val="ListParagraph"/>
-        <w:numPr>
-          <w:ilvl w:val="0"/>
-          <w:numId w:val="25"/>
-        </w:numPr>
-        <w:spacing w:after="0" w:line="360" w:lineRule="auto"/>
-        <w:rPr>
-          <w:rFonts w:asciiTheme="majorHAnsi" w:hAnsiTheme="majorHAnsi" w:cstheme="majorHAnsi"/>
-          <w:sz w:val="28"/>
-          <w:szCs w:val="28"/>
-        </w:rPr>
-      </w:pPr>
-      <w:r>
-        <w:rPr>
-          <w:rFonts w:asciiTheme="majorHAnsi" w:hAnsiTheme="majorHAnsi" w:cstheme="majorHAnsi"/>
-          <w:sz w:val="28"/>
-          <w:szCs w:val="28"/>
-        </w:rPr>
-        <w:t>Phản hồi và điều chỉnh kịp thời dựa trên các thay đổi yêu cầu hoặc vấn đề kỹ thuật phát sinh.</w:t>
-      </w:r>
-    </w:p>
-    <w:p>
-      <w:pPr>
-        <w:pStyle w:val="ListParagraph"/>
-        <w:numPr>
-          <w:ilvl w:val="0"/>
-          <w:numId w:val="25"/>
-        </w:numPr>
-        <w:spacing w:after="0" w:line="360" w:lineRule="auto"/>
-        <w:rPr>
-          <w:rFonts w:asciiTheme="majorHAnsi" w:hAnsiTheme="majorHAnsi" w:cstheme="majorHAnsi"/>
-          <w:sz w:val="28"/>
-          <w:szCs w:val="28"/>
-        </w:rPr>
-      </w:pPr>
-      <w:r>
-        <w:rPr>
-          <w:rFonts w:asciiTheme="majorHAnsi" w:hAnsiTheme="majorHAnsi" w:cstheme="majorHAnsi"/>
-          <w:sz w:val="28"/>
-          <w:szCs w:val="28"/>
-        </w:rPr>
-        <w:t>Hiểu rõ yêu cầu: Nắm vững các yêu cầu và quy trình nghiệp vụ ngay từ đầu.</w:t>
-      </w:r>
-    </w:p>
-    <w:p>
-      <w:pPr>
-        <w:pStyle w:val="ListParagraph"/>
-        <w:numPr>
-          <w:ilvl w:val="0"/>
-          <w:numId w:val="25"/>
-        </w:numPr>
-        <w:spacing w:after="0" w:line="360" w:lineRule="auto"/>
-        <w:rPr>
-          <w:rFonts w:asciiTheme="majorHAnsi" w:hAnsiTheme="majorHAnsi" w:cstheme="majorHAnsi"/>
-          <w:sz w:val="28"/>
-          <w:szCs w:val="28"/>
-        </w:rPr>
-      </w:pPr>
-      <w:r>
-        <w:rPr>
-          <w:rFonts w:asciiTheme="majorHAnsi" w:hAnsiTheme="majorHAnsi" w:cstheme="majorHAnsi"/>
-          <w:sz w:val="28"/>
-          <w:szCs w:val="28"/>
-        </w:rPr>
-        <w:t>Kiểm thử thường xuyên: Kiểm tra từng API ngay sau khi hoàn thành bằng Postman để phát hiện lỗi sớm.</w:t>
-      </w:r>
-    </w:p>
-    <w:p>
-      <w:pPr>
-        <w:pStyle w:val="ListParagraph"/>
-        <w:numPr>
-          <w:ilvl w:val="0"/>
-          <w:numId w:val="25"/>
-        </w:numPr>
-        <w:spacing w:after="0" w:line="360" w:lineRule="auto"/>
-        <w:rPr>
-          <w:rFonts w:asciiTheme="majorHAnsi" w:hAnsiTheme="majorHAnsi" w:cstheme="majorHAnsi"/>
-          <w:sz w:val="28"/>
-          <w:szCs w:val="28"/>
-        </w:rPr>
-      </w:pPr>
-      <w:r>
-        <w:rPr>
-          <w:rFonts w:asciiTheme="majorHAnsi" w:hAnsiTheme="majorHAnsi" w:cstheme="majorHAnsi"/>
-          <w:sz w:val="28"/>
-          <w:szCs w:val="28"/>
-        </w:rPr>
-        <w:t>Quản lý mã nguồn tốt: Sử dụng Git để lưu trữ các phiên bản và dễ dàng quay lại khi cần.</w:t>
-      </w:r>
-    </w:p>
-    <w:p>
-      <w:pPr>
-        <w:pStyle w:val="ListParagraph"/>
-        <w:numPr>
-          <w:ilvl w:val="0"/>
-          <w:numId w:val="25"/>
-        </w:numPr>
-        <w:spacing w:after="0" w:line="360" w:lineRule="auto"/>
-        <w:rPr>
-          <w:rFonts w:asciiTheme="majorHAnsi" w:hAnsiTheme="majorHAnsi" w:cstheme="majorHAnsi"/>
-          <w:sz w:val="28"/>
-          <w:szCs w:val="28"/>
-        </w:rPr>
-      </w:pPr>
-      <w:r>
-        <w:rPr>
-          <w:rFonts w:asciiTheme="majorHAnsi" w:hAnsiTheme="majorHAnsi" w:cstheme="majorHAnsi"/>
-          <w:sz w:val="28"/>
-          <w:szCs w:val="28"/>
-        </w:rPr>
-        <w:t>Thiết kế tốt: Cấu trúc code và cơ sở dữ liệu được thiết kế rõ ràng, dễ mở rộng (ví dụ: tách biệt Service, Controller, Repository).</w:t>
-      </w:r>
-    </w:p>
-    <w:p>
-      <w:pPr>
-        <w:pStyle w:val="ListParagraph"/>
-        <w:numPr>
-          <w:ilvl w:val="0"/>
-          <w:numId w:val="25"/>
-        </w:numPr>
-        <w:spacing w:after="0" w:line="360" w:lineRule="auto"/>
-        <w:rPr>
-          <w:rFonts w:asciiTheme="majorHAnsi" w:hAnsiTheme="majorHAnsi" w:cstheme="majorHAnsi"/>
-          <w:sz w:val="28"/>
-          <w:szCs w:val="28"/>
-        </w:rPr>
-      </w:pPr>
-      <w:r>
-        <w:rPr>
-          <w:rFonts w:asciiTheme="majorHAnsi" w:hAnsiTheme="majorHAnsi" w:cstheme="majorHAnsi"/>
-          <w:sz w:val="28"/>
-          <w:szCs w:val="28"/>
-        </w:rPr>
-        <w:t>Bám sát phạm vi dự án: Tránh thêm các chức năng không cần thiết gây ảnh hưởng đến tiến độ chung.</w:t>
-      </w:r>
-    </w:p>
-    <w:p>
-      <w:pPr>
-        <w:spacing w:after="0" w:line="360" w:lineRule="auto"/>
-        <w:ind w:left="720"/>
-        <w:rPr>
-          <w:rFonts w:asciiTheme="majorHAnsi" w:hAnsiTheme="majorHAnsi" w:cstheme="majorHAnsi"/>
-          <w:sz w:val="28"/>
-          <w:szCs w:val="28"/>
-        </w:rPr>
-      </w:pPr>
-    </w:p>
-    <w:p>
-      <w:pPr>
-        <w:rPr>
-          <w:rFonts w:asciiTheme="majorHAnsi" w:hAnsiTheme="majorHAnsi" w:cstheme="majorHAnsi"/>
-          <w:b/>
-          <w:bCs/>
-          <w:sz w:val="26"/>
-          <w:szCs w:val="26"/>
-          <w:lang w:eastAsia="vi-VN"/>
-        </w:rPr>
-      </w:pPr>
-      <w:r>
-        <w:rPr>
-          <w:rFonts w:asciiTheme="majorHAnsi" w:hAnsiTheme="majorHAnsi" w:cstheme="majorHAnsi"/>
-          <w:b/>
-          <w:bCs/>
-          <w:sz w:val="26"/>
-          <w:szCs w:val="26"/>
-          <w:lang w:eastAsia="vi-VN"/>
-        </w:rPr>
-        <w:t>11.0 SIGNOFF</w:t>
+        <w:br w:type="page"/>
       </w:r>
     </w:p>
     <w:tbl>
@@ -3467,11 +3111,640 @@
         <w:tblLook w:val="04A0" w:firstRow="1" w:lastRow="0" w:firstColumn="1" w:lastColumn="0" w:noHBand="0" w:noVBand="1"/>
       </w:tblPr>
       <w:tblGrid>
-        <w:gridCol w:w="2704"/>
-        <w:gridCol w:w="2745"/>
-        <w:gridCol w:w="1906"/>
-        <w:gridCol w:w="1661"/>
+        <w:gridCol w:w="9016"/>
       </w:tblGrid>
+      <w:tr>
+        <w:tc>
+          <w:tcPr>
+            <w:tcW w:w="9016" w:type="dxa"/>
+          </w:tcPr>
+          <w:p>
+            <w:pPr>
+              <w:spacing w:line="360" w:lineRule="auto"/>
+              <w:rPr>
+                <w:rFonts w:asciiTheme="majorHAnsi" w:hAnsiTheme="majorHAnsi" w:cstheme="majorHAnsi"/>
+                <w:b/>
+                <w:bCs/>
+                <w:sz w:val="28"/>
+                <w:szCs w:val="28"/>
+                <w:lang w:val="en-US"/>
+              </w:rPr>
+            </w:pPr>
+            <w:r>
+              <w:rPr>
+                <w:rFonts w:asciiTheme="majorHAnsi" w:hAnsiTheme="majorHAnsi" w:cstheme="majorHAnsi"/>
+                <w:b/>
+                <w:bCs/>
+                <w:sz w:val="28"/>
+                <w:szCs w:val="28"/>
+              </w:rPr>
+              <w:lastRenderedPageBreak/>
+              <w:t>9.</w:t>
+            </w:r>
+            <w:r>
+              <w:rPr>
+                <w:rFonts w:asciiTheme="majorHAnsi" w:hAnsiTheme="majorHAnsi" w:cstheme="majorHAnsi"/>
+                <w:b/>
+                <w:bCs/>
+                <w:sz w:val="28"/>
+                <w:szCs w:val="28"/>
+                <w:lang w:val="en-US"/>
+              </w:rPr>
+              <w:t>0</w:t>
+            </w:r>
+            <w:r>
+              <w:rPr>
+                <w:rFonts w:asciiTheme="majorHAnsi" w:hAnsiTheme="majorHAnsi" w:cstheme="majorHAnsi"/>
+                <w:b/>
+                <w:bCs/>
+                <w:sz w:val="28"/>
+                <w:szCs w:val="28"/>
+              </w:rPr>
+              <w:t xml:space="preserve"> </w:t>
+            </w:r>
+            <w:r>
+              <w:rPr>
+                <w:rFonts w:asciiTheme="majorHAnsi" w:hAnsiTheme="majorHAnsi" w:cstheme="majorHAnsi"/>
+                <w:b/>
+                <w:bCs/>
+                <w:sz w:val="28"/>
+                <w:szCs w:val="28"/>
+              </w:rPr>
+              <w:t>TIÊU CHÍ THÀNH CÔNG DỰ ÁN</w:t>
+            </w:r>
+          </w:p>
+        </w:tc>
+      </w:tr>
+      <w:tr>
+        <w:tc>
+          <w:tcPr>
+            <w:tcW w:w="9016" w:type="dxa"/>
+          </w:tcPr>
+          <w:p>
+            <w:pPr>
+              <w:pStyle w:val="ListParagraph"/>
+              <w:numPr>
+                <w:ilvl w:val="0"/>
+                <w:numId w:val="33"/>
+              </w:numPr>
+              <w:spacing w:line="360" w:lineRule="auto"/>
+              <w:ind w:left="454"/>
+              <w:rPr>
+                <w:rFonts w:asciiTheme="majorHAnsi" w:hAnsiTheme="majorHAnsi" w:cstheme="majorHAnsi"/>
+                <w:sz w:val="28"/>
+                <w:szCs w:val="28"/>
+              </w:rPr>
+            </w:pPr>
+            <w:r>
+              <w:rPr>
+                <w:rFonts w:asciiTheme="majorHAnsi" w:hAnsiTheme="majorHAnsi" w:cstheme="majorHAnsi"/>
+                <w:sz w:val="28"/>
+                <w:szCs w:val="28"/>
+              </w:rPr>
+              <w:t>Hoàn thành 100% các chức năng cốt lõi đã được định nghĩa trong phạm vi dự án.</w:t>
+            </w:r>
+          </w:p>
+          <w:p>
+            <w:pPr>
+              <w:pStyle w:val="ListParagraph"/>
+              <w:numPr>
+                <w:ilvl w:val="0"/>
+                <w:numId w:val="33"/>
+              </w:numPr>
+              <w:spacing w:line="360" w:lineRule="auto"/>
+              <w:ind w:left="454"/>
+              <w:rPr>
+                <w:rFonts w:asciiTheme="majorHAnsi" w:hAnsiTheme="majorHAnsi" w:cstheme="majorHAnsi"/>
+                <w:sz w:val="28"/>
+                <w:szCs w:val="28"/>
+              </w:rPr>
+            </w:pPr>
+            <w:r>
+              <w:rPr>
+                <w:rFonts w:asciiTheme="majorHAnsi" w:hAnsiTheme="majorHAnsi" w:cstheme="majorHAnsi"/>
+                <w:sz w:val="28"/>
+                <w:szCs w:val="28"/>
+              </w:rPr>
+              <w:t>Tất cả các endpoint API đều có tài liệu Swagger rõ ràng và có thể kiểm thử được.</w:t>
+            </w:r>
+          </w:p>
+          <w:p>
+            <w:pPr>
+              <w:pStyle w:val="ListParagraph"/>
+              <w:numPr>
+                <w:ilvl w:val="0"/>
+                <w:numId w:val="33"/>
+              </w:numPr>
+              <w:spacing w:line="360" w:lineRule="auto"/>
+              <w:ind w:left="454"/>
+              <w:rPr>
+                <w:rFonts w:asciiTheme="majorHAnsi" w:hAnsiTheme="majorHAnsi" w:cstheme="majorHAnsi"/>
+                <w:sz w:val="28"/>
+                <w:szCs w:val="28"/>
+              </w:rPr>
+            </w:pPr>
+            <w:r>
+              <w:rPr>
+                <w:rFonts w:asciiTheme="majorHAnsi" w:hAnsiTheme="majorHAnsi" w:cstheme="majorHAnsi"/>
+                <w:sz w:val="28"/>
+                <w:szCs w:val="28"/>
+              </w:rPr>
+              <w:t>Hệ thống phân quyền hoạt động chính xác: người dùng với vai trò không phù hợp không thể truy cập các API được bảo vệ.</w:t>
+            </w:r>
+          </w:p>
+          <w:p>
+            <w:pPr>
+              <w:pStyle w:val="ListParagraph"/>
+              <w:numPr>
+                <w:ilvl w:val="0"/>
+                <w:numId w:val="33"/>
+              </w:numPr>
+              <w:spacing w:line="360" w:lineRule="auto"/>
+              <w:ind w:left="454"/>
+              <w:rPr>
+                <w:rFonts w:asciiTheme="majorHAnsi" w:hAnsiTheme="majorHAnsi" w:cstheme="majorHAnsi"/>
+                <w:sz w:val="28"/>
+                <w:szCs w:val="28"/>
+              </w:rPr>
+            </w:pPr>
+            <w:r>
+              <w:rPr>
+                <w:rFonts w:asciiTheme="majorHAnsi" w:hAnsiTheme="majorHAnsi" w:cstheme="majorHAnsi"/>
+                <w:sz w:val="28"/>
+                <w:szCs w:val="28"/>
+              </w:rPr>
+              <w:t>Các quy tắc nghiệp vụ về thời gian và trạng thái (ví dụ: không cho đăng ký khi đã hết hạn, không cho điểm danh khi hoạt động chưa bắt đầu) được áp dụng thành công.</w:t>
+            </w:r>
+          </w:p>
+          <w:p>
+            <w:pPr>
+              <w:pStyle w:val="ListParagraph"/>
+              <w:numPr>
+                <w:ilvl w:val="0"/>
+                <w:numId w:val="33"/>
+              </w:numPr>
+              <w:spacing w:line="360" w:lineRule="auto"/>
+              <w:ind w:left="454"/>
+              <w:rPr>
+                <w:rFonts w:asciiTheme="majorHAnsi" w:hAnsiTheme="majorHAnsi" w:cstheme="majorHAnsi"/>
+                <w:sz w:val="28"/>
+                <w:szCs w:val="28"/>
+              </w:rPr>
+            </w:pPr>
+            <w:r>
+              <w:rPr>
+                <w:rFonts w:asciiTheme="majorHAnsi" w:hAnsiTheme="majorHAnsi" w:cstheme="majorHAnsi"/>
+                <w:sz w:val="28"/>
+                <w:szCs w:val="28"/>
+              </w:rPr>
+              <w:t>Nộp đồ án và báo cáo đúng thời hạn quy định.</w:t>
+            </w:r>
+          </w:p>
+          <w:p>
+            <w:pPr>
+              <w:pStyle w:val="NormalWeb"/>
+              <w:numPr>
+                <w:ilvl w:val="0"/>
+                <w:numId w:val="33"/>
+              </w:numPr>
+              <w:spacing w:before="0" w:beforeAutospacing="0" w:after="0" w:afterAutospacing="0" w:line="360" w:lineRule="auto"/>
+              <w:ind w:left="454"/>
+              <w:rPr>
+                <w:rFonts w:asciiTheme="majorHAnsi" w:hAnsiTheme="majorHAnsi" w:cstheme="majorHAnsi"/>
+                <w:sz w:val="28"/>
+                <w:szCs w:val="28"/>
+              </w:rPr>
+            </w:pPr>
+            <w:r>
+              <w:rPr>
+                <w:rFonts w:asciiTheme="majorHAnsi" w:hAnsiTheme="majorHAnsi" w:cstheme="majorHAnsi"/>
+                <w:sz w:val="28"/>
+                <w:szCs w:val="28"/>
+              </w:rPr>
+              <w:t>Tỷ lệ lỗi xác thực và đặt lịch dưới 1%.</w:t>
+            </w:r>
+          </w:p>
+          <w:p>
+            <w:pPr>
+              <w:pStyle w:val="NormalWeb"/>
+              <w:numPr>
+                <w:ilvl w:val="0"/>
+                <w:numId w:val="33"/>
+              </w:numPr>
+              <w:spacing w:before="0" w:beforeAutospacing="0" w:after="0" w:afterAutospacing="0" w:line="360" w:lineRule="auto"/>
+              <w:ind w:left="454"/>
+              <w:rPr>
+                <w:rFonts w:asciiTheme="majorHAnsi" w:hAnsiTheme="majorHAnsi" w:cstheme="majorHAnsi"/>
+                <w:sz w:val="28"/>
+                <w:szCs w:val="28"/>
+              </w:rPr>
+            </w:pPr>
+            <w:r>
+              <w:rPr>
+                <w:rFonts w:asciiTheme="majorHAnsi" w:hAnsiTheme="majorHAnsi" w:cstheme="majorHAnsi"/>
+                <w:sz w:val="28"/>
+                <w:szCs w:val="28"/>
+              </w:rPr>
+              <w:t>Tất cả các chức năng được mô tả trong phạm vi dự án hoạt động ổn định và chính xác.</w:t>
+            </w:r>
+          </w:p>
+          <w:p>
+            <w:pPr>
+              <w:pStyle w:val="NormalWeb"/>
+              <w:numPr>
+                <w:ilvl w:val="0"/>
+                <w:numId w:val="33"/>
+              </w:numPr>
+              <w:spacing w:before="0" w:beforeAutospacing="0" w:after="0" w:afterAutospacing="0" w:line="360" w:lineRule="auto"/>
+              <w:ind w:left="454"/>
+              <w:rPr>
+                <w:rFonts w:asciiTheme="majorHAnsi" w:hAnsiTheme="majorHAnsi" w:cstheme="majorHAnsi"/>
+                <w:sz w:val="28"/>
+                <w:szCs w:val="28"/>
+              </w:rPr>
+            </w:pPr>
+            <w:r>
+              <w:rPr>
+                <w:rFonts w:asciiTheme="majorHAnsi" w:hAnsiTheme="majorHAnsi" w:cstheme="majorHAnsi"/>
+                <w:sz w:val="28"/>
+                <w:szCs w:val="28"/>
+              </w:rPr>
+              <w:t>Ứng dụng di động được phát hành trên ít nhất một nền tảng (iOS hoặc Android).</w:t>
+            </w:r>
+          </w:p>
+        </w:tc>
+      </w:tr>
+    </w:tbl>
+    <w:p>
+      <w:pPr>
+        <w:spacing w:after="0" w:line="360" w:lineRule="auto"/>
+        <w:rPr>
+          <w:rFonts w:asciiTheme="majorHAnsi" w:hAnsiTheme="majorHAnsi" w:cstheme="majorHAnsi"/>
+          <w:b/>
+          <w:bCs/>
+          <w:sz w:val="28"/>
+          <w:szCs w:val="28"/>
+          <w:lang w:val="en-US"/>
+        </w:rPr>
+      </w:pPr>
+    </w:p>
+    <w:tbl>
+      <w:tblPr>
+        <w:tblStyle w:val="TableGrid"/>
+        <w:tblW w:w="0" w:type="auto"/>
+        <w:tblLook w:val="04A0" w:firstRow="1" w:lastRow="0" w:firstColumn="1" w:lastColumn="0" w:noHBand="0" w:noVBand="1"/>
+      </w:tblPr>
+      <w:tblGrid>
+        <w:gridCol w:w="9016"/>
+      </w:tblGrid>
+      <w:tr>
+        <w:tc>
+          <w:tcPr>
+            <w:tcW w:w="9016" w:type="dxa"/>
+          </w:tcPr>
+          <w:p>
+            <w:pPr>
+              <w:spacing w:line="360" w:lineRule="auto"/>
+              <w:rPr>
+                <w:rFonts w:asciiTheme="majorHAnsi" w:hAnsiTheme="majorHAnsi" w:cstheme="majorHAnsi"/>
+                <w:b/>
+                <w:bCs/>
+                <w:sz w:val="28"/>
+                <w:szCs w:val="28"/>
+                <w:lang w:val="en-US"/>
+              </w:rPr>
+            </w:pPr>
+            <w:r>
+              <w:rPr>
+                <w:rFonts w:asciiTheme="majorHAnsi" w:hAnsiTheme="majorHAnsi" w:cstheme="majorHAnsi"/>
+                <w:b/>
+                <w:bCs/>
+                <w:sz w:val="28"/>
+                <w:szCs w:val="28"/>
+              </w:rPr>
+              <w:t>10.</w:t>
+            </w:r>
+            <w:r>
+              <w:rPr>
+                <w:rFonts w:asciiTheme="majorHAnsi" w:hAnsiTheme="majorHAnsi" w:cstheme="majorHAnsi"/>
+                <w:b/>
+                <w:bCs/>
+                <w:sz w:val="28"/>
+                <w:szCs w:val="28"/>
+                <w:lang w:val="en-US"/>
+              </w:rPr>
+              <w:t>0</w:t>
+            </w:r>
+            <w:r>
+              <w:rPr>
+                <w:rFonts w:asciiTheme="majorHAnsi" w:hAnsiTheme="majorHAnsi" w:cstheme="majorHAnsi"/>
+                <w:b/>
+                <w:bCs/>
+                <w:sz w:val="28"/>
+                <w:szCs w:val="28"/>
+              </w:rPr>
+              <w:t xml:space="preserve"> CÁC YẾU TỐ THÀNH CÔNG QUAN TRỌNG</w:t>
+            </w:r>
+          </w:p>
+        </w:tc>
+      </w:tr>
+      <w:tr>
+        <w:tc>
+          <w:tcPr>
+            <w:tcW w:w="9016" w:type="dxa"/>
+          </w:tcPr>
+          <w:p>
+            <w:pPr>
+              <w:pStyle w:val="ListParagraph"/>
+              <w:numPr>
+                <w:ilvl w:val="0"/>
+                <w:numId w:val="34"/>
+              </w:numPr>
+              <w:spacing w:line="360" w:lineRule="auto"/>
+              <w:ind w:left="454"/>
+              <w:rPr>
+                <w:rFonts w:asciiTheme="majorHAnsi" w:hAnsiTheme="majorHAnsi" w:cstheme="majorHAnsi"/>
+                <w:sz w:val="28"/>
+                <w:szCs w:val="28"/>
+              </w:rPr>
+            </w:pPr>
+            <w:r>
+              <w:rPr>
+                <w:rFonts w:asciiTheme="majorHAnsi" w:hAnsiTheme="majorHAnsi" w:cstheme="majorHAnsi"/>
+                <w:sz w:val="28"/>
+                <w:szCs w:val="28"/>
+              </w:rPr>
+              <w:t>Sự hợp tác chặt chẽ giữa đội ngũ phát triển Backend (Võ Anh Kiệt) và Frontend (Đặng Dương Nguyên).</w:t>
+            </w:r>
+          </w:p>
+          <w:p>
+            <w:pPr>
+              <w:pStyle w:val="ListParagraph"/>
+              <w:numPr>
+                <w:ilvl w:val="0"/>
+                <w:numId w:val="34"/>
+              </w:numPr>
+              <w:spacing w:line="360" w:lineRule="auto"/>
+              <w:ind w:left="454"/>
+              <w:rPr>
+                <w:rFonts w:asciiTheme="majorHAnsi" w:hAnsiTheme="majorHAnsi" w:cstheme="majorHAnsi"/>
+                <w:sz w:val="28"/>
+                <w:szCs w:val="28"/>
+              </w:rPr>
+            </w:pPr>
+            <w:r>
+              <w:rPr>
+                <w:rFonts w:asciiTheme="majorHAnsi" w:hAnsiTheme="majorHAnsi" w:cstheme="majorHAnsi"/>
+                <w:sz w:val="28"/>
+                <w:szCs w:val="28"/>
+              </w:rPr>
+              <w:t>Giao tiếp hiệu quả và thường xuyên giữa các thành viên trong dự án.</w:t>
+            </w:r>
+          </w:p>
+          <w:p>
+            <w:pPr>
+              <w:pStyle w:val="ListParagraph"/>
+              <w:numPr>
+                <w:ilvl w:val="0"/>
+                <w:numId w:val="34"/>
+              </w:numPr>
+              <w:spacing w:line="360" w:lineRule="auto"/>
+              <w:ind w:left="454"/>
+              <w:rPr>
+                <w:rFonts w:asciiTheme="majorHAnsi" w:hAnsiTheme="majorHAnsi" w:cstheme="majorHAnsi"/>
+                <w:sz w:val="28"/>
+                <w:szCs w:val="28"/>
+              </w:rPr>
+            </w:pPr>
+            <w:r>
+              <w:rPr>
+                <w:rFonts w:asciiTheme="majorHAnsi" w:hAnsiTheme="majorHAnsi" w:cstheme="majorHAnsi"/>
+                <w:sz w:val="28"/>
+                <w:szCs w:val="28"/>
+              </w:rPr>
+              <w:t>Phản hồi và điều chỉnh kịp thời dựa trên các thay đổi yêu cầu hoặc vấn đề kỹ thuật phát sinh.</w:t>
+            </w:r>
+          </w:p>
+          <w:p>
+            <w:pPr>
+              <w:pStyle w:val="ListParagraph"/>
+              <w:numPr>
+                <w:ilvl w:val="0"/>
+                <w:numId w:val="34"/>
+              </w:numPr>
+              <w:spacing w:line="360" w:lineRule="auto"/>
+              <w:ind w:left="454"/>
+              <w:rPr>
+                <w:rFonts w:asciiTheme="majorHAnsi" w:hAnsiTheme="majorHAnsi" w:cstheme="majorHAnsi"/>
+                <w:sz w:val="28"/>
+                <w:szCs w:val="28"/>
+              </w:rPr>
+            </w:pPr>
+            <w:r>
+              <w:rPr>
+                <w:rFonts w:asciiTheme="majorHAnsi" w:hAnsiTheme="majorHAnsi" w:cstheme="majorHAnsi"/>
+                <w:sz w:val="28"/>
+                <w:szCs w:val="28"/>
+              </w:rPr>
+              <w:t>Hiểu rõ yêu cầu: Nắm vững các yêu cầu và quy trình nghiệp vụ ngay từ đầu.</w:t>
+            </w:r>
+          </w:p>
+          <w:p>
+            <w:pPr>
+              <w:pStyle w:val="ListParagraph"/>
+              <w:numPr>
+                <w:ilvl w:val="0"/>
+                <w:numId w:val="34"/>
+              </w:numPr>
+              <w:spacing w:line="360" w:lineRule="auto"/>
+              <w:ind w:left="454"/>
+              <w:rPr>
+                <w:rFonts w:asciiTheme="majorHAnsi" w:hAnsiTheme="majorHAnsi" w:cstheme="majorHAnsi"/>
+                <w:sz w:val="28"/>
+                <w:szCs w:val="28"/>
+              </w:rPr>
+            </w:pPr>
+            <w:r>
+              <w:rPr>
+                <w:rFonts w:asciiTheme="majorHAnsi" w:hAnsiTheme="majorHAnsi" w:cstheme="majorHAnsi"/>
+                <w:sz w:val="28"/>
+                <w:szCs w:val="28"/>
+              </w:rPr>
+              <w:t>Kiểm thử thường xuyên: Kiểm tra từng API ngay sau khi hoàn thành bằng Postman để phát hiện lỗi sớm.</w:t>
+            </w:r>
+          </w:p>
+          <w:p>
+            <w:pPr>
+              <w:pStyle w:val="ListParagraph"/>
+              <w:numPr>
+                <w:ilvl w:val="0"/>
+                <w:numId w:val="34"/>
+              </w:numPr>
+              <w:spacing w:line="360" w:lineRule="auto"/>
+              <w:ind w:left="454"/>
+              <w:rPr>
+                <w:rFonts w:asciiTheme="majorHAnsi" w:hAnsiTheme="majorHAnsi" w:cstheme="majorHAnsi"/>
+                <w:sz w:val="28"/>
+                <w:szCs w:val="28"/>
+              </w:rPr>
+            </w:pPr>
+            <w:r>
+              <w:rPr>
+                <w:rFonts w:asciiTheme="majorHAnsi" w:hAnsiTheme="majorHAnsi" w:cstheme="majorHAnsi"/>
+                <w:sz w:val="28"/>
+                <w:szCs w:val="28"/>
+              </w:rPr>
+              <w:lastRenderedPageBreak/>
+              <w:t>Quản lý mã nguồn tốt: Sử dụng Git để lưu trữ các phiên bản và dễ dàng quay lại khi cần.</w:t>
+            </w:r>
+          </w:p>
+          <w:p>
+            <w:pPr>
+              <w:pStyle w:val="ListParagraph"/>
+              <w:numPr>
+                <w:ilvl w:val="0"/>
+                <w:numId w:val="34"/>
+              </w:numPr>
+              <w:spacing w:line="360" w:lineRule="auto"/>
+              <w:ind w:left="454"/>
+              <w:rPr>
+                <w:rFonts w:asciiTheme="majorHAnsi" w:hAnsiTheme="majorHAnsi" w:cstheme="majorHAnsi"/>
+                <w:sz w:val="28"/>
+                <w:szCs w:val="28"/>
+              </w:rPr>
+            </w:pPr>
+            <w:r>
+              <w:rPr>
+                <w:rFonts w:asciiTheme="majorHAnsi" w:hAnsiTheme="majorHAnsi" w:cstheme="majorHAnsi"/>
+                <w:sz w:val="28"/>
+                <w:szCs w:val="28"/>
+              </w:rPr>
+              <w:t>Thiết kế tốt: Cấu trúc code và cơ sở dữ liệu được thiết kế rõ ràng, dễ mở rộng (ví dụ: tách biệt Service, Controller, Repository).</w:t>
+            </w:r>
+          </w:p>
+          <w:p>
+            <w:pPr>
+              <w:pStyle w:val="ListParagraph"/>
+              <w:numPr>
+                <w:ilvl w:val="0"/>
+                <w:numId w:val="34"/>
+              </w:numPr>
+              <w:spacing w:line="360" w:lineRule="auto"/>
+              <w:ind w:left="454"/>
+              <w:rPr>
+                <w:rFonts w:asciiTheme="majorHAnsi" w:hAnsiTheme="majorHAnsi" w:cstheme="majorHAnsi"/>
+                <w:sz w:val="28"/>
+                <w:szCs w:val="28"/>
+              </w:rPr>
+            </w:pPr>
+            <w:r>
+              <w:rPr>
+                <w:rFonts w:asciiTheme="majorHAnsi" w:hAnsiTheme="majorHAnsi" w:cstheme="majorHAnsi"/>
+                <w:sz w:val="28"/>
+                <w:szCs w:val="28"/>
+              </w:rPr>
+              <w:t>Bám sát phạm vi dự án: Tránh thêm các chức năng không cần thiết gây ảnh hưởng đến tiến độ chung.</w:t>
+            </w:r>
+          </w:p>
+          <w:p>
+            <w:pPr>
+              <w:pStyle w:val="NormalWeb"/>
+              <w:spacing w:before="0" w:beforeAutospacing="0" w:after="0" w:afterAutospacing="0" w:line="360" w:lineRule="auto"/>
+              <w:rPr>
+                <w:rFonts w:asciiTheme="majorHAnsi" w:hAnsiTheme="majorHAnsi" w:cstheme="majorHAnsi"/>
+                <w:sz w:val="28"/>
+                <w:szCs w:val="28"/>
+                <w:lang w:val="en-US"/>
+              </w:rPr>
+            </w:pPr>
+          </w:p>
+        </w:tc>
+      </w:tr>
+    </w:tbl>
+    <w:p>
+      <w:pPr>
+        <w:rPr>
+          <w:rFonts w:asciiTheme="majorHAnsi" w:hAnsiTheme="majorHAnsi" w:cstheme="majorHAnsi"/>
+          <w:b/>
+          <w:bCs/>
+          <w:sz w:val="26"/>
+          <w:szCs w:val="26"/>
+          <w:lang w:eastAsia="vi-VN"/>
+        </w:rPr>
+      </w:pPr>
+    </w:p>
+    <w:p>
+      <w:pPr>
+        <w:rPr>
+          <w:rFonts w:asciiTheme="majorHAnsi" w:hAnsiTheme="majorHAnsi" w:cstheme="majorHAnsi"/>
+          <w:b/>
+          <w:bCs/>
+          <w:sz w:val="26"/>
+          <w:szCs w:val="26"/>
+          <w:lang w:eastAsia="vi-VN"/>
+        </w:rPr>
+      </w:pPr>
+    </w:p>
+    <w:tbl>
+      <w:tblPr>
+        <w:tblStyle w:val="TableGrid"/>
+        <w:tblW w:w="9067" w:type="dxa"/>
+        <w:tblLook w:val="04A0" w:firstRow="1" w:lastRow="0" w:firstColumn="1" w:lastColumn="0" w:noHBand="0" w:noVBand="1"/>
+      </w:tblPr>
+      <w:tblGrid>
+        <w:gridCol w:w="2755"/>
+        <w:gridCol w:w="3903"/>
+        <w:gridCol w:w="2409"/>
+      </w:tblGrid>
+      <w:tr>
+        <w:trPr>
+          <w:trHeight w:val="383"/>
+        </w:trPr>
+        <w:tc>
+          <w:tcPr>
+            <w:tcW w:w="9067" w:type="dxa"/>
+            <w:gridSpan w:val="3"/>
+          </w:tcPr>
+          <w:p>
+            <w:pPr>
+              <w:rPr>
+                <w:rFonts w:ascii="Times New Roman" w:eastAsia="Times New Roman" w:hAnsi="Times New Roman" w:cs="Times New Roman"/>
+                <w:b/>
+                <w:bCs/>
+                <w:kern w:val="0"/>
+                <w:sz w:val="28"/>
+                <w:szCs w:val="28"/>
+                <w14:ligatures w14:val="none"/>
+              </w:rPr>
+            </w:pPr>
+            <w:r>
+              <w:rPr>
+                <w:rFonts w:ascii="Times New Roman" w:eastAsia="Times New Roman" w:hAnsi="Times New Roman" w:cs="Times New Roman"/>
+                <w:b/>
+                <w:bCs/>
+                <w:kern w:val="0"/>
+                <w:sz w:val="28"/>
+                <w:szCs w:val="28"/>
+                <w:lang w:val="en-US"/>
+                <w14:ligatures w14:val="none"/>
+              </w:rPr>
+              <w:t>11</w:t>
+            </w:r>
+            <w:r>
+              <w:rPr>
+                <w:rFonts w:ascii="Times New Roman" w:eastAsia="Times New Roman" w:hAnsi="Times New Roman" w:cs="Times New Roman"/>
+                <w:b/>
+                <w:bCs/>
+                <w:kern w:val="0"/>
+                <w:sz w:val="28"/>
+                <w:szCs w:val="28"/>
+                <w14:ligatures w14:val="none"/>
+              </w:rPr>
+              <w:t>.0 PHÊ DUYỆT</w:t>
+            </w:r>
+          </w:p>
+        </w:tc>
+      </w:tr>
       <w:tr>
         <w:tc>
           <w:tcPr>
@@ -3481,102 +3754,89 @@
           <w:p>
             <w:pPr>
               <w:rPr>
-                <w:rFonts w:asciiTheme="majorHAnsi" w:hAnsiTheme="majorHAnsi" w:cstheme="majorHAnsi"/>
-                <w:sz w:val="26"/>
-                <w:szCs w:val="26"/>
-                <w:lang w:eastAsia="vi-VN"/>
-              </w:rPr>
-            </w:pPr>
-            <w:r>
-              <w:rPr>
-                <w:rFonts w:asciiTheme="majorHAnsi" w:hAnsiTheme="majorHAnsi" w:cstheme="majorHAnsi"/>
-                <w:sz w:val="26"/>
-                <w:szCs w:val="26"/>
-                <w:lang w:eastAsia="vi-VN"/>
-              </w:rPr>
-              <w:t>Project Member</w:t>
+                <w:rFonts w:ascii="Times New Roman" w:eastAsia="Times New Roman" w:hAnsi="Times New Roman" w:cs="Times New Roman"/>
+                <w:kern w:val="0"/>
+                <w:sz w:val="28"/>
+                <w:szCs w:val="28"/>
+                <w:lang w:val="en-US"/>
+                <w14:ligatures w14:val="none"/>
+              </w:rPr>
+            </w:pPr>
+            <w:r>
+              <w:rPr>
+                <w:rFonts w:ascii="Times New Roman" w:eastAsia="Times New Roman" w:hAnsi="Times New Roman" w:cs="Times New Roman"/>
+                <w:kern w:val="0"/>
+                <w:sz w:val="28"/>
+                <w:szCs w:val="28"/>
+                <w:lang w:val="en-US"/>
+                <w14:ligatures w14:val="none"/>
+              </w:rPr>
+              <w:t>Đặng Dương Nguyên</w:t>
             </w:r>
           </w:p>
         </w:tc>
         <w:tc>
           <w:tcPr>
-            <w:tcW w:w="0" w:type="auto"/>
+            <w:tcW w:w="3903" w:type="dxa"/>
             <w:hideMark/>
           </w:tcPr>
           <w:p>
             <w:pPr>
               <w:rPr>
-                <w:rFonts w:asciiTheme="majorHAnsi" w:hAnsiTheme="majorHAnsi" w:cstheme="majorHAnsi"/>
-                <w:sz w:val="26"/>
-                <w:szCs w:val="26"/>
-                <w:lang w:eastAsia="vi-VN"/>
-              </w:rPr>
-            </w:pPr>
-            <w:r>
-              <w:rPr>
-                <w:rFonts w:asciiTheme="majorHAnsi" w:hAnsiTheme="majorHAnsi" w:cstheme="majorHAnsi"/>
-                <w:sz w:val="26"/>
-                <w:szCs w:val="26"/>
-                <w:lang w:eastAsia="vi-VN"/>
-              </w:rPr>
-              <w:t>Role</w:t>
+                <w:rFonts w:ascii="Times New Roman" w:eastAsia="Times New Roman" w:hAnsi="Times New Roman" w:cs="Times New Roman"/>
+                <w:kern w:val="0"/>
+                <w:sz w:val="28"/>
+                <w:szCs w:val="28"/>
+                <w:lang w:val="en-US"/>
+                <w14:ligatures w14:val="none"/>
+              </w:rPr>
+            </w:pPr>
+            <w:r>
+              <w:rPr>
+                <w:rFonts w:ascii="Times New Roman" w:eastAsia="Times New Roman" w:hAnsi="Times New Roman" w:cs="Times New Roman"/>
+                <w:kern w:val="0"/>
+                <w:sz w:val="28"/>
+                <w:szCs w:val="28"/>
+                <w:lang w:val="en-US"/>
+                <w14:ligatures w14:val="none"/>
+              </w:rPr>
+              <w:t>Quản lý dự án / Lập trình viên Flutter</w:t>
             </w:r>
           </w:p>
         </w:tc>
         <w:tc>
           <w:tcPr>
-            <w:tcW w:w="0" w:type="auto"/>
+            <w:tcW w:w="2409" w:type="dxa"/>
             <w:hideMark/>
           </w:tcPr>
           <w:p>
             <w:pPr>
               <w:rPr>
-                <w:rFonts w:asciiTheme="majorHAnsi" w:hAnsiTheme="majorHAnsi" w:cstheme="majorHAnsi"/>
-                <w:sz w:val="26"/>
-                <w:szCs w:val="26"/>
-                <w:lang w:eastAsia="vi-VN"/>
-              </w:rPr>
-            </w:pPr>
-            <w:r>
-              <w:rPr>
-                <w:rFonts w:asciiTheme="majorHAnsi" w:hAnsiTheme="majorHAnsi" w:cstheme="majorHAnsi"/>
-                <w:sz w:val="26"/>
-                <w:szCs w:val="26"/>
-                <w:lang w:eastAsia="vi-VN"/>
-              </w:rPr>
-              <w:t>Signature</w:t>
-            </w:r>
-          </w:p>
-        </w:tc>
-        <w:tc>
-          <w:tcPr>
-            <w:tcW w:w="0" w:type="auto"/>
-            <w:hideMark/>
-          </w:tcPr>
-          <w:p>
-            <w:pPr>
-              <w:rPr>
-                <w:rFonts w:asciiTheme="majorHAnsi" w:hAnsiTheme="majorHAnsi" w:cstheme="majorHAnsi"/>
-                <w:sz w:val="26"/>
-                <w:szCs w:val="26"/>
-                <w:lang w:eastAsia="vi-VN"/>
-              </w:rPr>
-            </w:pPr>
-            <w:r>
-              <w:rPr>
-                <w:rFonts w:asciiTheme="majorHAnsi" w:hAnsiTheme="majorHAnsi" w:cstheme="majorHAnsi"/>
-                <w:sz w:val="26"/>
-                <w:szCs w:val="26"/>
-                <w:lang w:eastAsia="vi-VN"/>
-              </w:rPr>
-              <w:t>Date</w:t>
+                <w:rFonts w:ascii="Times New Roman" w:eastAsia="Times New Roman" w:hAnsi="Times New Roman" w:cs="Times New Roman"/>
+                <w:kern w:val="0"/>
+                <w:sz w:val="28"/>
+                <w:szCs w:val="28"/>
+                <w:lang w:val="en-US"/>
+                <w14:ligatures w14:val="none"/>
+              </w:rPr>
+            </w:pPr>
+            <w:r>
+              <w:rPr>
+                <w:rFonts w:ascii="Times New Roman" w:eastAsia="Times New Roman" w:hAnsi="Times New Roman" w:cs="Times New Roman"/>
+                <w:kern w:val="0"/>
+                <w:sz w:val="28"/>
+                <w:szCs w:val="28"/>
+                <w:lang w:val="en-US"/>
+                <w14:ligatures w14:val="none"/>
+              </w:rPr>
+              <w:t>....../....../2025</w:t>
             </w:r>
           </w:p>
         </w:tc>
       </w:tr>
       <w:tr>
         <w:trPr>
-          <w:trHeight w:val="848"/>
+          <w:trHeight w:val="522"/>
         </w:trPr>
         <w:tc>
           <w:tcPr>
@@ -3586,23 +3846,87 @@
           <w:p>
             <w:pPr>
               <w:rPr>
-                <w:rFonts w:asciiTheme="majorHAnsi" w:hAnsiTheme="majorHAnsi" w:cstheme="majorHAnsi"/>
-                <w:sz w:val="26"/>
-                <w:szCs w:val="26"/>
-                <w:lang w:eastAsia="vi-VN"/>
-              </w:rPr>
-            </w:pPr>
-            <w:r>
-              <w:rPr>
-                <w:rFonts w:asciiTheme="majorHAnsi" w:hAnsiTheme="majorHAnsi" w:cstheme="majorHAnsi"/>
-                <w:sz w:val="26"/>
-                <w:szCs w:val="26"/>
-                <w:lang w:eastAsia="vi-VN"/>
-              </w:rPr>
-              <w:t>Đặng Dương Nguyên</w:t>
+                <w:rFonts w:ascii="Times New Roman" w:eastAsia="Times New Roman" w:hAnsi="Times New Roman" w:cs="Times New Roman"/>
+                <w:kern w:val="0"/>
+                <w:sz w:val="28"/>
+                <w:szCs w:val="28"/>
+                <w:lang w:val="en-US"/>
+                <w14:ligatures w14:val="none"/>
+              </w:rPr>
+            </w:pPr>
+            <w:r>
+              <w:rPr>
+                <w:rFonts w:ascii="Times New Roman" w:eastAsia="Times New Roman" w:hAnsi="Times New Roman" w:cs="Times New Roman"/>
+                <w:kern w:val="0"/>
+                <w:sz w:val="28"/>
+                <w:szCs w:val="28"/>
+                <w:lang w:val="en-US"/>
+                <w14:ligatures w14:val="none"/>
+              </w:rPr>
+              <w:t>Võ Anh Kiệt</w:t>
             </w:r>
           </w:p>
         </w:tc>
+        <w:tc>
+          <w:tcPr>
+            <w:tcW w:w="3903" w:type="dxa"/>
+            <w:hideMark/>
+          </w:tcPr>
+          <w:p>
+            <w:pPr>
+              <w:rPr>
+                <w:rFonts w:ascii="Times New Roman" w:eastAsia="Times New Roman" w:hAnsi="Times New Roman" w:cs="Times New Roman"/>
+                <w:kern w:val="0"/>
+                <w:sz w:val="28"/>
+                <w:szCs w:val="28"/>
+                <w:lang w:val="en-US"/>
+                <w14:ligatures w14:val="none"/>
+              </w:rPr>
+            </w:pPr>
+            <w:r>
+              <w:rPr>
+                <w:rFonts w:ascii="Times New Roman" w:eastAsia="Times New Roman" w:hAnsi="Times New Roman" w:cs="Times New Roman"/>
+                <w:kern w:val="0"/>
+                <w:sz w:val="28"/>
+                <w:szCs w:val="28"/>
+                <w:lang w:val="en-US"/>
+                <w14:ligatures w14:val="none"/>
+              </w:rPr>
+              <w:t>Lập trình viên Backend</w:t>
+            </w:r>
+          </w:p>
+        </w:tc>
+        <w:tc>
+          <w:tcPr>
+            <w:tcW w:w="2409" w:type="dxa"/>
+            <w:hideMark/>
+          </w:tcPr>
+          <w:p>
+            <w:pPr>
+              <w:rPr>
+                <w:rFonts w:ascii="Times New Roman" w:eastAsia="Times New Roman" w:hAnsi="Times New Roman" w:cs="Times New Roman"/>
+                <w:kern w:val="0"/>
+                <w:sz w:val="28"/>
+                <w:szCs w:val="28"/>
+                <w:lang w:val="en-US"/>
+                <w14:ligatures w14:val="none"/>
+              </w:rPr>
+            </w:pPr>
+            <w:r>
+              <w:rPr>
+                <w:rFonts w:ascii="Times New Roman" w:eastAsia="Times New Roman" w:hAnsi="Times New Roman" w:cs="Times New Roman"/>
+                <w:kern w:val="0"/>
+                <w:sz w:val="28"/>
+                <w:szCs w:val="28"/>
+                <w:lang w:val="en-US"/>
+                <w14:ligatures w14:val="none"/>
+              </w:rPr>
+              <w:t>....../....../2025</w:t>
+            </w:r>
+          </w:p>
+        </w:tc>
+      </w:tr>
+      <w:tr>
         <w:tc>
           <w:tcPr>
             <w:tcW w:w="0" w:type="auto"/>
@@ -3611,272 +3935,72 @@
           <w:p>
             <w:pPr>
               <w:rPr>
-                <w:rFonts w:asciiTheme="majorHAnsi" w:hAnsiTheme="majorHAnsi" w:cstheme="majorHAnsi"/>
-                <w:sz w:val="26"/>
-                <w:szCs w:val="26"/>
-                <w:lang w:eastAsia="vi-VN"/>
-              </w:rPr>
-            </w:pPr>
-            <w:r>
-              <w:rPr>
-                <w:rFonts w:asciiTheme="majorHAnsi" w:hAnsiTheme="majorHAnsi" w:cstheme="majorHAnsi"/>
-                <w:sz w:val="26"/>
-                <w:szCs w:val="26"/>
-                <w:lang w:eastAsia="vi-VN"/>
-              </w:rPr>
-              <w:t>Project Manager / Flutter Developer</w:t>
+                <w:rFonts w:ascii="Times New Roman" w:eastAsia="Times New Roman" w:hAnsi="Times New Roman" w:cs="Times New Roman"/>
+                <w:kern w:val="0"/>
+                <w:sz w:val="28"/>
+                <w:szCs w:val="28"/>
+                <w:lang w:val="en-US"/>
+                <w14:ligatures w14:val="none"/>
+              </w:rPr>
+            </w:pPr>
+            <w:r>
+              <w:rPr>
+                <w:rFonts w:ascii="Times New Roman" w:eastAsia="Times New Roman" w:hAnsi="Times New Roman" w:cs="Times New Roman"/>
+                <w:kern w:val="0"/>
+                <w:sz w:val="28"/>
+                <w:szCs w:val="28"/>
+                <w:lang w:val="en-US"/>
+                <w14:ligatures w14:val="none"/>
+              </w:rPr>
+              <w:t>Giảng viên hướng dẫn (Thầy Huynh)</w:t>
             </w:r>
           </w:p>
         </w:tc>
         <w:tc>
           <w:tcPr>
-            <w:tcW w:w="0" w:type="auto"/>
+            <w:tcW w:w="3903" w:type="dxa"/>
             <w:hideMark/>
           </w:tcPr>
           <w:p>
             <w:pPr>
               <w:rPr>
-                <w:rFonts w:asciiTheme="majorHAnsi" w:hAnsiTheme="majorHAnsi" w:cstheme="majorHAnsi"/>
-                <w:sz w:val="26"/>
-                <w:szCs w:val="26"/>
-                <w:lang w:eastAsia="vi-VN"/>
-              </w:rPr>
-            </w:pPr>
-            <w:r>
-              <w:rPr>
-                <w:rFonts w:asciiTheme="majorHAnsi" w:hAnsiTheme="majorHAnsi" w:cstheme="majorHAnsi"/>
-                <w:sz w:val="26"/>
-                <w:szCs w:val="26"/>
-                <w:lang w:eastAsia="vi-VN"/>
-              </w:rPr>
-              <w:t>..........................</w:t>
-            </w:r>
+                <w:rFonts w:ascii="Times New Roman" w:eastAsia="Times New Roman" w:hAnsi="Times New Roman" w:cs="Times New Roman"/>
+                <w:kern w:val="0"/>
+                <w:sz w:val="28"/>
+                <w:szCs w:val="28"/>
+                <w:lang w:val="en-US"/>
+                <w14:ligatures w14:val="none"/>
+              </w:rPr>
+            </w:pPr>
           </w:p>
         </w:tc>
         <w:tc>
           <w:tcPr>
-            <w:tcW w:w="0" w:type="auto"/>
+            <w:tcW w:w="2409" w:type="dxa"/>
             <w:hideMark/>
           </w:tcPr>
           <w:p>
             <w:pPr>
               <w:rPr>
-                <w:rFonts w:asciiTheme="majorHAnsi" w:hAnsiTheme="majorHAnsi" w:cstheme="majorHAnsi"/>
-                <w:sz w:val="26"/>
-                <w:szCs w:val="26"/>
-                <w:lang w:eastAsia="vi-VN"/>
-              </w:rPr>
-            </w:pPr>
-            <w:r>
-              <w:rPr>
-                <w:rFonts w:asciiTheme="majorHAnsi" w:hAnsiTheme="majorHAnsi" w:cstheme="majorHAnsi"/>
-                <w:sz w:val="26"/>
-                <w:szCs w:val="26"/>
-                <w:lang w:eastAsia="vi-VN"/>
+                <w:rFonts w:ascii="Times New Roman" w:eastAsia="Times New Roman" w:hAnsi="Times New Roman" w:cs="Times New Roman"/>
+                <w:kern w:val="0"/>
+                <w:sz w:val="28"/>
+                <w:szCs w:val="28"/>
+                <w:lang w:val="en-US"/>
+                <w14:ligatures w14:val="none"/>
+              </w:rPr>
+            </w:pPr>
+            <w:r>
+              <w:rPr>
+                <w:rFonts w:ascii="Times New Roman" w:eastAsia="Times New Roman" w:hAnsi="Times New Roman" w:cs="Times New Roman"/>
+                <w:kern w:val="0"/>
+                <w:sz w:val="28"/>
+                <w:szCs w:val="28"/>
+                <w:lang w:val="en-US"/>
+                <w14:ligatures w14:val="none"/>
               </w:rPr>
               <w:t>....../....../2025</w:t>
             </w:r>
-          </w:p>
-        </w:tc>
-      </w:tr>
-      <w:tr>
-        <w:trPr>
-          <w:trHeight w:val="420"/>
-        </w:trPr>
-        <w:tc>
-          <w:tcPr>
-            <w:tcW w:w="0" w:type="auto"/>
-            <w:hideMark/>
-          </w:tcPr>
-          <w:p>
-            <w:pPr>
-              <w:rPr>
-                <w:rFonts w:asciiTheme="majorHAnsi" w:hAnsiTheme="majorHAnsi" w:cstheme="majorHAnsi"/>
-                <w:sz w:val="26"/>
-                <w:szCs w:val="26"/>
-                <w:lang w:eastAsia="vi-VN"/>
-              </w:rPr>
-            </w:pPr>
-            <w:r>
-              <w:rPr>
-                <w:rFonts w:asciiTheme="majorHAnsi" w:hAnsiTheme="majorHAnsi" w:cstheme="majorHAnsi"/>
-                <w:sz w:val="26"/>
-                <w:szCs w:val="26"/>
-                <w:lang w:eastAsia="vi-VN"/>
-              </w:rPr>
-              <w:t>Võ Anh Kiệt</w:t>
-            </w:r>
-          </w:p>
-        </w:tc>
-        <w:tc>
-          <w:tcPr>
-            <w:tcW w:w="0" w:type="auto"/>
-            <w:hideMark/>
-          </w:tcPr>
-          <w:p>
-            <w:pPr>
-              <w:rPr>
-                <w:rFonts w:asciiTheme="majorHAnsi" w:hAnsiTheme="majorHAnsi" w:cstheme="majorHAnsi"/>
-                <w:sz w:val="26"/>
-                <w:szCs w:val="26"/>
-                <w:lang w:eastAsia="vi-VN"/>
-              </w:rPr>
-            </w:pPr>
-            <w:r>
-              <w:rPr>
-                <w:rFonts w:asciiTheme="majorHAnsi" w:hAnsiTheme="majorHAnsi" w:cstheme="majorHAnsi"/>
-                <w:sz w:val="26"/>
-                <w:szCs w:val="26"/>
-                <w:lang w:eastAsia="vi-VN"/>
-              </w:rPr>
-              <w:t>Backend Developer</w:t>
-            </w:r>
-          </w:p>
-        </w:tc>
-        <w:tc>
-          <w:tcPr>
-            <w:tcW w:w="0" w:type="auto"/>
-            <w:hideMark/>
-          </w:tcPr>
-          <w:p>
-            <w:pPr>
-              <w:rPr>
-                <w:rFonts w:asciiTheme="majorHAnsi" w:hAnsiTheme="majorHAnsi" w:cstheme="majorHAnsi"/>
-                <w:sz w:val="26"/>
-                <w:szCs w:val="26"/>
-                <w:lang w:eastAsia="vi-VN"/>
-              </w:rPr>
-            </w:pPr>
-            <w:r>
-              <w:rPr>
-                <w:rFonts w:asciiTheme="majorHAnsi" w:hAnsiTheme="majorHAnsi" w:cstheme="majorHAnsi"/>
-                <w:sz w:val="26"/>
-                <w:szCs w:val="26"/>
-                <w:lang w:eastAsia="vi-VN"/>
-              </w:rPr>
-              <w:t>..........................</w:t>
-            </w:r>
-          </w:p>
-        </w:tc>
-        <w:tc>
-          <w:tcPr>
-            <w:tcW w:w="0" w:type="auto"/>
-            <w:hideMark/>
-          </w:tcPr>
-          <w:p>
-            <w:pPr>
-              <w:rPr>
-                <w:rFonts w:asciiTheme="majorHAnsi" w:hAnsiTheme="majorHAnsi" w:cstheme="majorHAnsi"/>
-                <w:sz w:val="26"/>
-                <w:szCs w:val="26"/>
-                <w:lang w:eastAsia="vi-VN"/>
-              </w:rPr>
-            </w:pPr>
-            <w:r>
-              <w:rPr>
-                <w:rFonts w:asciiTheme="majorHAnsi" w:hAnsiTheme="majorHAnsi" w:cstheme="majorHAnsi"/>
-                <w:sz w:val="26"/>
-                <w:szCs w:val="26"/>
-                <w:lang w:eastAsia="vi-VN"/>
-              </w:rPr>
-              <w:t>....../....../2025</w:t>
-            </w:r>
-          </w:p>
-        </w:tc>
-      </w:tr>
-      <w:tr>
-        <w:trPr>
-          <w:trHeight w:val="696"/>
-        </w:trPr>
-        <w:tc>
-          <w:tcPr>
-            <w:tcW w:w="0" w:type="auto"/>
-            <w:hideMark/>
-          </w:tcPr>
-          <w:p>
-            <w:pPr>
-              <w:rPr>
-                <w:rFonts w:asciiTheme="majorHAnsi" w:hAnsiTheme="majorHAnsi" w:cstheme="majorHAnsi"/>
-                <w:sz w:val="26"/>
-                <w:szCs w:val="26"/>
-                <w:lang w:eastAsia="vi-VN"/>
-              </w:rPr>
-            </w:pPr>
-            <w:r>
-              <w:rPr>
-                <w:rFonts w:asciiTheme="majorHAnsi" w:hAnsiTheme="majorHAnsi" w:cstheme="majorHAnsi"/>
-                <w:sz w:val="26"/>
-                <w:szCs w:val="26"/>
-                <w:lang w:eastAsia="vi-VN"/>
-              </w:rPr>
-              <w:t xml:space="preserve">Giảng viên hướng dẫn (Thầy </w:t>
-            </w:r>
-            <w:r>
-              <w:rPr>
-                <w:rFonts w:asciiTheme="majorHAnsi" w:hAnsiTheme="majorHAnsi" w:cstheme="majorHAnsi"/>
-                <w:sz w:val="26"/>
-                <w:szCs w:val="26"/>
-                <w:lang w:eastAsia="vi-VN"/>
-              </w:rPr>
-              <w:t>Huy</w:t>
-            </w:r>
-            <w:r>
-              <w:rPr>
-                <w:rFonts w:asciiTheme="majorHAnsi" w:hAnsiTheme="majorHAnsi" w:cstheme="majorHAnsi"/>
-                <w:sz w:val="26"/>
-                <w:szCs w:val="26"/>
-                <w:lang w:eastAsia="vi-VN"/>
-              </w:rPr>
-              <w:t>nh)</w:t>
-            </w:r>
-          </w:p>
-        </w:tc>
-        <w:tc>
-          <w:tcPr>
-            <w:tcW w:w="0" w:type="auto"/>
-            <w:hideMark/>
-          </w:tcPr>
-          <w:p>
-            <w:pPr>
-              <w:rPr>
-                <w:rFonts w:asciiTheme="majorHAnsi" w:hAnsiTheme="majorHAnsi" w:cstheme="majorHAnsi"/>
-                <w:sz w:val="26"/>
-                <w:szCs w:val="26"/>
-                <w:lang w:eastAsia="vi-VN"/>
-              </w:rPr>
-            </w:pPr>
-          </w:p>
-        </w:tc>
-        <w:tc>
-          <w:tcPr>
-            <w:tcW w:w="0" w:type="auto"/>
-            <w:hideMark/>
-          </w:tcPr>
-          <w:p>
-            <w:pPr>
-              <w:rPr>
-                <w:rFonts w:asciiTheme="majorHAnsi" w:hAnsiTheme="majorHAnsi" w:cstheme="majorHAnsi"/>
-                <w:sz w:val="26"/>
-                <w:szCs w:val="26"/>
-                <w:lang w:eastAsia="vi-VN"/>
-              </w:rPr>
-            </w:pPr>
-          </w:p>
-        </w:tc>
-        <w:tc>
-          <w:tcPr>
-            <w:tcW w:w="0" w:type="auto"/>
-            <w:hideMark/>
-          </w:tcPr>
-          <w:p>
-            <w:pPr>
-              <w:rPr>
-                <w:rFonts w:asciiTheme="majorHAnsi" w:hAnsiTheme="majorHAnsi" w:cstheme="majorHAnsi"/>
-                <w:sz w:val="26"/>
-                <w:szCs w:val="26"/>
-                <w:lang w:eastAsia="vi-VN"/>
-              </w:rPr>
-            </w:pPr>
           </w:p>
         </w:tc>
       </w:tr>
@@ -3884,6 +4008,17 @@
     <w:p>
       <w:pPr>
         <w:spacing w:after="0" w:line="360" w:lineRule="auto"/>
+        <w:rPr>
+          <w:rFonts w:asciiTheme="majorHAnsi" w:hAnsiTheme="majorHAnsi" w:cstheme="majorHAnsi"/>
+          <w:sz w:val="28"/>
+          <w:szCs w:val="28"/>
+        </w:rPr>
+      </w:pPr>
+    </w:p>
+    <w:p>
+      <w:pPr>
+        <w:spacing w:after="0" w:line="360" w:lineRule="auto"/>
+        <w:ind w:right="-46"/>
         <w:rPr>
           <w:rFonts w:asciiTheme="majorHAnsi" w:hAnsiTheme="majorHAnsi" w:cstheme="majorHAnsi"/>
           <w:sz w:val="28"/>
@@ -4017,6 +4152,119 @@
     </w:lvl>
   </w:abstractNum>
   <w:abstractNum w:abstractNumId="1" w15:restartNumberingAfterBreak="0">
+    <w:nsid w:val="0FAF718E"/>
+    <w:multiLevelType w:val="hybridMultilevel"/>
+    <w:tmpl w:val="622821DA"/>
+    <w:lvl w:ilvl="0" w:tplc="04090005">
+      <w:start w:val="1"/>
+      <w:numFmt w:val="bullet"/>
+      <w:lvlText w:val=""/>
+      <w:lvlJc w:val="left"/>
+      <w:pPr>
+        <w:ind w:left="1080" w:hanging="360"/>
+      </w:pPr>
+      <w:rPr>
+        <w:rFonts w:ascii="Wingdings" w:hAnsi="Wingdings" w:hint="default"/>
+      </w:rPr>
+    </w:lvl>
+    <w:lvl w:ilvl="1" w:tplc="04090003" w:tentative="1">
+      <w:start w:val="1"/>
+      <w:numFmt w:val="bullet"/>
+      <w:lvlText w:val="o"/>
+      <w:lvlJc w:val="left"/>
+      <w:pPr>
+        <w:ind w:left="1800" w:hanging="360"/>
+      </w:pPr>
+      <w:rPr>
+        <w:rFonts w:ascii="Courier New" w:hAnsi="Courier New" w:cs="Courier New" w:hint="default"/>
+      </w:rPr>
+    </w:lvl>
+    <w:lvl w:ilvl="2" w:tplc="04090005" w:tentative="1">
+      <w:start w:val="1"/>
+      <w:numFmt w:val="bullet"/>
+      <w:lvlText w:val=""/>
+      <w:lvlJc w:val="left"/>
+      <w:pPr>
+        <w:ind w:left="2520" w:hanging="360"/>
+      </w:pPr>
+      <w:rPr>
+        <w:rFonts w:ascii="Wingdings" w:hAnsi="Wingdings" w:hint="default"/>
+      </w:rPr>
+    </w:lvl>
+    <w:lvl w:ilvl="3" w:tplc="04090001" w:tentative="1">
+      <w:start w:val="1"/>
+      <w:numFmt w:val="bullet"/>
+      <w:lvlText w:val=""/>
+      <w:lvlJc w:val="left"/>
+      <w:pPr>
+        <w:ind w:left="3240" w:hanging="360"/>
+      </w:pPr>
+      <w:rPr>
+        <w:rFonts w:ascii="Symbol" w:hAnsi="Symbol" w:hint="default"/>
+      </w:rPr>
+    </w:lvl>
+    <w:lvl w:ilvl="4" w:tplc="04090003" w:tentative="1">
+      <w:start w:val="1"/>
+      <w:numFmt w:val="bullet"/>
+      <w:lvlText w:val="o"/>
+      <w:lvlJc w:val="left"/>
+      <w:pPr>
+        <w:ind w:left="3960" w:hanging="360"/>
+      </w:pPr>
+      <w:rPr>
+        <w:rFonts w:ascii="Courier New" w:hAnsi="Courier New" w:cs="Courier New" w:hint="default"/>
+      </w:rPr>
+    </w:lvl>
+    <w:lvl w:ilvl="5" w:tplc="04090005" w:tentative="1">
+      <w:start w:val="1"/>
+      <w:numFmt w:val="bullet"/>
+      <w:lvlText w:val=""/>
+      <w:lvlJc w:val="left"/>
+      <w:pPr>
+        <w:ind w:left="4680" w:hanging="360"/>
+      </w:pPr>
+      <w:rPr>
+        <w:rFonts w:ascii="Wingdings" w:hAnsi="Wingdings" w:hint="default"/>
+      </w:rPr>
+    </w:lvl>
+    <w:lvl w:ilvl="6" w:tplc="04090001" w:tentative="1">
+      <w:start w:val="1"/>
+      <w:numFmt w:val="bullet"/>
+      <w:lvlText w:val=""/>
+      <w:lvlJc w:val="left"/>
+      <w:pPr>
+        <w:ind w:left="5400" w:hanging="360"/>
+      </w:pPr>
+      <w:rPr>
+        <w:rFonts w:ascii="Symbol" w:hAnsi="Symbol" w:hint="default"/>
+      </w:rPr>
+    </w:lvl>
+    <w:lvl w:ilvl="7" w:tplc="04090003" w:tentative="1">
+      <w:start w:val="1"/>
+      <w:numFmt w:val="bullet"/>
+      <w:lvlText w:val="o"/>
+      <w:lvlJc w:val="left"/>
+      <w:pPr>
+        <w:ind w:left="6120" w:hanging="360"/>
+      </w:pPr>
+      <w:rPr>
+        <w:rFonts w:ascii="Courier New" w:hAnsi="Courier New" w:cs="Courier New" w:hint="default"/>
+      </w:rPr>
+    </w:lvl>
+    <w:lvl w:ilvl="8" w:tplc="04090005" w:tentative="1">
+      <w:start w:val="1"/>
+      <w:numFmt w:val="bullet"/>
+      <w:lvlText w:val=""/>
+      <w:lvlJc w:val="left"/>
+      <w:pPr>
+        <w:ind w:left="6840" w:hanging="360"/>
+      </w:pPr>
+      <w:rPr>
+        <w:rFonts w:ascii="Wingdings" w:hAnsi="Wingdings" w:hint="default"/>
+      </w:rPr>
+    </w:lvl>
+  </w:abstractNum>
+  <w:abstractNum w:abstractNumId="2" w15:restartNumberingAfterBreak="0">
     <w:nsid w:val="11010C9A"/>
     <w:multiLevelType w:val="multilevel"/>
     <w:tmpl w:val="4C000470"/>
@@ -4165,7 +4413,152 @@
       </w:rPr>
     </w:lvl>
   </w:abstractNum>
-  <w:abstractNum w:abstractNumId="2" w15:restartNumberingAfterBreak="0">
+  <w:abstractNum w:abstractNumId="3" w15:restartNumberingAfterBreak="0">
+    <w:nsid w:val="13CD5A54"/>
+    <w:multiLevelType w:val="multilevel"/>
+    <w:tmpl w:val="8B1633CA"/>
+    <w:lvl w:ilvl="0">
+      <w:start w:val="1"/>
+      <w:numFmt w:val="bullet"/>
+      <w:lvlText w:val=""/>
+      <w:lvlJc w:val="left"/>
+      <w:pPr>
+        <w:tabs>
+          <w:tab w:val="num" w:pos="720"/>
+        </w:tabs>
+        <w:ind w:left="720" w:hanging="360"/>
+      </w:pPr>
+      <w:rPr>
+        <w:rFonts w:ascii="Wingdings" w:hAnsi="Wingdings" w:hint="default"/>
+        <w:sz w:val="20"/>
+      </w:rPr>
+    </w:lvl>
+    <w:lvl w:ilvl="1">
+      <w:start w:val="7"/>
+      <w:numFmt w:val="bullet"/>
+      <w:lvlText w:val="-"/>
+      <w:lvlJc w:val="left"/>
+      <w:pPr>
+        <w:ind w:left="720" w:hanging="360"/>
+      </w:pPr>
+      <w:rPr>
+        <w:rFonts w:ascii="Times New Roman" w:eastAsiaTheme="minorHAnsi" w:hAnsi="Times New Roman" w:cs="Times New Roman" w:hint="default"/>
+      </w:rPr>
+    </w:lvl>
+    <w:lvl w:ilvl="2" w:tentative="1">
+      <w:start w:val="1"/>
+      <w:numFmt w:val="bullet"/>
+      <w:lvlText w:val=""/>
+      <w:lvlJc w:val="left"/>
+      <w:pPr>
+        <w:tabs>
+          <w:tab w:val="num" w:pos="2160"/>
+        </w:tabs>
+        <w:ind w:left="2160" w:hanging="360"/>
+      </w:pPr>
+      <w:rPr>
+        <w:rFonts w:ascii="Wingdings" w:hAnsi="Wingdings" w:hint="default"/>
+        <w:sz w:val="20"/>
+      </w:rPr>
+    </w:lvl>
+    <w:lvl w:ilvl="3" w:tentative="1">
+      <w:start w:val="1"/>
+      <w:numFmt w:val="bullet"/>
+      <w:lvlText w:val=""/>
+      <w:lvlJc w:val="left"/>
+      <w:pPr>
+        <w:tabs>
+          <w:tab w:val="num" w:pos="2880"/>
+        </w:tabs>
+        <w:ind w:left="2880" w:hanging="360"/>
+      </w:pPr>
+      <w:rPr>
+        <w:rFonts w:ascii="Wingdings" w:hAnsi="Wingdings" w:hint="default"/>
+        <w:sz w:val="20"/>
+      </w:rPr>
+    </w:lvl>
+    <w:lvl w:ilvl="4" w:tentative="1">
+      <w:start w:val="1"/>
+      <w:numFmt w:val="bullet"/>
+      <w:lvlText w:val=""/>
+      <w:lvlJc w:val="left"/>
+      <w:pPr>
+        <w:tabs>
+          <w:tab w:val="num" w:pos="3600"/>
+        </w:tabs>
+        <w:ind w:left="3600" w:hanging="360"/>
+      </w:pPr>
+      <w:rPr>
+        <w:rFonts w:ascii="Wingdings" w:hAnsi="Wingdings" w:hint="default"/>
+        <w:sz w:val="20"/>
+      </w:rPr>
+    </w:lvl>
+    <w:lvl w:ilvl="5" w:tentative="1">
+      <w:start w:val="1"/>
+      <w:numFmt w:val="bullet"/>
+      <w:lvlText w:val=""/>
+      <w:lvlJc w:val="left"/>
+      <w:pPr>
+        <w:tabs>
+          <w:tab w:val="num" w:pos="4320"/>
+        </w:tabs>
+        <w:ind w:left="4320" w:hanging="360"/>
+      </w:pPr>
+      <w:rPr>
+        <w:rFonts w:ascii="Wingdings" w:hAnsi="Wingdings" w:hint="default"/>
+        <w:sz w:val="20"/>
+      </w:rPr>
+    </w:lvl>
+    <w:lvl w:ilvl="6" w:tentative="1">
+      <w:start w:val="1"/>
+      <w:numFmt w:val="bullet"/>
+      <w:lvlText w:val=""/>
+      <w:lvlJc w:val="left"/>
+      <w:pPr>
+        <w:tabs>
+          <w:tab w:val="num" w:pos="5040"/>
+        </w:tabs>
+        <w:ind w:left="5040" w:hanging="360"/>
+      </w:pPr>
+      <w:rPr>
+        <w:rFonts w:ascii="Wingdings" w:hAnsi="Wingdings" w:hint="default"/>
+        <w:sz w:val="20"/>
+      </w:rPr>
+    </w:lvl>
+    <w:lvl w:ilvl="7" w:tentative="1">
+      <w:start w:val="1"/>
+      <w:numFmt w:val="bullet"/>
+      <w:lvlText w:val=""/>
+      <w:lvlJc w:val="left"/>
+      <w:pPr>
+        <w:tabs>
+          <w:tab w:val="num" w:pos="5760"/>
+        </w:tabs>
+        <w:ind w:left="5760" w:hanging="360"/>
+      </w:pPr>
+      <w:rPr>
+        <w:rFonts w:ascii="Wingdings" w:hAnsi="Wingdings" w:hint="default"/>
+        <w:sz w:val="20"/>
+      </w:rPr>
+    </w:lvl>
+    <w:lvl w:ilvl="8" w:tentative="1">
+      <w:start w:val="1"/>
+      <w:numFmt w:val="bullet"/>
+      <w:lvlText w:val=""/>
+      <w:lvlJc w:val="left"/>
+      <w:pPr>
+        <w:tabs>
+          <w:tab w:val="num" w:pos="6480"/>
+        </w:tabs>
+        <w:ind w:left="6480" w:hanging="360"/>
+      </w:pPr>
+      <w:rPr>
+        <w:rFonts w:ascii="Wingdings" w:hAnsi="Wingdings" w:hint="default"/>
+        <w:sz w:val="20"/>
+      </w:rPr>
+    </w:lvl>
+  </w:abstractNum>
+  <w:abstractNum w:abstractNumId="4" w15:restartNumberingAfterBreak="0">
     <w:nsid w:val="13FC5DE1"/>
     <w:multiLevelType w:val="hybridMultilevel"/>
     <w:tmpl w:val="41F85AB4"/>
@@ -4278,7 +4671,120 @@
       </w:rPr>
     </w:lvl>
   </w:abstractNum>
-  <w:abstractNum w:abstractNumId="3" w15:restartNumberingAfterBreak="0">
+  <w:abstractNum w:abstractNumId="5" w15:restartNumberingAfterBreak="0">
+    <w:nsid w:val="1E555C3B"/>
+    <w:multiLevelType w:val="hybridMultilevel"/>
+    <w:tmpl w:val="1040DC26"/>
+    <w:lvl w:ilvl="0" w:tplc="04090005">
+      <w:start w:val="1"/>
+      <w:numFmt w:val="bullet"/>
+      <w:lvlText w:val=""/>
+      <w:lvlJc w:val="left"/>
+      <w:pPr>
+        <w:ind w:left="1080" w:hanging="360"/>
+      </w:pPr>
+      <w:rPr>
+        <w:rFonts w:ascii="Wingdings" w:hAnsi="Wingdings" w:hint="default"/>
+      </w:rPr>
+    </w:lvl>
+    <w:lvl w:ilvl="1" w:tplc="04090003" w:tentative="1">
+      <w:start w:val="1"/>
+      <w:numFmt w:val="bullet"/>
+      <w:lvlText w:val="o"/>
+      <w:lvlJc w:val="left"/>
+      <w:pPr>
+        <w:ind w:left="1800" w:hanging="360"/>
+      </w:pPr>
+      <w:rPr>
+        <w:rFonts w:ascii="Courier New" w:hAnsi="Courier New" w:cs="Courier New" w:hint="default"/>
+      </w:rPr>
+    </w:lvl>
+    <w:lvl w:ilvl="2" w:tplc="04090005" w:tentative="1">
+      <w:start w:val="1"/>
+      <w:numFmt w:val="bullet"/>
+      <w:lvlText w:val=""/>
+      <w:lvlJc w:val="left"/>
+      <w:pPr>
+        <w:ind w:left="2520" w:hanging="360"/>
+      </w:pPr>
+      <w:rPr>
+        <w:rFonts w:ascii="Wingdings" w:hAnsi="Wingdings" w:hint="default"/>
+      </w:rPr>
+    </w:lvl>
+    <w:lvl w:ilvl="3" w:tplc="04090001" w:tentative="1">
+      <w:start w:val="1"/>
+      <w:numFmt w:val="bullet"/>
+      <w:lvlText w:val=""/>
+      <w:lvlJc w:val="left"/>
+      <w:pPr>
+        <w:ind w:left="3240" w:hanging="360"/>
+      </w:pPr>
+      <w:rPr>
+        <w:rFonts w:ascii="Symbol" w:hAnsi="Symbol" w:hint="default"/>
+      </w:rPr>
+    </w:lvl>
+    <w:lvl w:ilvl="4" w:tplc="04090003" w:tentative="1">
+      <w:start w:val="1"/>
+      <w:numFmt w:val="bullet"/>
+      <w:lvlText w:val="o"/>
+      <w:lvlJc w:val="left"/>
+      <w:pPr>
+        <w:ind w:left="3960" w:hanging="360"/>
+      </w:pPr>
+      <w:rPr>
+        <w:rFonts w:ascii="Courier New" w:hAnsi="Courier New" w:cs="Courier New" w:hint="default"/>
+      </w:rPr>
+    </w:lvl>
+    <w:lvl w:ilvl="5" w:tplc="04090005" w:tentative="1">
+      <w:start w:val="1"/>
+      <w:numFmt w:val="bullet"/>
+      <w:lvlText w:val=""/>
+      <w:lvlJc w:val="left"/>
+      <w:pPr>
+        <w:ind w:left="4680" w:hanging="360"/>
+      </w:pPr>
+      <w:rPr>
+        <w:rFonts w:ascii="Wingdings" w:hAnsi="Wingdings" w:hint="default"/>
+      </w:rPr>
+    </w:lvl>
+    <w:lvl w:ilvl="6" w:tplc="04090001" w:tentative="1">
+      <w:start w:val="1"/>
+      <w:numFmt w:val="bullet"/>
+      <w:lvlText w:val=""/>
+      <w:lvlJc w:val="left"/>
+      <w:pPr>
+        <w:ind w:left="5400" w:hanging="360"/>
+      </w:pPr>
+      <w:rPr>
+        <w:rFonts w:ascii="Symbol" w:hAnsi="Symbol" w:hint="default"/>
+      </w:rPr>
+    </w:lvl>
+    <w:lvl w:ilvl="7" w:tplc="04090003" w:tentative="1">
+      <w:start w:val="1"/>
+      <w:numFmt w:val="bullet"/>
+      <w:lvlText w:val="o"/>
+      <w:lvlJc w:val="left"/>
+      <w:pPr>
+        <w:ind w:left="6120" w:hanging="360"/>
+      </w:pPr>
+      <w:rPr>
+        <w:rFonts w:ascii="Courier New" w:hAnsi="Courier New" w:cs="Courier New" w:hint="default"/>
+      </w:rPr>
+    </w:lvl>
+    <w:lvl w:ilvl="8" w:tplc="04090005" w:tentative="1">
+      <w:start w:val="1"/>
+      <w:numFmt w:val="bullet"/>
+      <w:lvlText w:val=""/>
+      <w:lvlJc w:val="left"/>
+      <w:pPr>
+        <w:ind w:left="6840" w:hanging="360"/>
+      </w:pPr>
+      <w:rPr>
+        <w:rFonts w:ascii="Wingdings" w:hAnsi="Wingdings" w:hint="default"/>
+      </w:rPr>
+    </w:lvl>
+  </w:abstractNum>
+  <w:abstractNum w:abstractNumId="6" w15:restartNumberingAfterBreak="0">
     <w:nsid w:val="2BDB20C7"/>
     <w:multiLevelType w:val="hybridMultilevel"/>
     <w:tmpl w:val="0CE864BA"/>
@@ -4391,7 +4897,152 @@
       </w:rPr>
     </w:lvl>
   </w:abstractNum>
-  <w:abstractNum w:abstractNumId="4" w15:restartNumberingAfterBreak="0">
+  <w:abstractNum w:abstractNumId="7" w15:restartNumberingAfterBreak="0">
+    <w:nsid w:val="2E8E36C5"/>
+    <w:multiLevelType w:val="multilevel"/>
+    <w:tmpl w:val="58CE62B2"/>
+    <w:lvl w:ilvl="0">
+      <w:start w:val="1"/>
+      <w:numFmt w:val="bullet"/>
+      <w:lvlText w:val=""/>
+      <w:lvlJc w:val="left"/>
+      <w:pPr>
+        <w:tabs>
+          <w:tab w:val="num" w:pos="720"/>
+        </w:tabs>
+        <w:ind w:left="720" w:hanging="360"/>
+      </w:pPr>
+      <w:rPr>
+        <w:rFonts w:ascii="Wingdings" w:hAnsi="Wingdings" w:hint="default"/>
+        <w:sz w:val="20"/>
+      </w:rPr>
+    </w:lvl>
+    <w:lvl w:ilvl="1">
+      <w:start w:val="7"/>
+      <w:numFmt w:val="bullet"/>
+      <w:lvlText w:val="-"/>
+      <w:lvlJc w:val="left"/>
+      <w:pPr>
+        <w:ind w:left="720" w:hanging="360"/>
+      </w:pPr>
+      <w:rPr>
+        <w:rFonts w:ascii="Times New Roman" w:eastAsiaTheme="minorHAnsi" w:hAnsi="Times New Roman" w:cs="Times New Roman" w:hint="default"/>
+      </w:rPr>
+    </w:lvl>
+    <w:lvl w:ilvl="2" w:tentative="1">
+      <w:start w:val="1"/>
+      <w:numFmt w:val="bullet"/>
+      <w:lvlText w:val=""/>
+      <w:lvlJc w:val="left"/>
+      <w:pPr>
+        <w:tabs>
+          <w:tab w:val="num" w:pos="2160"/>
+        </w:tabs>
+        <w:ind w:left="2160" w:hanging="360"/>
+      </w:pPr>
+      <w:rPr>
+        <w:rFonts w:ascii="Wingdings" w:hAnsi="Wingdings" w:hint="default"/>
+        <w:sz w:val="20"/>
+      </w:rPr>
+    </w:lvl>
+    <w:lvl w:ilvl="3" w:tentative="1">
+      <w:start w:val="1"/>
+      <w:numFmt w:val="bullet"/>
+      <w:lvlText w:val=""/>
+      <w:lvlJc w:val="left"/>
+      <w:pPr>
+        <w:tabs>
+          <w:tab w:val="num" w:pos="2880"/>
+        </w:tabs>
+        <w:ind w:left="2880" w:hanging="360"/>
+      </w:pPr>
+      <w:rPr>
+        <w:rFonts w:ascii="Wingdings" w:hAnsi="Wingdings" w:hint="default"/>
+        <w:sz w:val="20"/>
+      </w:rPr>
+    </w:lvl>
+    <w:lvl w:ilvl="4" w:tentative="1">
+      <w:start w:val="1"/>
+      <w:numFmt w:val="bullet"/>
+      <w:lvlText w:val=""/>
+      <w:lvlJc w:val="left"/>
+      <w:pPr>
+        <w:tabs>
+          <w:tab w:val="num" w:pos="3600"/>
+        </w:tabs>
+        <w:ind w:left="3600" w:hanging="360"/>
+      </w:pPr>
+      <w:rPr>
+        <w:rFonts w:ascii="Wingdings" w:hAnsi="Wingdings" w:hint="default"/>
+        <w:sz w:val="20"/>
+      </w:rPr>
+    </w:lvl>
+    <w:lvl w:ilvl="5" w:tentative="1">
+      <w:start w:val="1"/>
+      <w:numFmt w:val="bullet"/>
+      <w:lvlText w:val=""/>
+      <w:lvlJc w:val="left"/>
+      <w:pPr>
+        <w:tabs>
+          <w:tab w:val="num" w:pos="4320"/>
+        </w:tabs>
+        <w:ind w:left="4320" w:hanging="360"/>
+      </w:pPr>
+      <w:rPr>
+        <w:rFonts w:ascii="Wingdings" w:hAnsi="Wingdings" w:hint="default"/>
+        <w:sz w:val="20"/>
+      </w:rPr>
+    </w:lvl>
+    <w:lvl w:ilvl="6" w:tentative="1">
+      <w:start w:val="1"/>
+      <w:numFmt w:val="bullet"/>
+      <w:lvlText w:val=""/>
+      <w:lvlJc w:val="left"/>
+      <w:pPr>
+        <w:tabs>
+          <w:tab w:val="num" w:pos="5040"/>
+        </w:tabs>
+        <w:ind w:left="5040" w:hanging="360"/>
+      </w:pPr>
+      <w:rPr>
+        <w:rFonts w:ascii="Wingdings" w:hAnsi="Wingdings" w:hint="default"/>
+        <w:sz w:val="20"/>
+      </w:rPr>
+    </w:lvl>
+    <w:lvl w:ilvl="7" w:tentative="1">
+      <w:start w:val="1"/>
+      <w:numFmt w:val="bullet"/>
+      <w:lvlText w:val=""/>
+      <w:lvlJc w:val="left"/>
+      <w:pPr>
+        <w:tabs>
+          <w:tab w:val="num" w:pos="5760"/>
+        </w:tabs>
+        <w:ind w:left="5760" w:hanging="360"/>
+      </w:pPr>
+      <w:rPr>
+        <w:rFonts w:ascii="Wingdings" w:hAnsi="Wingdings" w:hint="default"/>
+        <w:sz w:val="20"/>
+      </w:rPr>
+    </w:lvl>
+    <w:lvl w:ilvl="8" w:tentative="1">
+      <w:start w:val="1"/>
+      <w:numFmt w:val="bullet"/>
+      <w:lvlText w:val=""/>
+      <w:lvlJc w:val="left"/>
+      <w:pPr>
+        <w:tabs>
+          <w:tab w:val="num" w:pos="6480"/>
+        </w:tabs>
+        <w:ind w:left="6480" w:hanging="360"/>
+      </w:pPr>
+      <w:rPr>
+        <w:rFonts w:ascii="Wingdings" w:hAnsi="Wingdings" w:hint="default"/>
+        <w:sz w:val="20"/>
+      </w:rPr>
+    </w:lvl>
+  </w:abstractNum>
+  <w:abstractNum w:abstractNumId="8" w15:restartNumberingAfterBreak="0">
     <w:nsid w:val="301D1032"/>
     <w:multiLevelType w:val="hybridMultilevel"/>
     <w:tmpl w:val="282804F6"/>
@@ -4504,7 +5155,120 @@
       </w:rPr>
     </w:lvl>
   </w:abstractNum>
-  <w:abstractNum w:abstractNumId="5" w15:restartNumberingAfterBreak="0">
+  <w:abstractNum w:abstractNumId="9" w15:restartNumberingAfterBreak="0">
+    <w:nsid w:val="375E40A1"/>
+    <w:multiLevelType w:val="hybridMultilevel"/>
+    <w:tmpl w:val="526C7A52"/>
+    <w:lvl w:ilvl="0" w:tplc="04090005">
+      <w:start w:val="1"/>
+      <w:numFmt w:val="bullet"/>
+      <w:lvlText w:val=""/>
+      <w:lvlJc w:val="left"/>
+      <w:pPr>
+        <w:ind w:left="720" w:hanging="360"/>
+      </w:pPr>
+      <w:rPr>
+        <w:rFonts w:ascii="Wingdings" w:hAnsi="Wingdings" w:hint="default"/>
+      </w:rPr>
+    </w:lvl>
+    <w:lvl w:ilvl="1" w:tplc="04090003" w:tentative="1">
+      <w:start w:val="1"/>
+      <w:numFmt w:val="bullet"/>
+      <w:lvlText w:val="o"/>
+      <w:lvlJc w:val="left"/>
+      <w:pPr>
+        <w:ind w:left="1440" w:hanging="360"/>
+      </w:pPr>
+      <w:rPr>
+        <w:rFonts w:ascii="Courier New" w:hAnsi="Courier New" w:cs="Courier New" w:hint="default"/>
+      </w:rPr>
+    </w:lvl>
+    <w:lvl w:ilvl="2" w:tplc="04090005" w:tentative="1">
+      <w:start w:val="1"/>
+      <w:numFmt w:val="bullet"/>
+      <w:lvlText w:val=""/>
+      <w:lvlJc w:val="left"/>
+      <w:pPr>
+        <w:ind w:left="2160" w:hanging="360"/>
+      </w:pPr>
+      <w:rPr>
+        <w:rFonts w:ascii="Wingdings" w:hAnsi="Wingdings" w:hint="default"/>
+      </w:rPr>
+    </w:lvl>
+    <w:lvl w:ilvl="3" w:tplc="04090001" w:tentative="1">
+      <w:start w:val="1"/>
+      <w:numFmt w:val="bullet"/>
+      <w:lvlText w:val=""/>
+      <w:lvlJc w:val="left"/>
+      <w:pPr>
+        <w:ind w:left="2880" w:hanging="360"/>
+      </w:pPr>
+      <w:rPr>
+        <w:rFonts w:ascii="Symbol" w:hAnsi="Symbol" w:hint="default"/>
+      </w:rPr>
+    </w:lvl>
+    <w:lvl w:ilvl="4" w:tplc="04090003" w:tentative="1">
+      <w:start w:val="1"/>
+      <w:numFmt w:val="bullet"/>
+      <w:lvlText w:val="o"/>
+      <w:lvlJc w:val="left"/>
+      <w:pPr>
+        <w:ind w:left="3600" w:hanging="360"/>
+      </w:pPr>
+      <w:rPr>
+        <w:rFonts w:ascii="Courier New" w:hAnsi="Courier New" w:cs="Courier New" w:hint="default"/>
+      </w:rPr>
+    </w:lvl>
+    <w:lvl w:ilvl="5" w:tplc="04090005" w:tentative="1">
+      <w:start w:val="1"/>
+      <w:numFmt w:val="bullet"/>
+      <w:lvlText w:val=""/>
+      <w:lvlJc w:val="left"/>
+      <w:pPr>
+        <w:ind w:left="4320" w:hanging="360"/>
+      </w:pPr>
+      <w:rPr>
+        <w:rFonts w:ascii="Wingdings" w:hAnsi="Wingdings" w:hint="default"/>
+      </w:rPr>
+    </w:lvl>
+    <w:lvl w:ilvl="6" w:tplc="04090001" w:tentative="1">
+      <w:start w:val="1"/>
+      <w:numFmt w:val="bullet"/>
+      <w:lvlText w:val=""/>
+      <w:lvlJc w:val="left"/>
+      <w:pPr>
+        <w:ind w:left="5040" w:hanging="360"/>
+      </w:pPr>
+      <w:rPr>
+        <w:rFonts w:ascii="Symbol" w:hAnsi="Symbol" w:hint="default"/>
+      </w:rPr>
+    </w:lvl>
+    <w:lvl w:ilvl="7" w:tplc="04090003" w:tentative="1">
+      <w:start w:val="1"/>
+      <w:numFmt w:val="bullet"/>
+      <w:lvlText w:val="o"/>
+      <w:lvlJc w:val="left"/>
+      <w:pPr>
+        <w:ind w:left="5760" w:hanging="360"/>
+      </w:pPr>
+      <w:rPr>
+        <w:rFonts w:ascii="Courier New" w:hAnsi="Courier New" w:cs="Courier New" w:hint="default"/>
+      </w:rPr>
+    </w:lvl>
+    <w:lvl w:ilvl="8" w:tplc="04090005" w:tentative="1">
+      <w:start w:val="1"/>
+      <w:numFmt w:val="bullet"/>
+      <w:lvlText w:val=""/>
+      <w:lvlJc w:val="left"/>
+      <w:pPr>
+        <w:ind w:left="6480" w:hanging="360"/>
+      </w:pPr>
+      <w:rPr>
+        <w:rFonts w:ascii="Wingdings" w:hAnsi="Wingdings" w:hint="default"/>
+      </w:rPr>
+    </w:lvl>
+  </w:abstractNum>
+  <w:abstractNum w:abstractNumId="10" w15:restartNumberingAfterBreak="0">
     <w:nsid w:val="3AE82501"/>
     <w:multiLevelType w:val="hybridMultilevel"/>
     <w:tmpl w:val="7E12E4A4"/>
@@ -4617,7 +5381,120 @@
       </w:rPr>
     </w:lvl>
   </w:abstractNum>
-  <w:abstractNum w:abstractNumId="6" w15:restartNumberingAfterBreak="0">
+  <w:abstractNum w:abstractNumId="11" w15:restartNumberingAfterBreak="0">
+    <w:nsid w:val="3BA44665"/>
+    <w:multiLevelType w:val="hybridMultilevel"/>
+    <w:tmpl w:val="C7DCD6D2"/>
+    <w:lvl w:ilvl="0" w:tplc="04090005">
+      <w:start w:val="1"/>
+      <w:numFmt w:val="bullet"/>
+      <w:lvlText w:val=""/>
+      <w:lvlJc w:val="left"/>
+      <w:pPr>
+        <w:ind w:left="720" w:hanging="360"/>
+      </w:pPr>
+      <w:rPr>
+        <w:rFonts w:ascii="Wingdings" w:hAnsi="Wingdings" w:hint="default"/>
+      </w:rPr>
+    </w:lvl>
+    <w:lvl w:ilvl="1" w:tplc="04090003" w:tentative="1">
+      <w:start w:val="1"/>
+      <w:numFmt w:val="bullet"/>
+      <w:lvlText w:val="o"/>
+      <w:lvlJc w:val="left"/>
+      <w:pPr>
+        <w:ind w:left="1440" w:hanging="360"/>
+      </w:pPr>
+      <w:rPr>
+        <w:rFonts w:ascii="Courier New" w:hAnsi="Courier New" w:cs="Courier New" w:hint="default"/>
+      </w:rPr>
+    </w:lvl>
+    <w:lvl w:ilvl="2" w:tplc="04090005" w:tentative="1">
+      <w:start w:val="1"/>
+      <w:numFmt w:val="bullet"/>
+      <w:lvlText w:val=""/>
+      <w:lvlJc w:val="left"/>
+      <w:pPr>
+        <w:ind w:left="2160" w:hanging="360"/>
+      </w:pPr>
+      <w:rPr>
+        <w:rFonts w:ascii="Wingdings" w:hAnsi="Wingdings" w:hint="default"/>
+      </w:rPr>
+    </w:lvl>
+    <w:lvl w:ilvl="3" w:tplc="04090001" w:tentative="1">
+      <w:start w:val="1"/>
+      <w:numFmt w:val="bullet"/>
+      <w:lvlText w:val=""/>
+      <w:lvlJc w:val="left"/>
+      <w:pPr>
+        <w:ind w:left="2880" w:hanging="360"/>
+      </w:pPr>
+      <w:rPr>
+        <w:rFonts w:ascii="Symbol" w:hAnsi="Symbol" w:hint="default"/>
+      </w:rPr>
+    </w:lvl>
+    <w:lvl w:ilvl="4" w:tplc="04090003" w:tentative="1">
+      <w:start w:val="1"/>
+      <w:numFmt w:val="bullet"/>
+      <w:lvlText w:val="o"/>
+      <w:lvlJc w:val="left"/>
+      <w:pPr>
+        <w:ind w:left="3600" w:hanging="360"/>
+      </w:pPr>
+      <w:rPr>
+        <w:rFonts w:ascii="Courier New" w:hAnsi="Courier New" w:cs="Courier New" w:hint="default"/>
+      </w:rPr>
+    </w:lvl>
+    <w:lvl w:ilvl="5" w:tplc="04090005" w:tentative="1">
+      <w:start w:val="1"/>
+      <w:numFmt w:val="bullet"/>
+      <w:lvlText w:val=""/>
+      <w:lvlJc w:val="left"/>
+      <w:pPr>
+        <w:ind w:left="4320" w:hanging="360"/>
+      </w:pPr>
+      <w:rPr>
+        <w:rFonts w:ascii="Wingdings" w:hAnsi="Wingdings" w:hint="default"/>
+      </w:rPr>
+    </w:lvl>
+    <w:lvl w:ilvl="6" w:tplc="04090001" w:tentative="1">
+      <w:start w:val="1"/>
+      <w:numFmt w:val="bullet"/>
+      <w:lvlText w:val=""/>
+      <w:lvlJc w:val="left"/>
+      <w:pPr>
+        <w:ind w:left="5040" w:hanging="360"/>
+      </w:pPr>
+      <w:rPr>
+        <w:rFonts w:ascii="Symbol" w:hAnsi="Symbol" w:hint="default"/>
+      </w:rPr>
+    </w:lvl>
+    <w:lvl w:ilvl="7" w:tplc="04090003" w:tentative="1">
+      <w:start w:val="1"/>
+      <w:numFmt w:val="bullet"/>
+      <w:lvlText w:val="o"/>
+      <w:lvlJc w:val="left"/>
+      <w:pPr>
+        <w:ind w:left="5760" w:hanging="360"/>
+      </w:pPr>
+      <w:rPr>
+        <w:rFonts w:ascii="Courier New" w:hAnsi="Courier New" w:cs="Courier New" w:hint="default"/>
+      </w:rPr>
+    </w:lvl>
+    <w:lvl w:ilvl="8" w:tplc="04090005" w:tentative="1">
+      <w:start w:val="1"/>
+      <w:numFmt w:val="bullet"/>
+      <w:lvlText w:val=""/>
+      <w:lvlJc w:val="left"/>
+      <w:pPr>
+        <w:ind w:left="6480" w:hanging="360"/>
+      </w:pPr>
+      <w:rPr>
+        <w:rFonts w:ascii="Wingdings" w:hAnsi="Wingdings" w:hint="default"/>
+      </w:rPr>
+    </w:lvl>
+  </w:abstractNum>
+  <w:abstractNum w:abstractNumId="12" w15:restartNumberingAfterBreak="0">
     <w:nsid w:val="3D494A58"/>
     <w:multiLevelType w:val="hybridMultilevel"/>
     <w:tmpl w:val="ACA25D36"/>
@@ -4730,7 +5607,7 @@
       </w:rPr>
     </w:lvl>
   </w:abstractNum>
-  <w:abstractNum w:abstractNumId="7" w15:restartNumberingAfterBreak="0">
+  <w:abstractNum w:abstractNumId="13" w15:restartNumberingAfterBreak="0">
     <w:nsid w:val="3DDD779D"/>
     <w:multiLevelType w:val="multilevel"/>
     <w:tmpl w:val="90A4512C"/>
@@ -4875,7 +5752,7 @@
       </w:rPr>
     </w:lvl>
   </w:abstractNum>
-  <w:abstractNum w:abstractNumId="8" w15:restartNumberingAfterBreak="0">
+  <w:abstractNum w:abstractNumId="14" w15:restartNumberingAfterBreak="0">
     <w:nsid w:val="3FE9177C"/>
     <w:multiLevelType w:val="hybridMultilevel"/>
     <w:tmpl w:val="192ABF96"/>
@@ -4987,7 +5864,120 @@
       </w:rPr>
     </w:lvl>
   </w:abstractNum>
-  <w:abstractNum w:abstractNumId="9" w15:restartNumberingAfterBreak="0">
+  <w:abstractNum w:abstractNumId="15" w15:restartNumberingAfterBreak="0">
+    <w:nsid w:val="41521613"/>
+    <w:multiLevelType w:val="hybridMultilevel"/>
+    <w:tmpl w:val="30BA973C"/>
+    <w:lvl w:ilvl="0" w:tplc="04090005">
+      <w:start w:val="1"/>
+      <w:numFmt w:val="bullet"/>
+      <w:lvlText w:val=""/>
+      <w:lvlJc w:val="left"/>
+      <w:pPr>
+        <w:ind w:left="1080" w:hanging="360"/>
+      </w:pPr>
+      <w:rPr>
+        <w:rFonts w:ascii="Wingdings" w:hAnsi="Wingdings" w:hint="default"/>
+      </w:rPr>
+    </w:lvl>
+    <w:lvl w:ilvl="1" w:tplc="04090003" w:tentative="1">
+      <w:start w:val="1"/>
+      <w:numFmt w:val="bullet"/>
+      <w:lvlText w:val="o"/>
+      <w:lvlJc w:val="left"/>
+      <w:pPr>
+        <w:ind w:left="1800" w:hanging="360"/>
+      </w:pPr>
+      <w:rPr>
+        <w:rFonts w:ascii="Courier New" w:hAnsi="Courier New" w:cs="Courier New" w:hint="default"/>
+      </w:rPr>
+    </w:lvl>
+    <w:lvl w:ilvl="2" w:tplc="04090005" w:tentative="1">
+      <w:start w:val="1"/>
+      <w:numFmt w:val="bullet"/>
+      <w:lvlText w:val=""/>
+      <w:lvlJc w:val="left"/>
+      <w:pPr>
+        <w:ind w:left="2520" w:hanging="360"/>
+      </w:pPr>
+      <w:rPr>
+        <w:rFonts w:ascii="Wingdings" w:hAnsi="Wingdings" w:hint="default"/>
+      </w:rPr>
+    </w:lvl>
+    <w:lvl w:ilvl="3" w:tplc="04090001" w:tentative="1">
+      <w:start w:val="1"/>
+      <w:numFmt w:val="bullet"/>
+      <w:lvlText w:val=""/>
+      <w:lvlJc w:val="left"/>
+      <w:pPr>
+        <w:ind w:left="3240" w:hanging="360"/>
+      </w:pPr>
+      <w:rPr>
+        <w:rFonts w:ascii="Symbol" w:hAnsi="Symbol" w:hint="default"/>
+      </w:rPr>
+    </w:lvl>
+    <w:lvl w:ilvl="4" w:tplc="04090003" w:tentative="1">
+      <w:start w:val="1"/>
+      <w:numFmt w:val="bullet"/>
+      <w:lvlText w:val="o"/>
+      <w:lvlJc w:val="left"/>
+      <w:pPr>
+        <w:ind w:left="3960" w:hanging="360"/>
+      </w:pPr>
+      <w:rPr>
+        <w:rFonts w:ascii="Courier New" w:hAnsi="Courier New" w:cs="Courier New" w:hint="default"/>
+      </w:rPr>
+    </w:lvl>
+    <w:lvl w:ilvl="5" w:tplc="04090005" w:tentative="1">
+      <w:start w:val="1"/>
+      <w:numFmt w:val="bullet"/>
+      <w:lvlText w:val=""/>
+      <w:lvlJc w:val="left"/>
+      <w:pPr>
+        <w:ind w:left="4680" w:hanging="360"/>
+      </w:pPr>
+      <w:rPr>
+        <w:rFonts w:ascii="Wingdings" w:hAnsi="Wingdings" w:hint="default"/>
+      </w:rPr>
+    </w:lvl>
+    <w:lvl w:ilvl="6" w:tplc="04090001" w:tentative="1">
+      <w:start w:val="1"/>
+      <w:numFmt w:val="bullet"/>
+      <w:lvlText w:val=""/>
+      <w:lvlJc w:val="left"/>
+      <w:pPr>
+        <w:ind w:left="5400" w:hanging="360"/>
+      </w:pPr>
+      <w:rPr>
+        <w:rFonts w:ascii="Symbol" w:hAnsi="Symbol" w:hint="default"/>
+      </w:rPr>
+    </w:lvl>
+    <w:lvl w:ilvl="7" w:tplc="04090003" w:tentative="1">
+      <w:start w:val="1"/>
+      <w:numFmt w:val="bullet"/>
+      <w:lvlText w:val="o"/>
+      <w:lvlJc w:val="left"/>
+      <w:pPr>
+        <w:ind w:left="6120" w:hanging="360"/>
+      </w:pPr>
+      <w:rPr>
+        <w:rFonts w:ascii="Courier New" w:hAnsi="Courier New" w:cs="Courier New" w:hint="default"/>
+      </w:rPr>
+    </w:lvl>
+    <w:lvl w:ilvl="8" w:tplc="04090005" w:tentative="1">
+      <w:start w:val="1"/>
+      <w:numFmt w:val="bullet"/>
+      <w:lvlText w:val=""/>
+      <w:lvlJc w:val="left"/>
+      <w:pPr>
+        <w:ind w:left="6840" w:hanging="360"/>
+      </w:pPr>
+      <w:rPr>
+        <w:rFonts w:ascii="Wingdings" w:hAnsi="Wingdings" w:hint="default"/>
+      </w:rPr>
+    </w:lvl>
+  </w:abstractNum>
+  <w:abstractNum w:abstractNumId="16" w15:restartNumberingAfterBreak="0">
     <w:nsid w:val="44216C08"/>
     <w:multiLevelType w:val="multilevel"/>
     <w:tmpl w:val="435EF3DA"/>
@@ -5132,7 +6122,7 @@
       </w:rPr>
     </w:lvl>
   </w:abstractNum>
-  <w:abstractNum w:abstractNumId="10" w15:restartNumberingAfterBreak="0">
+  <w:abstractNum w:abstractNumId="17" w15:restartNumberingAfterBreak="0">
     <w:nsid w:val="472F1BFF"/>
     <w:multiLevelType w:val="multilevel"/>
     <w:tmpl w:val="9424CE30"/>
@@ -5281,7 +6271,120 @@
       </w:rPr>
     </w:lvl>
   </w:abstractNum>
-  <w:abstractNum w:abstractNumId="11" w15:restartNumberingAfterBreak="0">
+  <w:abstractNum w:abstractNumId="18" w15:restartNumberingAfterBreak="0">
+    <w:nsid w:val="4F9840DE"/>
+    <w:multiLevelType w:val="hybridMultilevel"/>
+    <w:tmpl w:val="79A0792C"/>
+    <w:lvl w:ilvl="0" w:tplc="04090005">
+      <w:start w:val="1"/>
+      <w:numFmt w:val="bullet"/>
+      <w:lvlText w:val=""/>
+      <w:lvlJc w:val="left"/>
+      <w:pPr>
+        <w:ind w:left="1080" w:hanging="360"/>
+      </w:pPr>
+      <w:rPr>
+        <w:rFonts w:ascii="Wingdings" w:hAnsi="Wingdings" w:hint="default"/>
+      </w:rPr>
+    </w:lvl>
+    <w:lvl w:ilvl="1" w:tplc="04090003" w:tentative="1">
+      <w:start w:val="1"/>
+      <w:numFmt w:val="bullet"/>
+      <w:lvlText w:val="o"/>
+      <w:lvlJc w:val="left"/>
+      <w:pPr>
+        <w:ind w:left="1800" w:hanging="360"/>
+      </w:pPr>
+      <w:rPr>
+        <w:rFonts w:ascii="Courier New" w:hAnsi="Courier New" w:cs="Courier New" w:hint="default"/>
+      </w:rPr>
+    </w:lvl>
+    <w:lvl w:ilvl="2" w:tplc="04090005" w:tentative="1">
+      <w:start w:val="1"/>
+      <w:numFmt w:val="bullet"/>
+      <w:lvlText w:val=""/>
+      <w:lvlJc w:val="left"/>
+      <w:pPr>
+        <w:ind w:left="2520" w:hanging="360"/>
+      </w:pPr>
+      <w:rPr>
+        <w:rFonts w:ascii="Wingdings" w:hAnsi="Wingdings" w:hint="default"/>
+      </w:rPr>
+    </w:lvl>
+    <w:lvl w:ilvl="3" w:tplc="04090001" w:tentative="1">
+      <w:start w:val="1"/>
+      <w:numFmt w:val="bullet"/>
+      <w:lvlText w:val=""/>
+      <w:lvlJc w:val="left"/>
+      <w:pPr>
+        <w:ind w:left="3240" w:hanging="360"/>
+      </w:pPr>
+      <w:rPr>
+        <w:rFonts w:ascii="Symbol" w:hAnsi="Symbol" w:hint="default"/>
+      </w:rPr>
+    </w:lvl>
+    <w:lvl w:ilvl="4" w:tplc="04090003" w:tentative="1">
+      <w:start w:val="1"/>
+      <w:numFmt w:val="bullet"/>
+      <w:lvlText w:val="o"/>
+      <w:lvlJc w:val="left"/>
+      <w:pPr>
+        <w:ind w:left="3960" w:hanging="360"/>
+      </w:pPr>
+      <w:rPr>
+        <w:rFonts w:ascii="Courier New" w:hAnsi="Courier New" w:cs="Courier New" w:hint="default"/>
+      </w:rPr>
+    </w:lvl>
+    <w:lvl w:ilvl="5" w:tplc="04090005" w:tentative="1">
+      <w:start w:val="1"/>
+      <w:numFmt w:val="bullet"/>
+      <w:lvlText w:val=""/>
+      <w:lvlJc w:val="left"/>
+      <w:pPr>
+        <w:ind w:left="4680" w:hanging="360"/>
+      </w:pPr>
+      <w:rPr>
+        <w:rFonts w:ascii="Wingdings" w:hAnsi="Wingdings" w:hint="default"/>
+      </w:rPr>
+    </w:lvl>
+    <w:lvl w:ilvl="6" w:tplc="04090001" w:tentative="1">
+      <w:start w:val="1"/>
+      <w:numFmt w:val="bullet"/>
+      <w:lvlText w:val=""/>
+      <w:lvlJc w:val="left"/>
+      <w:pPr>
+        <w:ind w:left="5400" w:hanging="360"/>
+      </w:pPr>
+      <w:rPr>
+        <w:rFonts w:ascii="Symbol" w:hAnsi="Symbol" w:hint="default"/>
+      </w:rPr>
+    </w:lvl>
+    <w:lvl w:ilvl="7" w:tplc="04090003" w:tentative="1">
+      <w:start w:val="1"/>
+      <w:numFmt w:val="bullet"/>
+      <w:lvlText w:val="o"/>
+      <w:lvlJc w:val="left"/>
+      <w:pPr>
+        <w:ind w:left="6120" w:hanging="360"/>
+      </w:pPr>
+      <w:rPr>
+        <w:rFonts w:ascii="Courier New" w:hAnsi="Courier New" w:cs="Courier New" w:hint="default"/>
+      </w:rPr>
+    </w:lvl>
+    <w:lvl w:ilvl="8" w:tplc="04090005" w:tentative="1">
+      <w:start w:val="1"/>
+      <w:numFmt w:val="bullet"/>
+      <w:lvlText w:val=""/>
+      <w:lvlJc w:val="left"/>
+      <w:pPr>
+        <w:ind w:left="6840" w:hanging="360"/>
+      </w:pPr>
+      <w:rPr>
+        <w:rFonts w:ascii="Wingdings" w:hAnsi="Wingdings" w:hint="default"/>
+      </w:rPr>
+    </w:lvl>
+  </w:abstractNum>
+  <w:abstractNum w:abstractNumId="19" w15:restartNumberingAfterBreak="0">
     <w:nsid w:val="502C6F1A"/>
     <w:multiLevelType w:val="multilevel"/>
     <w:tmpl w:val="BBE6107A"/>
@@ -5430,7 +6533,7 @@
       </w:rPr>
     </w:lvl>
   </w:abstractNum>
-  <w:abstractNum w:abstractNumId="12" w15:restartNumberingAfterBreak="0">
+  <w:abstractNum w:abstractNumId="20" w15:restartNumberingAfterBreak="0">
     <w:nsid w:val="539F53FF"/>
     <w:multiLevelType w:val="multilevel"/>
     <w:tmpl w:val="4C34C91C"/>
@@ -5579,7 +6682,7 @@
       </w:rPr>
     </w:lvl>
   </w:abstractNum>
-  <w:abstractNum w:abstractNumId="13" w15:restartNumberingAfterBreak="0">
+  <w:abstractNum w:abstractNumId="21" w15:restartNumberingAfterBreak="0">
     <w:nsid w:val="59A56055"/>
     <w:multiLevelType w:val="multilevel"/>
     <w:tmpl w:val="D522F844"/>
@@ -5728,7 +6831,7 @@
       </w:rPr>
     </w:lvl>
   </w:abstractNum>
-  <w:abstractNum w:abstractNumId="14" w15:restartNumberingAfterBreak="0">
+  <w:abstractNum w:abstractNumId="22" w15:restartNumberingAfterBreak="0">
     <w:nsid w:val="5EAE085E"/>
     <w:multiLevelType w:val="hybridMultilevel"/>
     <w:tmpl w:val="6E088CA4"/>
@@ -5841,7 +6944,7 @@
       </w:rPr>
     </w:lvl>
   </w:abstractNum>
-  <w:abstractNum w:abstractNumId="15" w15:restartNumberingAfterBreak="0">
+  <w:abstractNum w:abstractNumId="23" w15:restartNumberingAfterBreak="0">
     <w:nsid w:val="5EB4793E"/>
     <w:multiLevelType w:val="multilevel"/>
     <w:tmpl w:val="2264DF2C"/>
@@ -5990,7 +7093,7 @@
       </w:rPr>
     </w:lvl>
   </w:abstractNum>
-  <w:abstractNum w:abstractNumId="16" w15:restartNumberingAfterBreak="0">
+  <w:abstractNum w:abstractNumId="24" w15:restartNumberingAfterBreak="0">
     <w:nsid w:val="607C4700"/>
     <w:multiLevelType w:val="multilevel"/>
     <w:tmpl w:val="7D161498"/>
@@ -6135,7 +7238,7 @@
       </w:rPr>
     </w:lvl>
   </w:abstractNum>
-  <w:abstractNum w:abstractNumId="17" w15:restartNumberingAfterBreak="0">
+  <w:abstractNum w:abstractNumId="25" w15:restartNumberingAfterBreak="0">
     <w:nsid w:val="635A48B8"/>
     <w:multiLevelType w:val="hybridMultilevel"/>
     <w:tmpl w:val="E2E2B49A"/>
@@ -6248,7 +7351,120 @@
       </w:rPr>
     </w:lvl>
   </w:abstractNum>
-  <w:abstractNum w:abstractNumId="18" w15:restartNumberingAfterBreak="0">
+  <w:abstractNum w:abstractNumId="26" w15:restartNumberingAfterBreak="0">
+    <w:nsid w:val="636153E9"/>
+    <w:multiLevelType w:val="hybridMultilevel"/>
+    <w:tmpl w:val="A3766096"/>
+    <w:lvl w:ilvl="0" w:tplc="04090005">
+      <w:start w:val="1"/>
+      <w:numFmt w:val="bullet"/>
+      <w:lvlText w:val=""/>
+      <w:lvlJc w:val="left"/>
+      <w:pPr>
+        <w:ind w:left="1440" w:hanging="360"/>
+      </w:pPr>
+      <w:rPr>
+        <w:rFonts w:ascii="Wingdings" w:hAnsi="Wingdings" w:hint="default"/>
+      </w:rPr>
+    </w:lvl>
+    <w:lvl w:ilvl="1" w:tplc="04090003" w:tentative="1">
+      <w:start w:val="1"/>
+      <w:numFmt w:val="bullet"/>
+      <w:lvlText w:val="o"/>
+      <w:lvlJc w:val="left"/>
+      <w:pPr>
+        <w:ind w:left="2160" w:hanging="360"/>
+      </w:pPr>
+      <w:rPr>
+        <w:rFonts w:ascii="Courier New" w:hAnsi="Courier New" w:cs="Courier New" w:hint="default"/>
+      </w:rPr>
+    </w:lvl>
+    <w:lvl w:ilvl="2" w:tplc="04090005" w:tentative="1">
+      <w:start w:val="1"/>
+      <w:numFmt w:val="bullet"/>
+      <w:lvlText w:val=""/>
+      <w:lvlJc w:val="left"/>
+      <w:pPr>
+        <w:ind w:left="2880" w:hanging="360"/>
+      </w:pPr>
+      <w:rPr>
+        <w:rFonts w:ascii="Wingdings" w:hAnsi="Wingdings" w:hint="default"/>
+      </w:rPr>
+    </w:lvl>
+    <w:lvl w:ilvl="3" w:tplc="04090001" w:tentative="1">
+      <w:start w:val="1"/>
+      <w:numFmt w:val="bullet"/>
+      <w:lvlText w:val=""/>
+      <w:lvlJc w:val="left"/>
+      <w:pPr>
+        <w:ind w:left="3600" w:hanging="360"/>
+      </w:pPr>
+      <w:rPr>
+        <w:rFonts w:ascii="Symbol" w:hAnsi="Symbol" w:hint="default"/>
+      </w:rPr>
+    </w:lvl>
+    <w:lvl w:ilvl="4" w:tplc="04090003" w:tentative="1">
+      <w:start w:val="1"/>
+      <w:numFmt w:val="bullet"/>
+      <w:lvlText w:val="o"/>
+      <w:lvlJc w:val="left"/>
+      <w:pPr>
+        <w:ind w:left="4320" w:hanging="360"/>
+      </w:pPr>
+      <w:rPr>
+        <w:rFonts w:ascii="Courier New" w:hAnsi="Courier New" w:cs="Courier New" w:hint="default"/>
+      </w:rPr>
+    </w:lvl>
+    <w:lvl w:ilvl="5" w:tplc="04090005" w:tentative="1">
+      <w:start w:val="1"/>
+      <w:numFmt w:val="bullet"/>
+      <w:lvlText w:val=""/>
+      <w:lvlJc w:val="left"/>
+      <w:pPr>
+        <w:ind w:left="5040" w:hanging="360"/>
+      </w:pPr>
+      <w:rPr>
+        <w:rFonts w:ascii="Wingdings" w:hAnsi="Wingdings" w:hint="default"/>
+      </w:rPr>
+    </w:lvl>
+    <w:lvl w:ilvl="6" w:tplc="04090001" w:tentative="1">
+      <w:start w:val="1"/>
+      <w:numFmt w:val="bullet"/>
+      <w:lvlText w:val=""/>
+      <w:lvlJc w:val="left"/>
+      <w:pPr>
+        <w:ind w:left="5760" w:hanging="360"/>
+      </w:pPr>
+      <w:rPr>
+        <w:rFonts w:ascii="Symbol" w:hAnsi="Symbol" w:hint="default"/>
+      </w:rPr>
+    </w:lvl>
+    <w:lvl w:ilvl="7" w:tplc="04090003" w:tentative="1">
+      <w:start w:val="1"/>
+      <w:numFmt w:val="bullet"/>
+      <w:lvlText w:val="o"/>
+      <w:lvlJc w:val="left"/>
+      <w:pPr>
+        <w:ind w:left="6480" w:hanging="360"/>
+      </w:pPr>
+      <w:rPr>
+        <w:rFonts w:ascii="Courier New" w:hAnsi="Courier New" w:cs="Courier New" w:hint="default"/>
+      </w:rPr>
+    </w:lvl>
+    <w:lvl w:ilvl="8" w:tplc="04090005" w:tentative="1">
+      <w:start w:val="1"/>
+      <w:numFmt w:val="bullet"/>
+      <w:lvlText w:val=""/>
+      <w:lvlJc w:val="left"/>
+      <w:pPr>
+        <w:ind w:left="7200" w:hanging="360"/>
+      </w:pPr>
+      <w:rPr>
+        <w:rFonts w:ascii="Wingdings" w:hAnsi="Wingdings" w:hint="default"/>
+      </w:rPr>
+    </w:lvl>
+  </w:abstractNum>
+  <w:abstractNum w:abstractNumId="27" w15:restartNumberingAfterBreak="0">
     <w:nsid w:val="669C3EE3"/>
     <w:multiLevelType w:val="multilevel"/>
     <w:tmpl w:val="F82064B6"/>
@@ -6398,7 +7614,7 @@
       </w:rPr>
     </w:lvl>
   </w:abstractNum>
-  <w:abstractNum w:abstractNumId="19" w15:restartNumberingAfterBreak="0">
+  <w:abstractNum w:abstractNumId="28" w15:restartNumberingAfterBreak="0">
     <w:nsid w:val="6F710461"/>
     <w:multiLevelType w:val="hybridMultilevel"/>
     <w:tmpl w:val="E95C1224"/>
@@ -6511,7 +7727,7 @@
       </w:rPr>
     </w:lvl>
   </w:abstractNum>
-  <w:abstractNum w:abstractNumId="20" w15:restartNumberingAfterBreak="0">
+  <w:abstractNum w:abstractNumId="29" w15:restartNumberingAfterBreak="0">
     <w:nsid w:val="70F52D60"/>
     <w:multiLevelType w:val="multilevel"/>
     <w:tmpl w:val="90A4512C"/>
@@ -6656,7 +7872,7 @@
       </w:rPr>
     </w:lvl>
   </w:abstractNum>
-  <w:abstractNum w:abstractNumId="21" w15:restartNumberingAfterBreak="0">
+  <w:abstractNum w:abstractNumId="30" w15:restartNumberingAfterBreak="0">
     <w:nsid w:val="710773A7"/>
     <w:multiLevelType w:val="hybridMultilevel"/>
     <w:tmpl w:val="4DB2F4BA"/>
@@ -6769,7 +7985,7 @@
       </w:rPr>
     </w:lvl>
   </w:abstractNum>
-  <w:abstractNum w:abstractNumId="22" w15:restartNumberingAfterBreak="0">
+  <w:abstractNum w:abstractNumId="31" w15:restartNumberingAfterBreak="0">
     <w:nsid w:val="7399736F"/>
     <w:multiLevelType w:val="multilevel"/>
     <w:tmpl w:val="80E673B6"/>
@@ -6918,7 +8134,7 @@
       </w:rPr>
     </w:lvl>
   </w:abstractNum>
-  <w:abstractNum w:abstractNumId="23" w15:restartNumberingAfterBreak="0">
+  <w:abstractNum w:abstractNumId="32" w15:restartNumberingAfterBreak="0">
     <w:nsid w:val="76591805"/>
     <w:multiLevelType w:val="hybridMultilevel"/>
     <w:tmpl w:val="5718A2FA"/>
@@ -7031,7 +8247,7 @@
       </w:rPr>
     </w:lvl>
   </w:abstractNum>
-  <w:abstractNum w:abstractNumId="24" w15:restartNumberingAfterBreak="0">
+  <w:abstractNum w:abstractNumId="33" w15:restartNumberingAfterBreak="0">
     <w:nsid w:val="7FAD771E"/>
     <w:multiLevelType w:val="multilevel"/>
     <w:tmpl w:val="90A4512C"/>
@@ -7177,79 +8393,106 @@
     </w:lvl>
   </w:abstractNum>
   <w:num w:numId="1" w16cid:durableId="1339429122">
+    <w:abstractNumId w:val="31"/>
+  </w:num>
+  <w:num w:numId="2" w16cid:durableId="994996629">
+    <w:abstractNumId w:val="2"/>
+  </w:num>
+  <w:num w:numId="3" w16cid:durableId="1394811624">
     <w:abstractNumId w:val="22"/>
   </w:num>
-  <w:num w:numId="2" w16cid:durableId="994996629">
-    <w:abstractNumId w:val="1"/>
+  <w:num w:numId="4" w16cid:durableId="1747998520">
+    <w:abstractNumId w:val="10"/>
   </w:num>
-  <w:num w:numId="3" w16cid:durableId="1394811624">
+  <w:num w:numId="5" w16cid:durableId="1570264007">
     <w:abstractNumId w:val="14"/>
   </w:num>
-  <w:num w:numId="4" w16cid:durableId="1747998520">
-    <w:abstractNumId w:val="5"/>
+  <w:num w:numId="6" w16cid:durableId="1252467721">
+    <w:abstractNumId w:val="4"/>
   </w:num>
-  <w:num w:numId="5" w16cid:durableId="1570264007">
+  <w:num w:numId="7" w16cid:durableId="797340867">
+    <w:abstractNumId w:val="12"/>
+  </w:num>
+  <w:num w:numId="8" w16cid:durableId="1848980445">
+    <w:abstractNumId w:val="20"/>
+  </w:num>
+  <w:num w:numId="9" w16cid:durableId="2141722689">
     <w:abstractNumId w:val="8"/>
   </w:num>
-  <w:num w:numId="6" w16cid:durableId="1252467721">
-    <w:abstractNumId w:val="2"/>
+  <w:num w:numId="10" w16cid:durableId="1219249091">
+    <w:abstractNumId w:val="25"/>
   </w:num>
-  <w:num w:numId="7" w16cid:durableId="797340867">
+  <w:num w:numId="11" w16cid:durableId="663974618">
+    <w:abstractNumId w:val="30"/>
+  </w:num>
+  <w:num w:numId="12" w16cid:durableId="593629922">
+    <w:abstractNumId w:val="23"/>
+  </w:num>
+  <w:num w:numId="13" w16cid:durableId="1601797844">
+    <w:abstractNumId w:val="21"/>
+  </w:num>
+  <w:num w:numId="14" w16cid:durableId="745029998">
+    <w:abstractNumId w:val="17"/>
+  </w:num>
+  <w:num w:numId="15" w16cid:durableId="444693191">
+    <w:abstractNumId w:val="27"/>
+  </w:num>
+  <w:num w:numId="16" w16cid:durableId="1675836263">
+    <w:abstractNumId w:val="28"/>
+  </w:num>
+  <w:num w:numId="17" w16cid:durableId="1276792731">
+    <w:abstractNumId w:val="16"/>
+  </w:num>
+  <w:num w:numId="18" w16cid:durableId="102657813">
+    <w:abstractNumId w:val="13"/>
+  </w:num>
+  <w:num w:numId="19" w16cid:durableId="1152215179">
+    <w:abstractNumId w:val="29"/>
+  </w:num>
+  <w:num w:numId="20" w16cid:durableId="915288420">
+    <w:abstractNumId w:val="33"/>
+  </w:num>
+  <w:num w:numId="21" w16cid:durableId="503475869">
+    <w:abstractNumId w:val="24"/>
+  </w:num>
+  <w:num w:numId="22" w16cid:durableId="418330850">
     <w:abstractNumId w:val="6"/>
   </w:num>
-  <w:num w:numId="8" w16cid:durableId="1848980445">
-    <w:abstractNumId w:val="12"/>
-  </w:num>
-  <w:num w:numId="9" w16cid:durableId="2141722689">
-    <w:abstractNumId w:val="4"/>
-  </w:num>
-  <w:num w:numId="10" w16cid:durableId="1219249091">
-    <w:abstractNumId w:val="17"/>
-  </w:num>
-  <w:num w:numId="11" w16cid:durableId="663974618">
-    <w:abstractNumId w:val="21"/>
-  </w:num>
-  <w:num w:numId="12" w16cid:durableId="593629922">
-    <w:abstractNumId w:val="15"/>
-  </w:num>
-  <w:num w:numId="13" w16cid:durableId="1601797844">
-    <w:abstractNumId w:val="13"/>
-  </w:num>
-  <w:num w:numId="14" w16cid:durableId="745029998">
-    <w:abstractNumId w:val="10"/>
-  </w:num>
-  <w:num w:numId="15" w16cid:durableId="444693191">
-    <w:abstractNumId w:val="18"/>
-  </w:num>
-  <w:num w:numId="16" w16cid:durableId="1675836263">
+  <w:num w:numId="23" w16cid:durableId="412439629">
     <w:abstractNumId w:val="19"/>
-  </w:num>
-  <w:num w:numId="17" w16cid:durableId="1276792731">
-    <w:abstractNumId w:val="9"/>
-  </w:num>
-  <w:num w:numId="18" w16cid:durableId="102657813">
-    <w:abstractNumId w:val="7"/>
-  </w:num>
-  <w:num w:numId="19" w16cid:durableId="1152215179">
-    <w:abstractNumId w:val="20"/>
-  </w:num>
-  <w:num w:numId="20" w16cid:durableId="915288420">
-    <w:abstractNumId w:val="24"/>
-  </w:num>
-  <w:num w:numId="21" w16cid:durableId="503475869">
-    <w:abstractNumId w:val="16"/>
-  </w:num>
-  <w:num w:numId="22" w16cid:durableId="418330850">
-    <w:abstractNumId w:val="3"/>
-  </w:num>
-  <w:num w:numId="23" w16cid:durableId="412439629">
-    <w:abstractNumId w:val="11"/>
   </w:num>
   <w:num w:numId="24" w16cid:durableId="112872426">
     <w:abstractNumId w:val="0"/>
   </w:num>
   <w:num w:numId="25" w16cid:durableId="2144738408">
-    <w:abstractNumId w:val="23"/>
+    <w:abstractNumId w:val="32"/>
+  </w:num>
+  <w:num w:numId="26" w16cid:durableId="1881279480">
+    <w:abstractNumId w:val="18"/>
+  </w:num>
+  <w:num w:numId="27" w16cid:durableId="1756855115">
+    <w:abstractNumId w:val="7"/>
+  </w:num>
+  <w:num w:numId="28" w16cid:durableId="1002465705">
+    <w:abstractNumId w:val="9"/>
+  </w:num>
+  <w:num w:numId="29" w16cid:durableId="125895240">
+    <w:abstractNumId w:val="3"/>
+  </w:num>
+  <w:num w:numId="30" w16cid:durableId="1673992847">
+    <w:abstractNumId w:val="1"/>
+  </w:num>
+  <w:num w:numId="31" w16cid:durableId="1003123027">
+    <w:abstractNumId w:val="15"/>
+  </w:num>
+  <w:num w:numId="32" w16cid:durableId="2092769116">
+    <w:abstractNumId w:val="11"/>
+  </w:num>
+  <w:num w:numId="33" w16cid:durableId="2076514255">
+    <w:abstractNumId w:val="5"/>
+  </w:num>
+  <w:num w:numId="34" w16cid:durableId="60955948">
+    <w:abstractNumId w:val="26"/>
   </w:num>
 </w:numbering>
 </file>
@@ -7654,6 +8897,7 @@
   <w:style w:type="paragraph" w:default="1" w:styleId="Normal">
     <w:name w:val="Normal"/>
     <w:qFormat/>
+    <w:rsid w:val="003F1904"/>
   </w:style>
   <w:style w:type="paragraph" w:styleId="Heading1">
     <w:name w:val="heading 1"/>
@@ -8207,6 +9451,17 @@
       <w:lang w:eastAsia="vi-VN"/>
     </w:rPr>
   </w:style>
+  <w:style w:type="character" w:styleId="Strong">
+    <w:name w:val="Strong"/>
+    <w:basedOn w:val="DefaultParagraphFont"/>
+    <w:uiPriority w:val="22"/>
+    <w:qFormat/>
+    <w:rsid w:val="00D3788A"/>
+    <w:rPr>
+      <w:b/>
+      <w:bCs/>
+    </w:rPr>
+  </w:style>
 </w:styles>
 </file>
 
